--- a/Document/SDLC/분석모델(AM).docx
+++ b/Document/SDLC/분석모델(AM).docx
@@ -12573,6 +12573,7 @@
             </w:pPr>
             <w:r>
               <w:rPr>
+                <w:noProof/>
                 <w:color w:val="000000"/>
                 <w:sz w:val="20"/>
                 <w:szCs w:val="20"/>
@@ -12618,21 +12619,6 @@
       </w:tr>
     </w:tbl>
     <w:p/>
-    <w:p/>
-    <w:p/>
-    <w:p/>
-    <w:p/>
-    <w:p/>
-    <w:p/>
-    <w:p/>
-    <w:p/>
-    <w:p>
-      <w:pPr>
-        <w:rPr>
-          <w:rFonts w:hint="eastAsia"/>
-        </w:rPr>
-      </w:pPr>
-    </w:p>
     <w:tbl>
       <w:tblPr>
         <w:tblW w:w="9067" w:type="dxa"/>
@@ -12676,7 +12662,6 @@
                 <w:sz w:val="18"/>
                 <w:szCs w:val="18"/>
               </w:rPr>
-              <w:lastRenderedPageBreak/>
               <w:t>순서</w:t>
             </w:r>
           </w:p>
@@ -13518,7 +13503,7 @@
                 <w:sz w:val="18"/>
                 <w:szCs w:val="18"/>
               </w:rPr>
-              <w:t xml:space="preserve"> 제어</w:t>
+              <w:t xml:space="preserve"> </w:t>
             </w:r>
             <w:r>
               <w:rPr>
@@ -13527,22 +13512,9 @@
                 <w:sz w:val="18"/>
                 <w:szCs w:val="18"/>
               </w:rPr>
-              <w:t xml:space="preserve"> (C)</w:t>
-            </w:r>
-          </w:p>
-        </w:tc>
-        <w:tc>
-          <w:tcPr>
-            <w:tcW w:w="1741" w:type="dxa"/>
-          </w:tcPr>
-          <w:p>
-            <w:pPr>
-              <w:rPr>
-                <w:color w:val="444746"/>
-                <w:sz w:val="18"/>
-                <w:szCs w:val="18"/>
-              </w:rPr>
-            </w:pPr>
+              <w:lastRenderedPageBreak/>
+              <w:t>제어</w:t>
+            </w:r>
             <w:r>
               <w:rPr>
                 <w:rFonts w:hint="eastAsia"/>
@@ -13550,6 +13522,30 @@
                 <w:sz w:val="18"/>
                 <w:szCs w:val="18"/>
               </w:rPr>
+              <w:t xml:space="preserve"> (C)</w:t>
+            </w:r>
+          </w:p>
+        </w:tc>
+        <w:tc>
+          <w:tcPr>
+            <w:tcW w:w="1741" w:type="dxa"/>
+          </w:tcPr>
+          <w:p>
+            <w:pPr>
+              <w:rPr>
+                <w:color w:val="444746"/>
+                <w:sz w:val="18"/>
+                <w:szCs w:val="18"/>
+              </w:rPr>
+            </w:pPr>
+            <w:r>
+              <w:rPr>
+                <w:rFonts w:hint="eastAsia"/>
+                <w:color w:val="444746"/>
+                <w:sz w:val="18"/>
+                <w:szCs w:val="18"/>
+              </w:rPr>
+              <w:lastRenderedPageBreak/>
               <w:t>사용자 접속 상태 제어 (C)</w:t>
             </w:r>
           </w:p>
@@ -14568,24 +14564,6 @@
         </w:tc>
       </w:tr>
     </w:tbl>
-    <w:p/>
-    <w:p/>
-    <w:p/>
-    <w:p/>
-    <w:p/>
-    <w:p/>
-    <w:p/>
-    <w:p/>
-    <w:p/>
-    <w:p/>
-    <w:p/>
-    <w:p>
-      <w:pPr>
-        <w:rPr>
-          <w:rFonts w:hint="eastAsia"/>
-        </w:rPr>
-      </w:pPr>
-    </w:p>
     <w:p/>
     <w:tbl>
       <w:tblPr>
@@ -14643,7 +14621,6 @@
                 <w:sz w:val="20"/>
                 <w:szCs w:val="20"/>
               </w:rPr>
-              <w:lastRenderedPageBreak/>
               <w:t>식별 번호</w:t>
             </w:r>
           </w:p>
@@ -15100,14 +15077,10 @@
       </w:tblPr>
       <w:tblGrid>
         <w:gridCol w:w="846"/>
-        <w:gridCol w:w="709"/>
-        <w:gridCol w:w="658"/>
+        <w:gridCol w:w="1367"/>
         <w:gridCol w:w="1741"/>
-        <w:gridCol w:w="294"/>
-        <w:gridCol w:w="1278"/>
-        <w:gridCol w:w="247"/>
-        <w:gridCol w:w="3286"/>
-        <w:gridCol w:w="8"/>
+        <w:gridCol w:w="1572"/>
+        <w:gridCol w:w="3541"/>
       </w:tblGrid>
       <w:tr>
         <w:tc>
@@ -15138,7 +15111,6 @@
         <w:tc>
           <w:tcPr>
             <w:tcW w:w="1367" w:type="dxa"/>
-            <w:gridSpan w:val="2"/>
             <w:shd w:val="clear" w:color="auto" w:fill="DAE9F7"/>
           </w:tcPr>
           <w:p>
@@ -15189,7 +15161,6 @@
         <w:tc>
           <w:tcPr>
             <w:tcW w:w="1572" w:type="dxa"/>
-            <w:gridSpan w:val="2"/>
             <w:shd w:val="clear" w:color="auto" w:fill="DAE9F7"/>
           </w:tcPr>
           <w:p>
@@ -15215,7 +15186,6 @@
         <w:tc>
           <w:tcPr>
             <w:tcW w:w="3541" w:type="dxa"/>
-            <w:gridSpan w:val="3"/>
             <w:shd w:val="clear" w:color="auto" w:fill="DAE9F7"/>
           </w:tcPr>
           <w:p>
@@ -15268,7 +15238,6 @@
         <w:tc>
           <w:tcPr>
             <w:tcW w:w="1367" w:type="dxa"/>
-            <w:gridSpan w:val="2"/>
           </w:tcPr>
           <w:p>
             <w:pPr>
@@ -15323,7 +15292,6 @@
         <w:tc>
           <w:tcPr>
             <w:tcW w:w="1572" w:type="dxa"/>
-            <w:gridSpan w:val="2"/>
           </w:tcPr>
           <w:p>
             <w:pPr>
@@ -15364,7 +15332,6 @@
         <w:tc>
           <w:tcPr>
             <w:tcW w:w="3541" w:type="dxa"/>
-            <w:gridSpan w:val="3"/>
           </w:tcPr>
           <w:p>
             <w:pPr>
@@ -15410,6 +15377,7 @@
                 <w:sz w:val="18"/>
                 <w:szCs w:val="18"/>
               </w:rPr>
+              <w:lastRenderedPageBreak/>
               <w:t>2</w:t>
             </w:r>
           </w:p>
@@ -15417,7 +15385,6 @@
         <w:tc>
           <w:tcPr>
             <w:tcW w:w="1367" w:type="dxa"/>
-            <w:gridSpan w:val="2"/>
           </w:tcPr>
           <w:p>
             <w:pPr>
@@ -15464,7 +15431,6 @@
         <w:tc>
           <w:tcPr>
             <w:tcW w:w="1572" w:type="dxa"/>
-            <w:gridSpan w:val="2"/>
           </w:tcPr>
           <w:p>
             <w:pPr>
@@ -15487,7 +15453,6 @@
         <w:tc>
           <w:tcPr>
             <w:tcW w:w="3541" w:type="dxa"/>
-            <w:gridSpan w:val="3"/>
           </w:tcPr>
           <w:p>
             <w:pPr>
@@ -15541,7 +15506,6 @@
         <w:tc>
           <w:tcPr>
             <w:tcW w:w="1367" w:type="dxa"/>
-            <w:gridSpan w:val="2"/>
           </w:tcPr>
           <w:p>
             <w:pPr>
@@ -15588,7 +15552,6 @@
         <w:tc>
           <w:tcPr>
             <w:tcW w:w="1572" w:type="dxa"/>
-            <w:gridSpan w:val="2"/>
           </w:tcPr>
           <w:p>
             <w:pPr>
@@ -15628,7 +15591,6 @@
         <w:tc>
           <w:tcPr>
             <w:tcW w:w="3541" w:type="dxa"/>
-            <w:gridSpan w:val="3"/>
           </w:tcPr>
           <w:p>
             <w:pPr>
@@ -15679,7 +15641,6 @@
         <w:tc>
           <w:tcPr>
             <w:tcW w:w="1367" w:type="dxa"/>
-            <w:gridSpan w:val="2"/>
           </w:tcPr>
           <w:p>
             <w:pPr>
@@ -15726,7 +15687,6 @@
         <w:tc>
           <w:tcPr>
             <w:tcW w:w="1572" w:type="dxa"/>
-            <w:gridSpan w:val="2"/>
           </w:tcPr>
           <w:p>
             <w:pPr>
@@ -15758,7 +15718,6 @@
         <w:tc>
           <w:tcPr>
             <w:tcW w:w="3541" w:type="dxa"/>
-            <w:gridSpan w:val="3"/>
           </w:tcPr>
           <w:p>
             <w:pPr>
@@ -15811,7 +15770,6 @@
         <w:tc>
           <w:tcPr>
             <w:tcW w:w="1367" w:type="dxa"/>
-            <w:gridSpan w:val="2"/>
           </w:tcPr>
           <w:p>
             <w:pPr>
@@ -15858,7 +15816,6 @@
         <w:tc>
           <w:tcPr>
             <w:tcW w:w="1572" w:type="dxa"/>
-            <w:gridSpan w:val="2"/>
           </w:tcPr>
           <w:p>
             <w:pPr>
@@ -15890,7 +15847,6 @@
         <w:tc>
           <w:tcPr>
             <w:tcW w:w="3541" w:type="dxa"/>
-            <w:gridSpan w:val="3"/>
           </w:tcPr>
           <w:p>
             <w:pPr>
@@ -15943,7 +15899,6 @@
         <w:tc>
           <w:tcPr>
             <w:tcW w:w="1367" w:type="dxa"/>
-            <w:gridSpan w:val="2"/>
           </w:tcPr>
           <w:p>
             <w:pPr>
@@ -15990,7 +15945,6 @@
         <w:tc>
           <w:tcPr>
             <w:tcW w:w="1572" w:type="dxa"/>
-            <w:gridSpan w:val="2"/>
           </w:tcPr>
           <w:p>
             <w:pPr>
@@ -16031,7 +15985,6 @@
         <w:tc>
           <w:tcPr>
             <w:tcW w:w="3541" w:type="dxa"/>
-            <w:gridSpan w:val="3"/>
           </w:tcPr>
           <w:p>
             <w:pPr>
@@ -16084,7 +16037,6 @@
         <w:tc>
           <w:tcPr>
             <w:tcW w:w="1367" w:type="dxa"/>
-            <w:gridSpan w:val="2"/>
           </w:tcPr>
           <w:p>
             <w:pPr>
@@ -16156,7 +16108,6 @@
         <w:tc>
           <w:tcPr>
             <w:tcW w:w="1572" w:type="dxa"/>
-            <w:gridSpan w:val="2"/>
           </w:tcPr>
           <w:p>
             <w:pPr>
@@ -16179,7 +16130,6 @@
         <w:tc>
           <w:tcPr>
             <w:tcW w:w="3541" w:type="dxa"/>
-            <w:gridSpan w:val="3"/>
           </w:tcPr>
           <w:p>
             <w:pPr>
@@ -16243,7 +16193,6 @@
         <w:tc>
           <w:tcPr>
             <w:tcW w:w="1367" w:type="dxa"/>
-            <w:gridSpan w:val="2"/>
           </w:tcPr>
           <w:p>
             <w:pPr>
@@ -16315,7 +16264,6 @@
         <w:tc>
           <w:tcPr>
             <w:tcW w:w="1572" w:type="dxa"/>
-            <w:gridSpan w:val="2"/>
           </w:tcPr>
           <w:p>
             <w:pPr>
@@ -16365,7 +16313,6 @@
         <w:tc>
           <w:tcPr>
             <w:tcW w:w="3541" w:type="dxa"/>
-            <w:gridSpan w:val="3"/>
           </w:tcPr>
           <w:p>
             <w:pPr>
@@ -16416,7 +16363,6 @@
         <w:tc>
           <w:tcPr>
             <w:tcW w:w="1367" w:type="dxa"/>
-            <w:gridSpan w:val="2"/>
           </w:tcPr>
           <w:p>
             <w:pPr>
@@ -16471,7 +16417,6 @@
         <w:tc>
           <w:tcPr>
             <w:tcW w:w="1572" w:type="dxa"/>
-            <w:gridSpan w:val="2"/>
           </w:tcPr>
           <w:p>
             <w:pPr>
@@ -16494,7 +16439,6 @@
         <w:tc>
           <w:tcPr>
             <w:tcW w:w="3541" w:type="dxa"/>
-            <w:gridSpan w:val="3"/>
           </w:tcPr>
           <w:p>
             <w:pPr>
@@ -16516,20 +16460,37 @@
           </w:p>
         </w:tc>
       </w:tr>
+    </w:tbl>
+    <w:p/>
+    <w:tbl>
+      <w:tblPr>
+        <w:tblW w:w="9059" w:type="dxa"/>
+        <w:jc w:val="center"/>
+        <w:tblBorders>
+          <w:top w:val="single" w:sz="4" w:space="0" w:color="000000"/>
+          <w:left w:val="single" w:sz="4" w:space="0" w:color="000000"/>
+          <w:bottom w:val="single" w:sz="4" w:space="0" w:color="000000"/>
+          <w:right w:val="single" w:sz="4" w:space="0" w:color="000000"/>
+          <w:insideH w:val="single" w:sz="4" w:space="0" w:color="000000"/>
+          <w:insideV w:val="single" w:sz="4" w:space="0" w:color="000000"/>
+        </w:tblBorders>
+        <w:tblLayout w:type="fixed"/>
+        <w:tblLook w:val="0400" w:firstRow="0" w:lastRow="0" w:firstColumn="0" w:lastColumn="0" w:noHBand="0" w:noVBand="1"/>
+      </w:tblPr>
+      <w:tblGrid>
+        <w:gridCol w:w="1555"/>
+        <w:gridCol w:w="2693"/>
+        <w:gridCol w:w="1525"/>
+        <w:gridCol w:w="3286"/>
+      </w:tblGrid>
       <w:tr>
-        <w:tblPrEx>
-          <w:jc w:val="center"/>
-        </w:tblPrEx>
         <w:trPr>
-          <w:gridAfter w:val="1"/>
-          <w:wAfter w:w="8" w:type="dxa"/>
           <w:trHeight w:val="253"/>
           <w:jc w:val="center"/>
         </w:trPr>
         <w:tc>
           <w:tcPr>
             <w:tcW w:w="1555" w:type="dxa"/>
-            <w:gridSpan w:val="2"/>
             <w:tcBorders>
               <w:top w:val="single" w:sz="4" w:space="0" w:color="000000"/>
               <w:left w:val="single" w:sz="4" w:space="0" w:color="000000"/>
@@ -16557,7 +16518,6 @@
                 <w:sz w:val="20"/>
                 <w:szCs w:val="20"/>
               </w:rPr>
-              <w:lastRenderedPageBreak/>
               <w:t>식별 번호</w:t>
             </w:r>
           </w:p>
@@ -16565,6 +16525,319 @@
         <w:tc>
           <w:tcPr>
             <w:tcW w:w="2693" w:type="dxa"/>
+            <w:tcBorders>
+              <w:top w:val="single" w:sz="4" w:space="0" w:color="000000"/>
+              <w:left w:val="single" w:sz="4" w:space="0" w:color="000000"/>
+              <w:bottom w:val="single" w:sz="4" w:space="0" w:color="000000"/>
+              <w:right w:val="single" w:sz="4" w:space="0" w:color="000000"/>
+            </w:tcBorders>
+            <w:vAlign w:val="center"/>
+          </w:tcPr>
+          <w:p>
+            <w:pPr>
+              <w:ind w:right="50"/>
+              <w:jc w:val="center"/>
+              <w:rPr>
+                <w:b/>
+                <w:bCs/>
+                <w:color w:val="000000"/>
+                <w:sz w:val="20"/>
+                <w:szCs w:val="20"/>
+              </w:rPr>
+            </w:pPr>
+            <w:r>
+              <w:rPr>
+                <w:b/>
+                <w:bCs/>
+                <w:color w:val="000000"/>
+                <w:sz w:val="20"/>
+                <w:szCs w:val="20"/>
+              </w:rPr>
+              <w:t>BCE-0</w:t>
+            </w:r>
+            <w:r>
+              <w:rPr>
+                <w:rFonts w:hint="eastAsia"/>
+                <w:b/>
+                <w:bCs/>
+                <w:color w:val="000000"/>
+                <w:sz w:val="20"/>
+                <w:szCs w:val="20"/>
+              </w:rPr>
+              <w:t>3</w:t>
+            </w:r>
+          </w:p>
+        </w:tc>
+        <w:tc>
+          <w:tcPr>
+            <w:tcW w:w="1525" w:type="dxa"/>
+            <w:tcBorders>
+              <w:top w:val="single" w:sz="4" w:space="0" w:color="000000"/>
+              <w:left w:val="single" w:sz="4" w:space="0" w:color="000000"/>
+              <w:bottom w:val="single" w:sz="4" w:space="0" w:color="000000"/>
+              <w:right w:val="single" w:sz="4" w:space="0" w:color="000000"/>
+            </w:tcBorders>
+            <w:shd w:val="clear" w:color="auto" w:fill="DAE9F7"/>
+            <w:vAlign w:val="center"/>
+          </w:tcPr>
+          <w:p>
+            <w:pPr>
+              <w:ind w:right="58"/>
+              <w:jc w:val="center"/>
+              <w:rPr>
+                <w:b/>
+                <w:bCs/>
+                <w:color w:val="000000"/>
+                <w:sz w:val="20"/>
+                <w:szCs w:val="20"/>
+              </w:rPr>
+            </w:pPr>
+            <w:r>
+              <w:rPr>
+                <w:b/>
+                <w:bCs/>
+                <w:color w:val="000000"/>
+                <w:sz w:val="20"/>
+                <w:szCs w:val="20"/>
+              </w:rPr>
+              <w:t>작성자</w:t>
+            </w:r>
+          </w:p>
+        </w:tc>
+        <w:tc>
+          <w:tcPr>
+            <w:tcW w:w="3286" w:type="dxa"/>
+            <w:tcBorders>
+              <w:top w:val="single" w:sz="4" w:space="0" w:color="000000"/>
+              <w:left w:val="single" w:sz="4" w:space="0" w:color="000000"/>
+              <w:bottom w:val="single" w:sz="4" w:space="0" w:color="000000"/>
+              <w:right w:val="single" w:sz="4" w:space="0" w:color="000000"/>
+            </w:tcBorders>
+            <w:vAlign w:val="center"/>
+          </w:tcPr>
+          <w:p>
+            <w:pPr>
+              <w:ind w:right="58"/>
+              <w:jc w:val="center"/>
+              <w:rPr>
+                <w:b/>
+                <w:bCs/>
+                <w:color w:val="000000"/>
+                <w:sz w:val="20"/>
+                <w:szCs w:val="20"/>
+              </w:rPr>
+            </w:pPr>
+            <w:r>
+              <w:rPr>
+                <w:rFonts w:hint="eastAsia"/>
+                <w:b/>
+                <w:bCs/>
+                <w:color w:val="000000"/>
+                <w:sz w:val="20"/>
+                <w:szCs w:val="20"/>
+              </w:rPr>
+              <w:t>김민성</w:t>
+            </w:r>
+          </w:p>
+        </w:tc>
+      </w:tr>
+      <w:tr>
+        <w:trPr>
+          <w:trHeight w:val="253"/>
+          <w:jc w:val="center"/>
+        </w:trPr>
+        <w:tc>
+          <w:tcPr>
+            <w:tcW w:w="1555" w:type="dxa"/>
+            <w:tcBorders>
+              <w:top w:val="single" w:sz="4" w:space="0" w:color="000000"/>
+              <w:left w:val="single" w:sz="4" w:space="0" w:color="000000"/>
+              <w:bottom w:val="single" w:sz="4" w:space="0" w:color="000000"/>
+              <w:right w:val="single" w:sz="4" w:space="0" w:color="000000"/>
+            </w:tcBorders>
+            <w:shd w:val="clear" w:color="auto" w:fill="DAE9F7"/>
+            <w:vAlign w:val="center"/>
+          </w:tcPr>
+          <w:p>
+            <w:pPr>
+              <w:ind w:right="57"/>
+              <w:jc w:val="center"/>
+              <w:rPr>
+                <w:b/>
+                <w:bCs/>
+                <w:color w:val="000000"/>
+                <w:sz w:val="20"/>
+                <w:szCs w:val="20"/>
+              </w:rPr>
+            </w:pPr>
+            <w:proofErr w:type="spellStart"/>
+            <w:r>
+              <w:rPr>
+                <w:b/>
+                <w:bCs/>
+                <w:color w:val="000000"/>
+                <w:sz w:val="20"/>
+                <w:szCs w:val="20"/>
+              </w:rPr>
+              <w:t>유스케이스명</w:t>
+            </w:r>
+            <w:proofErr w:type="spellEnd"/>
+          </w:p>
+        </w:tc>
+        <w:tc>
+          <w:tcPr>
+            <w:tcW w:w="2693" w:type="dxa"/>
+            <w:tcBorders>
+              <w:top w:val="single" w:sz="4" w:space="0" w:color="000000"/>
+              <w:left w:val="single" w:sz="4" w:space="0" w:color="000000"/>
+              <w:bottom w:val="single" w:sz="4" w:space="0" w:color="000000"/>
+              <w:right w:val="single" w:sz="4" w:space="0" w:color="000000"/>
+            </w:tcBorders>
+            <w:vAlign w:val="center"/>
+          </w:tcPr>
+          <w:p>
+            <w:pPr>
+              <w:ind w:right="50"/>
+              <w:jc w:val="center"/>
+              <w:rPr>
+                <w:b/>
+                <w:bCs/>
+                <w:color w:val="000000"/>
+                <w:sz w:val="20"/>
+                <w:szCs w:val="20"/>
+              </w:rPr>
+            </w:pPr>
+            <w:r>
+              <w:rPr>
+                <w:rFonts w:hint="eastAsia"/>
+                <w:b/>
+                <w:bCs/>
+                <w:color w:val="000000"/>
+                <w:sz w:val="20"/>
+                <w:szCs w:val="20"/>
+              </w:rPr>
+              <w:t>파일 전송</w:t>
+            </w:r>
+          </w:p>
+        </w:tc>
+        <w:tc>
+          <w:tcPr>
+            <w:tcW w:w="1525" w:type="dxa"/>
+            <w:tcBorders>
+              <w:top w:val="single" w:sz="4" w:space="0" w:color="000000"/>
+              <w:left w:val="single" w:sz="4" w:space="0" w:color="000000"/>
+              <w:bottom w:val="single" w:sz="4" w:space="0" w:color="000000"/>
+              <w:right w:val="single" w:sz="4" w:space="0" w:color="000000"/>
+            </w:tcBorders>
+            <w:shd w:val="clear" w:color="auto" w:fill="DAE9F7"/>
+            <w:vAlign w:val="center"/>
+          </w:tcPr>
+          <w:p>
+            <w:pPr>
+              <w:ind w:right="58"/>
+              <w:jc w:val="center"/>
+              <w:rPr>
+                <w:b/>
+                <w:bCs/>
+                <w:color w:val="000000"/>
+                <w:sz w:val="20"/>
+                <w:szCs w:val="20"/>
+              </w:rPr>
+            </w:pPr>
+            <w:r>
+              <w:rPr>
+                <w:b/>
+                <w:bCs/>
+                <w:color w:val="000000"/>
+                <w:sz w:val="20"/>
+                <w:szCs w:val="20"/>
+              </w:rPr>
+              <w:t>출처</w:t>
+            </w:r>
+          </w:p>
+        </w:tc>
+        <w:tc>
+          <w:tcPr>
+            <w:tcW w:w="3286" w:type="dxa"/>
+            <w:tcBorders>
+              <w:top w:val="single" w:sz="4" w:space="0" w:color="000000"/>
+              <w:left w:val="single" w:sz="4" w:space="0" w:color="000000"/>
+              <w:bottom w:val="single" w:sz="4" w:space="0" w:color="000000"/>
+              <w:right w:val="single" w:sz="4" w:space="0" w:color="000000"/>
+            </w:tcBorders>
+            <w:vAlign w:val="center"/>
+          </w:tcPr>
+          <w:p>
+            <w:pPr>
+              <w:ind w:right="58"/>
+              <w:jc w:val="center"/>
+              <w:rPr>
+                <w:b/>
+                <w:bCs/>
+                <w:color w:val="000000"/>
+                <w:sz w:val="20"/>
+                <w:szCs w:val="20"/>
+              </w:rPr>
+            </w:pPr>
+            <w:r>
+              <w:rPr>
+                <w:rFonts w:hint="eastAsia"/>
+                <w:b/>
+                <w:bCs/>
+                <w:color w:val="000000"/>
+                <w:sz w:val="20"/>
+                <w:szCs w:val="20"/>
+              </w:rPr>
+              <w:t>FR-07</w:t>
+            </w:r>
+          </w:p>
+        </w:tc>
+      </w:tr>
+      <w:tr>
+        <w:trPr>
+          <w:trHeight w:val="253"/>
+          <w:jc w:val="center"/>
+        </w:trPr>
+        <w:tc>
+          <w:tcPr>
+            <w:tcW w:w="1555" w:type="dxa"/>
+            <w:tcBorders>
+              <w:top w:val="single" w:sz="4" w:space="0" w:color="000000"/>
+              <w:left w:val="single" w:sz="4" w:space="0" w:color="000000"/>
+              <w:bottom w:val="single" w:sz="4" w:space="0" w:color="000000"/>
+              <w:right w:val="single" w:sz="4" w:space="0" w:color="000000"/>
+            </w:tcBorders>
+            <w:shd w:val="clear" w:color="auto" w:fill="DAE9F7"/>
+            <w:vAlign w:val="center"/>
+          </w:tcPr>
+          <w:p>
+            <w:pPr>
+              <w:ind w:right="57"/>
+              <w:jc w:val="center"/>
+              <w:rPr>
+                <w:b/>
+                <w:bCs/>
+                <w:color w:val="000000"/>
+                <w:sz w:val="20"/>
+                <w:szCs w:val="20"/>
+              </w:rPr>
+            </w:pPr>
+            <w:r>
+              <w:rPr>
+                <w:rFonts w:hint="eastAsia"/>
+                <w:b/>
+                <w:bCs/>
+                <w:color w:val="000000"/>
+                <w:sz w:val="20"/>
+                <w:szCs w:val="20"/>
+              </w:rPr>
+              <w:t>사전 조건</w:t>
+            </w:r>
+          </w:p>
+        </w:tc>
+        <w:tc>
+          <w:tcPr>
+            <w:tcW w:w="7504" w:type="dxa"/>
             <w:gridSpan w:val="3"/>
             <w:tcBorders>
               <w:top w:val="single" w:sz="4" w:space="0" w:color="000000"/>
@@ -16576,7 +16849,7 @@
           </w:tcPr>
           <w:p>
             <w:pPr>
-              <w:ind w:right="50"/>
+              <w:ind w:right="58"/>
               <w:jc w:val="center"/>
               <w:rPr>
                 <w:b/>
@@ -16594,7 +16867,7 @@
                 <w:sz w:val="20"/>
                 <w:szCs w:val="20"/>
               </w:rPr>
-              <w:t>BCE-0</w:t>
+              <w:t>사용자가 이미 로그인하여 '채팅 화면(B)'에 진입해 있는 상태이다</w:t>
             </w:r>
             <w:r>
               <w:rPr>
@@ -16605,354 +16878,20 @@
                 <w:sz w:val="20"/>
                 <w:szCs w:val="20"/>
               </w:rPr>
-              <w:t>3</w:t>
-            </w:r>
-          </w:p>
-        </w:tc>
-        <w:tc>
-          <w:tcPr>
-            <w:tcW w:w="1525" w:type="dxa"/>
-            <w:gridSpan w:val="2"/>
-            <w:tcBorders>
-              <w:top w:val="single" w:sz="4" w:space="0" w:color="000000"/>
-              <w:left w:val="single" w:sz="4" w:space="0" w:color="000000"/>
-              <w:bottom w:val="single" w:sz="4" w:space="0" w:color="000000"/>
-              <w:right w:val="single" w:sz="4" w:space="0" w:color="000000"/>
-            </w:tcBorders>
-            <w:shd w:val="clear" w:color="auto" w:fill="DAE9F7"/>
-            <w:vAlign w:val="center"/>
-          </w:tcPr>
-          <w:p>
-            <w:pPr>
-              <w:ind w:right="58"/>
-              <w:jc w:val="center"/>
-              <w:rPr>
-                <w:b/>
-                <w:bCs/>
-                <w:color w:val="000000"/>
-                <w:sz w:val="20"/>
-                <w:szCs w:val="20"/>
-              </w:rPr>
-            </w:pPr>
-            <w:r>
-              <w:rPr>
-                <w:b/>
-                <w:bCs/>
-                <w:color w:val="000000"/>
-                <w:sz w:val="20"/>
-                <w:szCs w:val="20"/>
-              </w:rPr>
-              <w:t>작성자</w:t>
-            </w:r>
-          </w:p>
-        </w:tc>
-        <w:tc>
-          <w:tcPr>
-            <w:tcW w:w="3286" w:type="dxa"/>
-            <w:tcBorders>
-              <w:top w:val="single" w:sz="4" w:space="0" w:color="000000"/>
-              <w:left w:val="single" w:sz="4" w:space="0" w:color="000000"/>
-              <w:bottom w:val="single" w:sz="4" w:space="0" w:color="000000"/>
-              <w:right w:val="single" w:sz="4" w:space="0" w:color="000000"/>
-            </w:tcBorders>
-            <w:vAlign w:val="center"/>
-          </w:tcPr>
-          <w:p>
-            <w:pPr>
-              <w:ind w:right="58"/>
-              <w:jc w:val="center"/>
-              <w:rPr>
-                <w:b/>
-                <w:bCs/>
-                <w:color w:val="000000"/>
-                <w:sz w:val="20"/>
-                <w:szCs w:val="20"/>
-              </w:rPr>
-            </w:pPr>
-            <w:r>
-              <w:rPr>
-                <w:rFonts w:hint="eastAsia"/>
-                <w:b/>
-                <w:bCs/>
-                <w:color w:val="000000"/>
-                <w:sz w:val="20"/>
-                <w:szCs w:val="20"/>
-              </w:rPr>
-              <w:t>김민성</w:t>
+              <w:t>.</w:t>
             </w:r>
           </w:p>
         </w:tc>
       </w:tr>
       <w:tr>
-        <w:tblPrEx>
-          <w:jc w:val="center"/>
-        </w:tblPrEx>
         <w:trPr>
-          <w:gridAfter w:val="1"/>
-          <w:wAfter w:w="8" w:type="dxa"/>
-          <w:trHeight w:val="253"/>
-          <w:jc w:val="center"/>
-        </w:trPr>
-        <w:tc>
-          <w:tcPr>
-            <w:tcW w:w="1555" w:type="dxa"/>
-            <w:gridSpan w:val="2"/>
-            <w:tcBorders>
-              <w:top w:val="single" w:sz="4" w:space="0" w:color="000000"/>
-              <w:left w:val="single" w:sz="4" w:space="0" w:color="000000"/>
-              <w:bottom w:val="single" w:sz="4" w:space="0" w:color="000000"/>
-              <w:right w:val="single" w:sz="4" w:space="0" w:color="000000"/>
-            </w:tcBorders>
-            <w:shd w:val="clear" w:color="auto" w:fill="DAE9F7"/>
-            <w:vAlign w:val="center"/>
-          </w:tcPr>
-          <w:p>
-            <w:pPr>
-              <w:ind w:right="57"/>
-              <w:jc w:val="center"/>
-              <w:rPr>
-                <w:b/>
-                <w:bCs/>
-                <w:color w:val="000000"/>
-                <w:sz w:val="20"/>
-                <w:szCs w:val="20"/>
-              </w:rPr>
-            </w:pPr>
-            <w:proofErr w:type="spellStart"/>
-            <w:r>
-              <w:rPr>
-                <w:b/>
-                <w:bCs/>
-                <w:color w:val="000000"/>
-                <w:sz w:val="20"/>
-                <w:szCs w:val="20"/>
-              </w:rPr>
-              <w:t>유스케이스명</w:t>
-            </w:r>
-            <w:proofErr w:type="spellEnd"/>
-          </w:p>
-        </w:tc>
-        <w:tc>
-          <w:tcPr>
-            <w:tcW w:w="2693" w:type="dxa"/>
-            <w:gridSpan w:val="3"/>
-            <w:tcBorders>
-              <w:top w:val="single" w:sz="4" w:space="0" w:color="000000"/>
-              <w:left w:val="single" w:sz="4" w:space="0" w:color="000000"/>
-              <w:bottom w:val="single" w:sz="4" w:space="0" w:color="000000"/>
-              <w:right w:val="single" w:sz="4" w:space="0" w:color="000000"/>
-            </w:tcBorders>
-            <w:vAlign w:val="center"/>
-          </w:tcPr>
-          <w:p>
-            <w:pPr>
-              <w:ind w:right="50"/>
-              <w:jc w:val="center"/>
-              <w:rPr>
-                <w:b/>
-                <w:bCs/>
-                <w:color w:val="000000"/>
-                <w:sz w:val="20"/>
-                <w:szCs w:val="20"/>
-              </w:rPr>
-            </w:pPr>
-            <w:r>
-              <w:rPr>
-                <w:rFonts w:hint="eastAsia"/>
-                <w:b/>
-                <w:bCs/>
-                <w:color w:val="000000"/>
-                <w:sz w:val="20"/>
-                <w:szCs w:val="20"/>
-              </w:rPr>
-              <w:t>파일 전송</w:t>
-            </w:r>
-          </w:p>
-        </w:tc>
-        <w:tc>
-          <w:tcPr>
-            <w:tcW w:w="1525" w:type="dxa"/>
-            <w:gridSpan w:val="2"/>
-            <w:tcBorders>
-              <w:top w:val="single" w:sz="4" w:space="0" w:color="000000"/>
-              <w:left w:val="single" w:sz="4" w:space="0" w:color="000000"/>
-              <w:bottom w:val="single" w:sz="4" w:space="0" w:color="000000"/>
-              <w:right w:val="single" w:sz="4" w:space="0" w:color="000000"/>
-            </w:tcBorders>
-            <w:shd w:val="clear" w:color="auto" w:fill="DAE9F7"/>
-            <w:vAlign w:val="center"/>
-          </w:tcPr>
-          <w:p>
-            <w:pPr>
-              <w:ind w:right="58"/>
-              <w:jc w:val="center"/>
-              <w:rPr>
-                <w:b/>
-                <w:bCs/>
-                <w:color w:val="000000"/>
-                <w:sz w:val="20"/>
-                <w:szCs w:val="20"/>
-              </w:rPr>
-            </w:pPr>
-            <w:r>
-              <w:rPr>
-                <w:b/>
-                <w:bCs/>
-                <w:color w:val="000000"/>
-                <w:sz w:val="20"/>
-                <w:szCs w:val="20"/>
-              </w:rPr>
-              <w:t>출처</w:t>
-            </w:r>
-          </w:p>
-        </w:tc>
-        <w:tc>
-          <w:tcPr>
-            <w:tcW w:w="3286" w:type="dxa"/>
-            <w:tcBorders>
-              <w:top w:val="single" w:sz="4" w:space="0" w:color="000000"/>
-              <w:left w:val="single" w:sz="4" w:space="0" w:color="000000"/>
-              <w:bottom w:val="single" w:sz="4" w:space="0" w:color="000000"/>
-              <w:right w:val="single" w:sz="4" w:space="0" w:color="000000"/>
-            </w:tcBorders>
-            <w:vAlign w:val="center"/>
-          </w:tcPr>
-          <w:p>
-            <w:pPr>
-              <w:ind w:right="58"/>
-              <w:jc w:val="center"/>
-              <w:rPr>
-                <w:b/>
-                <w:bCs/>
-                <w:color w:val="000000"/>
-                <w:sz w:val="20"/>
-                <w:szCs w:val="20"/>
-              </w:rPr>
-            </w:pPr>
-            <w:r>
-              <w:rPr>
-                <w:rFonts w:hint="eastAsia"/>
-                <w:b/>
-                <w:bCs/>
-                <w:color w:val="000000"/>
-                <w:sz w:val="20"/>
-                <w:szCs w:val="20"/>
-              </w:rPr>
-              <w:t>FR-07</w:t>
-            </w:r>
-          </w:p>
-        </w:tc>
-      </w:tr>
-      <w:tr>
-        <w:tblPrEx>
-          <w:jc w:val="center"/>
-        </w:tblPrEx>
-        <w:trPr>
-          <w:gridAfter w:val="1"/>
-          <w:wAfter w:w="8" w:type="dxa"/>
-          <w:trHeight w:val="253"/>
-          <w:jc w:val="center"/>
-        </w:trPr>
-        <w:tc>
-          <w:tcPr>
-            <w:tcW w:w="1555" w:type="dxa"/>
-            <w:gridSpan w:val="2"/>
-            <w:tcBorders>
-              <w:top w:val="single" w:sz="4" w:space="0" w:color="000000"/>
-              <w:left w:val="single" w:sz="4" w:space="0" w:color="000000"/>
-              <w:bottom w:val="single" w:sz="4" w:space="0" w:color="000000"/>
-              <w:right w:val="single" w:sz="4" w:space="0" w:color="000000"/>
-            </w:tcBorders>
-            <w:shd w:val="clear" w:color="auto" w:fill="DAE9F7"/>
-            <w:vAlign w:val="center"/>
-          </w:tcPr>
-          <w:p>
-            <w:pPr>
-              <w:ind w:right="57"/>
-              <w:jc w:val="center"/>
-              <w:rPr>
-                <w:b/>
-                <w:bCs/>
-                <w:color w:val="000000"/>
-                <w:sz w:val="20"/>
-                <w:szCs w:val="20"/>
-              </w:rPr>
-            </w:pPr>
-            <w:r>
-              <w:rPr>
-                <w:rFonts w:hint="eastAsia"/>
-                <w:b/>
-                <w:bCs/>
-                <w:color w:val="000000"/>
-                <w:sz w:val="20"/>
-                <w:szCs w:val="20"/>
-              </w:rPr>
-              <w:t>사전 조건</w:t>
-            </w:r>
-          </w:p>
-        </w:tc>
-        <w:tc>
-          <w:tcPr>
-            <w:tcW w:w="7504" w:type="dxa"/>
-            <w:gridSpan w:val="6"/>
-            <w:tcBorders>
-              <w:top w:val="single" w:sz="4" w:space="0" w:color="000000"/>
-              <w:left w:val="single" w:sz="4" w:space="0" w:color="000000"/>
-              <w:bottom w:val="single" w:sz="4" w:space="0" w:color="000000"/>
-              <w:right w:val="single" w:sz="4" w:space="0" w:color="000000"/>
-            </w:tcBorders>
-            <w:vAlign w:val="center"/>
-          </w:tcPr>
-          <w:p>
-            <w:pPr>
-              <w:ind w:right="58"/>
-              <w:jc w:val="center"/>
-              <w:rPr>
-                <w:b/>
-                <w:bCs/>
-                <w:color w:val="000000"/>
-                <w:sz w:val="20"/>
-                <w:szCs w:val="20"/>
-              </w:rPr>
-            </w:pPr>
-            <w:r>
-              <w:rPr>
-                <w:b/>
-                <w:bCs/>
-                <w:color w:val="000000"/>
-                <w:sz w:val="20"/>
-                <w:szCs w:val="20"/>
-              </w:rPr>
-              <w:t>사용자가 이미 로그인하여 '채팅 화면(B)'에 진입해 있는 상태이다</w:t>
-            </w:r>
-            <w:r>
-              <w:rPr>
-                <w:rFonts w:hint="eastAsia"/>
-                <w:b/>
-                <w:bCs/>
-                <w:color w:val="000000"/>
-                <w:sz w:val="20"/>
-                <w:szCs w:val="20"/>
-              </w:rPr>
-              <w:t>.</w:t>
-            </w:r>
-          </w:p>
-        </w:tc>
-      </w:tr>
-      <w:tr>
-        <w:tblPrEx>
-          <w:jc w:val="center"/>
-        </w:tblPrEx>
-        <w:trPr>
-          <w:gridAfter w:val="1"/>
-          <w:wAfter w:w="8" w:type="dxa"/>
           <w:trHeight w:val="2242"/>
           <w:jc w:val="center"/>
         </w:trPr>
         <w:tc>
           <w:tcPr>
             <w:tcW w:w="9059" w:type="dxa"/>
-            <w:gridSpan w:val="8"/>
+            <w:gridSpan w:val="4"/>
             <w:tcBorders>
               <w:top w:val="single" w:sz="4" w:space="0" w:color="000000"/>
               <w:left w:val="single" w:sz="4" w:space="0" w:color="000000"/>
@@ -16979,7 +16918,7 @@
                 <w:szCs w:val="20"/>
               </w:rPr>
               <w:drawing>
-                <wp:inline distT="0" distB="0" distL="0" distR="0" wp14:anchorId="432A2F74" wp14:editId="446B3DD2">
+                <wp:inline distT="0" distB="0" distL="0" distR="0" wp14:anchorId="4352C472" wp14:editId="59471FA8">
                   <wp:extent cx="5615305" cy="3580130"/>
                   <wp:effectExtent l="0" t="0" r="4445" b="1270"/>
                   <wp:docPr id="196492216" name="그림 1"/>
@@ -17019,6 +16958,13 @@
       </w:tr>
     </w:tbl>
     <w:p/>
+    <w:p>
+      <w:pPr>
+        <w:rPr>
+          <w:rFonts w:hint="eastAsia"/>
+        </w:rPr>
+      </w:pPr>
+    </w:p>
     <w:tbl>
       <w:tblPr>
         <w:tblW w:w="9067" w:type="dxa"/>
@@ -17062,6 +17008,7 @@
                 <w:sz w:val="18"/>
                 <w:szCs w:val="18"/>
               </w:rPr>
+              <w:lastRenderedPageBreak/>
               <w:t>순서</w:t>
             </w:r>
           </w:p>
@@ -18417,16 +18364,6 @@
         </w:tc>
       </w:tr>
     </w:tbl>
-    <w:p/>
-    <w:p/>
-    <w:p/>
-    <w:p>
-      <w:pPr>
-        <w:rPr>
-          <w:rFonts w:hint="eastAsia"/>
-        </w:rPr>
-      </w:pPr>
-    </w:p>
     <w:p/>
     <w:tbl>
       <w:tblPr>
@@ -18471,6 +18408,7 @@
               <w:ind w:right="57"/>
               <w:jc w:val="center"/>
               <w:rPr>
+                <w:rFonts w:asciiTheme="minorEastAsia" w:eastAsiaTheme="minorEastAsia" w:hAnsiTheme="minorEastAsia"/>
                 <w:color w:val="000000"/>
                 <w:sz w:val="20"/>
                 <w:szCs w:val="20"/>
@@ -18478,13 +18416,13 @@
             </w:pPr>
             <w:r>
               <w:rPr>
+                <w:rFonts w:asciiTheme="minorEastAsia" w:eastAsiaTheme="minorEastAsia" w:hAnsiTheme="minorEastAsia"/>
                 <w:b/>
                 <w:bCs/>
                 <w:color w:val="000000"/>
                 <w:sz w:val="20"/>
                 <w:szCs w:val="20"/>
               </w:rPr>
-              <w:lastRenderedPageBreak/>
               <w:t>식별 번호</w:t>
             </w:r>
           </w:p>
@@ -18505,6 +18443,7 @@
               <w:ind w:right="50"/>
               <w:jc w:val="center"/>
               <w:rPr>
+                <w:rFonts w:asciiTheme="minorEastAsia" w:eastAsiaTheme="minorEastAsia" w:hAnsiTheme="minorEastAsia"/>
                 <w:b/>
                 <w:bCs/>
                 <w:color w:val="000000"/>
@@ -18514,6 +18453,7 @@
             </w:pPr>
             <w:r>
               <w:rPr>
+                <w:rFonts w:asciiTheme="minorEastAsia" w:eastAsiaTheme="minorEastAsia" w:hAnsiTheme="minorEastAsia"/>
                 <w:b/>
                 <w:bCs/>
                 <w:color w:val="000000"/>
@@ -18524,7 +18464,7 @@
             </w:r>
             <w:r>
               <w:rPr>
-                <w:rFonts w:hint="eastAsia"/>
+                <w:rFonts w:asciiTheme="minorEastAsia" w:eastAsiaTheme="minorEastAsia" w:hAnsiTheme="minorEastAsia" w:hint="eastAsia"/>
                 <w:b/>
                 <w:bCs/>
                 <w:color w:val="000000"/>
@@ -18552,6 +18492,7 @@
               <w:ind w:right="58"/>
               <w:jc w:val="center"/>
               <w:rPr>
+                <w:rFonts w:asciiTheme="minorEastAsia" w:eastAsiaTheme="minorEastAsia" w:hAnsiTheme="minorEastAsia"/>
                 <w:b/>
                 <w:bCs/>
                 <w:color w:val="000000"/>
@@ -18561,6 +18502,7 @@
             </w:pPr>
             <w:r>
               <w:rPr>
+                <w:rFonts w:asciiTheme="minorEastAsia" w:eastAsiaTheme="minorEastAsia" w:hAnsiTheme="minorEastAsia"/>
                 <w:b/>
                 <w:bCs/>
                 <w:color w:val="000000"/>
@@ -18587,6 +18529,7 @@
               <w:ind w:right="58"/>
               <w:jc w:val="center"/>
               <w:rPr>
+                <w:rFonts w:asciiTheme="minorEastAsia" w:eastAsiaTheme="minorEastAsia" w:hAnsiTheme="minorEastAsia"/>
                 <w:b/>
                 <w:bCs/>
                 <w:color w:val="000000"/>
@@ -18596,7 +18539,7 @@
             </w:pPr>
             <w:r>
               <w:rPr>
-                <w:rFonts w:hint="eastAsia"/>
+                <w:rFonts w:asciiTheme="minorEastAsia" w:eastAsiaTheme="minorEastAsia" w:hAnsiTheme="minorEastAsia" w:hint="eastAsia"/>
                 <w:b/>
                 <w:bCs/>
                 <w:color w:val="000000"/>
@@ -18630,6 +18573,7 @@
               <w:ind w:right="57"/>
               <w:jc w:val="center"/>
               <w:rPr>
+                <w:rFonts w:asciiTheme="minorEastAsia" w:eastAsiaTheme="minorEastAsia" w:hAnsiTheme="minorEastAsia"/>
                 <w:b/>
                 <w:bCs/>
                 <w:color w:val="000000"/>
@@ -18640,6 +18584,7 @@
             <w:proofErr w:type="spellStart"/>
             <w:r>
               <w:rPr>
+                <w:rFonts w:asciiTheme="minorEastAsia" w:eastAsiaTheme="minorEastAsia" w:hAnsiTheme="minorEastAsia"/>
                 <w:b/>
                 <w:bCs/>
                 <w:color w:val="000000"/>
@@ -18667,6 +18612,7 @@
               <w:ind w:right="50"/>
               <w:jc w:val="center"/>
               <w:rPr>
+                <w:rFonts w:asciiTheme="minorEastAsia" w:eastAsiaTheme="minorEastAsia" w:hAnsiTheme="minorEastAsia"/>
                 <w:b/>
                 <w:bCs/>
                 <w:color w:val="000000"/>
@@ -18676,7 +18622,7 @@
             </w:pPr>
             <w:r>
               <w:rPr>
-                <w:rFonts w:hint="eastAsia"/>
+                <w:rFonts w:asciiTheme="minorEastAsia" w:eastAsiaTheme="minorEastAsia" w:hAnsiTheme="minorEastAsia" w:hint="eastAsia"/>
                 <w:b/>
                 <w:bCs/>
                 <w:color w:val="000000"/>
@@ -18704,6 +18650,7 @@
               <w:ind w:right="58"/>
               <w:jc w:val="center"/>
               <w:rPr>
+                <w:rFonts w:asciiTheme="minorEastAsia" w:eastAsiaTheme="minorEastAsia" w:hAnsiTheme="minorEastAsia"/>
                 <w:b/>
                 <w:bCs/>
                 <w:color w:val="000000"/>
@@ -18713,6 +18660,7 @@
             </w:pPr>
             <w:r>
               <w:rPr>
+                <w:rFonts w:asciiTheme="minorEastAsia" w:eastAsiaTheme="minorEastAsia" w:hAnsiTheme="minorEastAsia"/>
                 <w:b/>
                 <w:bCs/>
                 <w:color w:val="000000"/>
@@ -18739,6 +18687,7 @@
               <w:ind w:right="58"/>
               <w:jc w:val="center"/>
               <w:rPr>
+                <w:rFonts w:asciiTheme="minorEastAsia" w:eastAsiaTheme="minorEastAsia" w:hAnsiTheme="minorEastAsia"/>
                 <w:b/>
                 <w:bCs/>
                 <w:color w:val="000000"/>
@@ -18748,7 +18697,7 @@
             </w:pPr>
             <w:r>
               <w:rPr>
-                <w:rFonts w:hint="eastAsia"/>
+                <w:rFonts w:asciiTheme="minorEastAsia" w:eastAsiaTheme="minorEastAsia" w:hAnsiTheme="minorEastAsia" w:hint="eastAsia"/>
                 <w:b/>
                 <w:bCs/>
                 <w:color w:val="000000"/>
@@ -18782,6 +18731,7 @@
               <w:ind w:right="57"/>
               <w:jc w:val="center"/>
               <w:rPr>
+                <w:rFonts w:asciiTheme="minorEastAsia" w:eastAsiaTheme="minorEastAsia" w:hAnsiTheme="minorEastAsia"/>
                 <w:b/>
                 <w:bCs/>
                 <w:color w:val="000000"/>
@@ -18791,7 +18741,7 @@
             </w:pPr>
             <w:r>
               <w:rPr>
-                <w:rFonts w:hint="eastAsia"/>
+                <w:rFonts w:asciiTheme="minorEastAsia" w:eastAsiaTheme="minorEastAsia" w:hAnsiTheme="minorEastAsia" w:hint="eastAsia"/>
                 <w:b/>
                 <w:bCs/>
                 <w:color w:val="000000"/>
@@ -18819,6 +18769,7 @@
               <w:ind w:right="58"/>
               <w:jc w:val="center"/>
               <w:rPr>
+                <w:rFonts w:asciiTheme="minorEastAsia" w:eastAsiaTheme="minorEastAsia" w:hAnsiTheme="minorEastAsia"/>
                 <w:b/>
                 <w:bCs/>
                 <w:color w:val="000000"/>
@@ -18828,6 +18779,7 @@
             </w:pPr>
             <w:r>
               <w:rPr>
+                <w:rFonts w:asciiTheme="minorEastAsia" w:eastAsiaTheme="minorEastAsia" w:hAnsiTheme="minorEastAsia"/>
                 <w:b/>
                 <w:bCs/>
                 <w:color w:val="000000"/>
@@ -18838,7 +18790,7 @@
             </w:r>
             <w:r>
               <w:rPr>
-                <w:rFonts w:hint="eastAsia"/>
+                <w:rFonts w:asciiTheme="minorEastAsia" w:eastAsiaTheme="minorEastAsia" w:hAnsiTheme="minorEastAsia" w:hint="eastAsia"/>
                 <w:b/>
                 <w:bCs/>
                 <w:color w:val="000000"/>
@@ -18849,6 +18801,7 @@
             </w:r>
             <w:r>
               <w:rPr>
+                <w:rFonts w:asciiTheme="minorEastAsia" w:eastAsiaTheme="minorEastAsia" w:hAnsiTheme="minorEastAsia"/>
                 <w:b/>
                 <w:bCs/>
                 <w:color w:val="000000"/>
@@ -18859,7 +18812,7 @@
             </w:r>
             <w:r>
               <w:rPr>
-                <w:rFonts w:hint="eastAsia"/>
+                <w:rFonts w:asciiTheme="minorEastAsia" w:eastAsiaTheme="minorEastAsia" w:hAnsiTheme="minorEastAsia" w:hint="eastAsia"/>
                 <w:b/>
                 <w:bCs/>
                 <w:color w:val="000000"/>
@@ -18893,6 +18846,7 @@
             <w:pPr>
               <w:jc w:val="center"/>
               <w:rPr>
+                <w:rFonts w:asciiTheme="minorEastAsia" w:eastAsiaTheme="minorEastAsia" w:hAnsiTheme="minorEastAsia"/>
                 <w:color w:val="000000"/>
                 <w:sz w:val="20"/>
                 <w:szCs w:val="20"/>
@@ -18900,6 +18854,7 @@
             </w:pPr>
             <w:r>
               <w:rPr>
+                <w:rFonts w:asciiTheme="minorEastAsia" w:eastAsiaTheme="minorEastAsia" w:hAnsiTheme="minorEastAsia"/>
                 <w:noProof/>
                 <w:color w:val="000000"/>
                 <w:sz w:val="20"/>
@@ -18945,7 +18900,13 @@
         </w:tc>
       </w:tr>
     </w:tbl>
-    <w:p/>
+    <w:p>
+      <w:pPr>
+        <w:rPr>
+          <w:rFonts w:asciiTheme="minorEastAsia" w:eastAsiaTheme="minorEastAsia" w:hAnsiTheme="minorEastAsia"/>
+        </w:rPr>
+      </w:pPr>
+    </w:p>
     <w:tbl>
       <w:tblPr>
         <w:tblW w:w="9067" w:type="dxa"/>
@@ -18976,13 +18937,15 @@
           <w:p>
             <w:pPr>
               <w:rPr>
-                <w:color w:val="1B1C1D"/>
-                <w:sz w:val="18"/>
-                <w:szCs w:val="18"/>
-              </w:rPr>
-            </w:pPr>
-            <w:r>
-              <w:rPr>
+                <w:rFonts w:asciiTheme="minorEastAsia" w:eastAsiaTheme="minorEastAsia" w:hAnsiTheme="minorEastAsia"/>
+                <w:color w:val="1B1C1D"/>
+                <w:sz w:val="18"/>
+                <w:szCs w:val="18"/>
+              </w:rPr>
+            </w:pPr>
+            <w:r>
+              <w:rPr>
+                <w:rFonts w:asciiTheme="minorEastAsia" w:eastAsiaTheme="minorEastAsia" w:hAnsiTheme="minorEastAsia"/>
                 <w:b/>
                 <w:bCs/>
                 <w:color w:val="1B1C1D"/>
@@ -19001,13 +18964,15 @@
           <w:p>
             <w:pPr>
               <w:rPr>
-                <w:color w:val="1B1C1D"/>
-                <w:sz w:val="18"/>
-                <w:szCs w:val="18"/>
-              </w:rPr>
-            </w:pPr>
-            <w:r>
-              <w:rPr>
+                <w:rFonts w:asciiTheme="minorEastAsia" w:eastAsiaTheme="minorEastAsia" w:hAnsiTheme="minorEastAsia"/>
+                <w:color w:val="1B1C1D"/>
+                <w:sz w:val="18"/>
+                <w:szCs w:val="18"/>
+              </w:rPr>
+            </w:pPr>
+            <w:r>
+              <w:rPr>
+                <w:rFonts w:asciiTheme="minorEastAsia" w:eastAsiaTheme="minorEastAsia" w:hAnsiTheme="minorEastAsia"/>
                 <w:b/>
                 <w:bCs/>
                 <w:color w:val="1B1C1D"/>
@@ -19026,13 +18991,15 @@
           <w:p>
             <w:pPr>
               <w:rPr>
-                <w:color w:val="1B1C1D"/>
-                <w:sz w:val="18"/>
-                <w:szCs w:val="18"/>
-              </w:rPr>
-            </w:pPr>
-            <w:r>
-              <w:rPr>
+                <w:rFonts w:asciiTheme="minorEastAsia" w:eastAsiaTheme="minorEastAsia" w:hAnsiTheme="minorEastAsia"/>
+                <w:color w:val="1B1C1D"/>
+                <w:sz w:val="18"/>
+                <w:szCs w:val="18"/>
+              </w:rPr>
+            </w:pPr>
+            <w:r>
+              <w:rPr>
+                <w:rFonts w:asciiTheme="minorEastAsia" w:eastAsiaTheme="minorEastAsia" w:hAnsiTheme="minorEastAsia"/>
                 <w:b/>
                 <w:bCs/>
                 <w:color w:val="1B1C1D"/>
@@ -19051,13 +19018,15 @@
           <w:p>
             <w:pPr>
               <w:rPr>
-                <w:color w:val="1B1C1D"/>
-                <w:sz w:val="18"/>
-                <w:szCs w:val="18"/>
-              </w:rPr>
-            </w:pPr>
-            <w:r>
-              <w:rPr>
+                <w:rFonts w:asciiTheme="minorEastAsia" w:eastAsiaTheme="minorEastAsia" w:hAnsiTheme="minorEastAsia"/>
+                <w:color w:val="1B1C1D"/>
+                <w:sz w:val="18"/>
+                <w:szCs w:val="18"/>
+              </w:rPr>
+            </w:pPr>
+            <w:r>
+              <w:rPr>
+                <w:rFonts w:asciiTheme="minorEastAsia" w:eastAsiaTheme="minorEastAsia" w:hAnsiTheme="minorEastAsia"/>
                 <w:b/>
                 <w:bCs/>
                 <w:color w:val="1B1C1D"/>
@@ -19076,13 +19045,15 @@
           <w:p>
             <w:pPr>
               <w:rPr>
-                <w:color w:val="1B1C1D"/>
-                <w:sz w:val="18"/>
-                <w:szCs w:val="18"/>
-              </w:rPr>
-            </w:pPr>
-            <w:r>
-              <w:rPr>
+                <w:rFonts w:asciiTheme="minorEastAsia" w:eastAsiaTheme="minorEastAsia" w:hAnsiTheme="minorEastAsia"/>
+                <w:color w:val="1B1C1D"/>
+                <w:sz w:val="18"/>
+                <w:szCs w:val="18"/>
+              </w:rPr>
+            </w:pPr>
+            <w:r>
+              <w:rPr>
+                <w:rFonts w:asciiTheme="minorEastAsia" w:eastAsiaTheme="minorEastAsia" w:hAnsiTheme="minorEastAsia"/>
                 <w:b/>
                 <w:bCs/>
                 <w:color w:val="1B1C1D"/>
@@ -19103,13 +19074,15 @@
             <w:pPr>
               <w:jc w:val="center"/>
               <w:rPr>
-                <w:color w:val="1B1C1D"/>
-                <w:sz w:val="18"/>
-                <w:szCs w:val="18"/>
-              </w:rPr>
-            </w:pPr>
-            <w:r>
-              <w:rPr>
+                <w:rFonts w:asciiTheme="minorEastAsia" w:eastAsiaTheme="minorEastAsia" w:hAnsiTheme="minorEastAsia"/>
+                <w:color w:val="1B1C1D"/>
+                <w:sz w:val="18"/>
+                <w:szCs w:val="18"/>
+              </w:rPr>
+            </w:pPr>
+            <w:r>
+              <w:rPr>
+                <w:rFonts w:asciiTheme="minorEastAsia" w:eastAsiaTheme="minorEastAsia" w:hAnsiTheme="minorEastAsia"/>
                 <w:b/>
                 <w:bCs/>
                 <w:color w:val="1B1C1D"/>
@@ -19127,14 +19100,15 @@
           <w:p>
             <w:pPr>
               <w:rPr>
-                <w:color w:val="1B1C1D"/>
-                <w:sz w:val="18"/>
-                <w:szCs w:val="18"/>
-              </w:rPr>
-            </w:pPr>
-            <w:r>
-              <w:rPr>
-                <w:rFonts w:hint="eastAsia"/>
+                <w:rFonts w:asciiTheme="minorEastAsia" w:eastAsiaTheme="minorEastAsia" w:hAnsiTheme="minorEastAsia"/>
+                <w:color w:val="1B1C1D"/>
+                <w:sz w:val="18"/>
+                <w:szCs w:val="18"/>
+              </w:rPr>
+            </w:pPr>
+            <w:r>
+              <w:rPr>
+                <w:rFonts w:asciiTheme="minorEastAsia" w:eastAsiaTheme="minorEastAsia" w:hAnsiTheme="minorEastAsia" w:hint="eastAsia"/>
                 <w:color w:val="1B1C1D"/>
                 <w:sz w:val="18"/>
                 <w:szCs w:val="18"/>
@@ -19143,6 +19117,7 @@
             </w:r>
             <w:r>
               <w:rPr>
+                <w:rFonts w:asciiTheme="minorEastAsia" w:eastAsiaTheme="minorEastAsia" w:hAnsiTheme="minorEastAsia"/>
                 <w:color w:val="1B1C1D"/>
                 <w:sz w:val="18"/>
                 <w:szCs w:val="18"/>
@@ -19151,7 +19126,7 @@
             </w:r>
             <w:r>
               <w:rPr>
-                <w:rFonts w:hint="eastAsia"/>
+                <w:rFonts w:asciiTheme="minorEastAsia" w:eastAsiaTheme="minorEastAsia" w:hAnsiTheme="minorEastAsia" w:hint="eastAsia"/>
                 <w:color w:val="1B1C1D"/>
                 <w:sz w:val="18"/>
                 <w:szCs w:val="18"/>
@@ -19160,6 +19135,7 @@
             </w:r>
             <w:r>
               <w:rPr>
+                <w:rFonts w:asciiTheme="minorEastAsia" w:eastAsiaTheme="minorEastAsia" w:hAnsiTheme="minorEastAsia"/>
                 <w:color w:val="1B1C1D"/>
                 <w:sz w:val="18"/>
                 <w:szCs w:val="18"/>
@@ -19175,14 +19151,15 @@
           <w:p>
             <w:pPr>
               <w:rPr>
-                <w:color w:val="1B1C1D"/>
-                <w:sz w:val="18"/>
-                <w:szCs w:val="18"/>
-              </w:rPr>
-            </w:pPr>
-            <w:r>
-              <w:rPr>
-                <w:rFonts w:hint="eastAsia"/>
+                <w:rFonts w:asciiTheme="minorEastAsia" w:eastAsiaTheme="minorEastAsia" w:hAnsiTheme="minorEastAsia"/>
+                <w:color w:val="1B1C1D"/>
+                <w:sz w:val="18"/>
+                <w:szCs w:val="18"/>
+              </w:rPr>
+            </w:pPr>
+            <w:r>
+              <w:rPr>
+                <w:rFonts w:asciiTheme="minorEastAsia" w:eastAsiaTheme="minorEastAsia" w:hAnsiTheme="minorEastAsia" w:hint="eastAsia"/>
                 <w:color w:val="1B1C1D"/>
                 <w:sz w:val="18"/>
                 <w:szCs w:val="18"/>
@@ -19191,6 +19168,7 @@
             </w:r>
             <w:r>
               <w:rPr>
+                <w:rFonts w:asciiTheme="minorEastAsia" w:eastAsiaTheme="minorEastAsia" w:hAnsiTheme="minorEastAsia"/>
                 <w:color w:val="1B1C1D"/>
                 <w:sz w:val="18"/>
                 <w:szCs w:val="18"/>
@@ -19199,7 +19177,7 @@
             </w:r>
             <w:r>
               <w:rPr>
-                <w:rFonts w:hint="eastAsia"/>
+                <w:rFonts w:asciiTheme="minorEastAsia" w:eastAsiaTheme="minorEastAsia" w:hAnsiTheme="minorEastAsia" w:hint="eastAsia"/>
                 <w:color w:val="1B1C1D"/>
                 <w:sz w:val="18"/>
                 <w:szCs w:val="18"/>
@@ -19208,6 +19186,7 @@
             </w:r>
             <w:r>
               <w:rPr>
+                <w:rFonts w:asciiTheme="minorEastAsia" w:eastAsiaTheme="minorEastAsia" w:hAnsiTheme="minorEastAsia"/>
                 <w:color w:val="1B1C1D"/>
                 <w:sz w:val="18"/>
                 <w:szCs w:val="18"/>
@@ -19223,14 +19202,15 @@
           <w:p>
             <w:pPr>
               <w:rPr>
-                <w:color w:val="1B1C1D"/>
-                <w:sz w:val="18"/>
-                <w:szCs w:val="18"/>
-              </w:rPr>
-            </w:pPr>
-            <w:r>
-              <w:rPr>
-                <w:rFonts w:hint="eastAsia"/>
+                <w:rFonts w:asciiTheme="minorEastAsia" w:eastAsiaTheme="minorEastAsia" w:hAnsiTheme="minorEastAsia"/>
+                <w:color w:val="1B1C1D"/>
+                <w:sz w:val="18"/>
+                <w:szCs w:val="18"/>
+              </w:rPr>
+            </w:pPr>
+            <w:r>
+              <w:rPr>
+                <w:rFonts w:asciiTheme="minorEastAsia" w:eastAsiaTheme="minorEastAsia" w:hAnsiTheme="minorEastAsia" w:hint="eastAsia"/>
                 <w:color w:val="1B1C1D"/>
                 <w:sz w:val="18"/>
                 <w:szCs w:val="18"/>
@@ -19241,13 +19221,15 @@
           <w:p>
             <w:pPr>
               <w:rPr>
-                <w:color w:val="1B1C1D"/>
-                <w:sz w:val="18"/>
-                <w:szCs w:val="18"/>
-              </w:rPr>
-            </w:pPr>
-            <w:r>
-              <w:rPr>
+                <w:rFonts w:asciiTheme="minorEastAsia" w:eastAsiaTheme="minorEastAsia" w:hAnsiTheme="minorEastAsia"/>
+                <w:color w:val="1B1C1D"/>
+                <w:sz w:val="18"/>
+                <w:szCs w:val="18"/>
+              </w:rPr>
+            </w:pPr>
+            <w:r>
+              <w:rPr>
+                <w:rFonts w:asciiTheme="minorEastAsia" w:eastAsiaTheme="minorEastAsia" w:hAnsiTheme="minorEastAsia"/>
                 <w:color w:val="1B1C1D"/>
                 <w:sz w:val="18"/>
                 <w:szCs w:val="18"/>
@@ -19256,7 +19238,7 @@
             </w:r>
             <w:r>
               <w:rPr>
-                <w:rFonts w:hint="eastAsia"/>
+                <w:rFonts w:asciiTheme="minorEastAsia" w:eastAsiaTheme="minorEastAsia" w:hAnsiTheme="minorEastAsia" w:hint="eastAsia"/>
                 <w:color w:val="1B1C1D"/>
                 <w:sz w:val="18"/>
                 <w:szCs w:val="18"/>
@@ -19265,6 +19247,7 @@
             </w:r>
             <w:r>
               <w:rPr>
+                <w:rFonts w:asciiTheme="minorEastAsia" w:eastAsiaTheme="minorEastAsia" w:hAnsiTheme="minorEastAsia"/>
                 <w:color w:val="1B1C1D"/>
                 <w:sz w:val="18"/>
                 <w:szCs w:val="18"/>
@@ -19280,13 +19263,15 @@
           <w:p>
             <w:pPr>
               <w:rPr>
-                <w:color w:val="1B1C1D"/>
-                <w:sz w:val="18"/>
-                <w:szCs w:val="18"/>
-              </w:rPr>
-            </w:pPr>
-            <w:r>
-              <w:rPr>
+                <w:rFonts w:asciiTheme="minorEastAsia" w:eastAsiaTheme="minorEastAsia" w:hAnsiTheme="minorEastAsia"/>
+                <w:color w:val="1B1C1D"/>
+                <w:sz w:val="18"/>
+                <w:szCs w:val="18"/>
+              </w:rPr>
+            </w:pPr>
+            <w:r>
+              <w:rPr>
+                <w:rFonts w:asciiTheme="minorEastAsia" w:eastAsiaTheme="minorEastAsia" w:hAnsiTheme="minorEastAsia"/>
                 <w:color w:val="1B1C1D"/>
                 <w:sz w:val="18"/>
                 <w:szCs w:val="18"/>
@@ -19295,7 +19280,7 @@
             </w:r>
             <w:r>
               <w:rPr>
-                <w:rFonts w:hint="eastAsia"/>
+                <w:rFonts w:asciiTheme="minorEastAsia" w:eastAsiaTheme="minorEastAsia" w:hAnsiTheme="minorEastAsia" w:hint="eastAsia"/>
                 <w:color w:val="1B1C1D"/>
                 <w:sz w:val="18"/>
                 <w:szCs w:val="18"/>
@@ -19314,15 +19299,17 @@
             <w:pPr>
               <w:jc w:val="center"/>
               <w:rPr>
-                <w:b/>
-                <w:bCs/>
-                <w:color w:val="1B1C1D"/>
-                <w:sz w:val="18"/>
-                <w:szCs w:val="18"/>
-              </w:rPr>
-            </w:pPr>
-            <w:r>
-              <w:rPr>
+                <w:rFonts w:asciiTheme="minorEastAsia" w:eastAsiaTheme="minorEastAsia" w:hAnsiTheme="minorEastAsia"/>
+                <w:b/>
+                <w:bCs/>
+                <w:color w:val="1B1C1D"/>
+                <w:sz w:val="18"/>
+                <w:szCs w:val="18"/>
+              </w:rPr>
+            </w:pPr>
+            <w:r>
+              <w:rPr>
+                <w:rFonts w:asciiTheme="minorEastAsia" w:eastAsiaTheme="minorEastAsia" w:hAnsiTheme="minorEastAsia"/>
                 <w:b/>
                 <w:bCs/>
                 <w:color w:val="1B1C1D"/>
@@ -19340,6 +19327,7 @@
           <w:p>
             <w:pPr>
               <w:rPr>
+                <w:rFonts w:asciiTheme="minorEastAsia" w:eastAsiaTheme="minorEastAsia" w:hAnsiTheme="minorEastAsia"/>
                 <w:color w:val="444746"/>
                 <w:sz w:val="18"/>
                 <w:szCs w:val="18"/>
@@ -19347,7 +19335,7 @@
             </w:pPr>
             <w:r>
               <w:rPr>
-                <w:rFonts w:hint="eastAsia"/>
+                <w:rFonts w:asciiTheme="minorEastAsia" w:eastAsiaTheme="minorEastAsia" w:hAnsiTheme="minorEastAsia" w:hint="eastAsia"/>
                 <w:color w:val="1B1C1D"/>
                 <w:sz w:val="18"/>
                 <w:szCs w:val="18"/>
@@ -19356,6 +19344,7 @@
             </w:r>
             <w:r>
               <w:rPr>
+                <w:rFonts w:asciiTheme="minorEastAsia" w:eastAsiaTheme="minorEastAsia" w:hAnsiTheme="minorEastAsia"/>
                 <w:color w:val="1B1C1D"/>
                 <w:sz w:val="18"/>
                 <w:szCs w:val="18"/>
@@ -19364,7 +19353,7 @@
             </w:r>
             <w:r>
               <w:rPr>
-                <w:rFonts w:hint="eastAsia"/>
+                <w:rFonts w:asciiTheme="minorEastAsia" w:eastAsiaTheme="minorEastAsia" w:hAnsiTheme="minorEastAsia" w:hint="eastAsia"/>
                 <w:color w:val="1B1C1D"/>
                 <w:sz w:val="18"/>
                 <w:szCs w:val="18"/>
@@ -19373,6 +19362,7 @@
             </w:r>
             <w:r>
               <w:rPr>
+                <w:rFonts w:asciiTheme="minorEastAsia" w:eastAsiaTheme="minorEastAsia" w:hAnsiTheme="minorEastAsia"/>
                 <w:color w:val="1B1C1D"/>
                 <w:sz w:val="18"/>
                 <w:szCs w:val="18"/>
@@ -19388,14 +19378,15 @@
           <w:p>
             <w:pPr>
               <w:rPr>
-                <w:color w:val="1B1C1D"/>
-                <w:sz w:val="18"/>
-                <w:szCs w:val="18"/>
-              </w:rPr>
-            </w:pPr>
-            <w:r>
-              <w:rPr>
-                <w:rFonts w:hint="eastAsia"/>
+                <w:rFonts w:asciiTheme="minorEastAsia" w:eastAsiaTheme="minorEastAsia" w:hAnsiTheme="minorEastAsia"/>
+                <w:color w:val="1B1C1D"/>
+                <w:sz w:val="18"/>
+                <w:szCs w:val="18"/>
+              </w:rPr>
+            </w:pPr>
+            <w:r>
+              <w:rPr>
+                <w:rFonts w:asciiTheme="minorEastAsia" w:eastAsiaTheme="minorEastAsia" w:hAnsiTheme="minorEastAsia" w:hint="eastAsia"/>
                 <w:color w:val="444746"/>
                 <w:sz w:val="18"/>
                 <w:szCs w:val="18"/>
@@ -19411,14 +19402,15 @@
           <w:p>
             <w:pPr>
               <w:rPr>
-                <w:color w:val="1B1C1D"/>
-                <w:sz w:val="18"/>
-                <w:szCs w:val="18"/>
-              </w:rPr>
-            </w:pPr>
-            <w:r>
-              <w:rPr>
-                <w:rFonts w:hint="eastAsia"/>
+                <w:rFonts w:asciiTheme="minorEastAsia" w:eastAsiaTheme="minorEastAsia" w:hAnsiTheme="minorEastAsia"/>
+                <w:color w:val="1B1C1D"/>
+                <w:sz w:val="18"/>
+                <w:szCs w:val="18"/>
+              </w:rPr>
+            </w:pPr>
+            <w:r>
+              <w:rPr>
+                <w:rFonts w:asciiTheme="minorEastAsia" w:eastAsiaTheme="minorEastAsia" w:hAnsiTheme="minorEastAsia" w:hint="eastAsia"/>
                 <w:color w:val="1B1C1D"/>
                 <w:sz w:val="18"/>
                 <w:szCs w:val="18"/>
@@ -19429,13 +19421,15 @@
           <w:p>
             <w:pPr>
               <w:rPr>
-                <w:color w:val="1B1C1D"/>
-                <w:sz w:val="18"/>
-                <w:szCs w:val="18"/>
-              </w:rPr>
-            </w:pPr>
-            <w:r>
-              <w:rPr>
+                <w:rFonts w:asciiTheme="minorEastAsia" w:eastAsiaTheme="minorEastAsia" w:hAnsiTheme="minorEastAsia"/>
+                <w:color w:val="1B1C1D"/>
+                <w:sz w:val="18"/>
+                <w:szCs w:val="18"/>
+              </w:rPr>
+            </w:pPr>
+            <w:r>
+              <w:rPr>
+                <w:rFonts w:asciiTheme="minorEastAsia" w:eastAsiaTheme="minorEastAsia" w:hAnsiTheme="minorEastAsia"/>
                 <w:color w:val="1B1C1D"/>
                 <w:sz w:val="18"/>
                 <w:szCs w:val="18"/>
@@ -19451,14 +19445,15 @@
           <w:p>
             <w:pPr>
               <w:rPr>
-                <w:color w:val="1B1C1D"/>
-                <w:sz w:val="18"/>
-                <w:szCs w:val="18"/>
-              </w:rPr>
-            </w:pPr>
-            <w:r>
-              <w:rPr>
-                <w:rFonts w:hint="eastAsia"/>
+                <w:rFonts w:asciiTheme="minorEastAsia" w:eastAsiaTheme="minorEastAsia" w:hAnsiTheme="minorEastAsia"/>
+                <w:color w:val="1B1C1D"/>
+                <w:sz w:val="18"/>
+                <w:szCs w:val="18"/>
+              </w:rPr>
+            </w:pPr>
+            <w:r>
+              <w:rPr>
+                <w:rFonts w:asciiTheme="minorEastAsia" w:eastAsiaTheme="minorEastAsia" w:hAnsiTheme="minorEastAsia" w:hint="eastAsia"/>
                 <w:color w:val="1B1C1D"/>
                 <w:sz w:val="18"/>
                 <w:szCs w:val="18"/>
@@ -19477,16 +19472,17 @@
             <w:pPr>
               <w:jc w:val="center"/>
               <w:rPr>
-                <w:b/>
-                <w:bCs/>
-                <w:color w:val="1B1C1D"/>
-                <w:sz w:val="18"/>
-                <w:szCs w:val="18"/>
-              </w:rPr>
-            </w:pPr>
-            <w:r>
-              <w:rPr>
-                <w:rFonts w:hint="eastAsia"/>
+                <w:rFonts w:asciiTheme="minorEastAsia" w:eastAsiaTheme="minorEastAsia" w:hAnsiTheme="minorEastAsia"/>
+                <w:b/>
+                <w:bCs/>
+                <w:color w:val="1B1C1D"/>
+                <w:sz w:val="18"/>
+                <w:szCs w:val="18"/>
+              </w:rPr>
+            </w:pPr>
+            <w:r>
+              <w:rPr>
+                <w:rFonts w:asciiTheme="minorEastAsia" w:eastAsiaTheme="minorEastAsia" w:hAnsiTheme="minorEastAsia" w:hint="eastAsia"/>
                 <w:b/>
                 <w:bCs/>
                 <w:color w:val="1B1C1D"/>
@@ -19504,6 +19500,7 @@
           <w:p>
             <w:pPr>
               <w:rPr>
+                <w:rFonts w:asciiTheme="minorEastAsia" w:eastAsiaTheme="minorEastAsia" w:hAnsiTheme="minorEastAsia"/>
                 <w:color w:val="444746"/>
                 <w:sz w:val="18"/>
                 <w:szCs w:val="18"/>
@@ -19511,7 +19508,7 @@
             </w:pPr>
             <w:r>
               <w:rPr>
-                <w:rFonts w:hint="eastAsia"/>
+                <w:rFonts w:asciiTheme="minorEastAsia" w:eastAsiaTheme="minorEastAsia" w:hAnsiTheme="minorEastAsia" w:hint="eastAsia"/>
                 <w:color w:val="444746"/>
                 <w:sz w:val="18"/>
                 <w:szCs w:val="18"/>
@@ -19527,6 +19524,7 @@
           <w:p>
             <w:pPr>
               <w:rPr>
+                <w:rFonts w:asciiTheme="minorEastAsia" w:eastAsiaTheme="minorEastAsia" w:hAnsiTheme="minorEastAsia"/>
                 <w:color w:val="444746"/>
                 <w:sz w:val="18"/>
                 <w:szCs w:val="18"/>
@@ -19534,7 +19532,7 @@
             </w:pPr>
             <w:r>
               <w:rPr>
-                <w:rFonts w:hint="eastAsia"/>
+                <w:rFonts w:asciiTheme="minorEastAsia" w:eastAsiaTheme="minorEastAsia" w:hAnsiTheme="minorEastAsia" w:hint="eastAsia"/>
                 <w:color w:val="1B1C1D"/>
                 <w:sz w:val="18"/>
                 <w:szCs w:val="18"/>
@@ -19544,7 +19542,7 @@
             <w:proofErr w:type="spellStart"/>
             <w:r>
               <w:rPr>
-                <w:rFonts w:hint="eastAsia"/>
+                <w:rFonts w:asciiTheme="minorEastAsia" w:eastAsiaTheme="minorEastAsia" w:hAnsiTheme="minorEastAsia" w:hint="eastAsia"/>
                 <w:color w:val="1B1C1D"/>
                 <w:sz w:val="18"/>
                 <w:szCs w:val="18"/>
@@ -19554,7 +19552,7 @@
             <w:proofErr w:type="spellEnd"/>
             <w:r>
               <w:rPr>
-                <w:rFonts w:hint="eastAsia"/>
+                <w:rFonts w:asciiTheme="minorEastAsia" w:eastAsiaTheme="minorEastAsia" w:hAnsiTheme="minorEastAsia" w:hint="eastAsia"/>
                 <w:color w:val="1B1C1D"/>
                 <w:sz w:val="18"/>
                 <w:szCs w:val="18"/>
@@ -19570,18 +19568,30 @@
           <w:p>
             <w:pPr>
               <w:rPr>
-                <w:color w:val="1B1C1D"/>
-                <w:sz w:val="18"/>
-                <w:szCs w:val="18"/>
-              </w:rPr>
-            </w:pPr>
-            <w:r>
-              <w:rPr>
-                <w:color w:val="1B1C1D"/>
-                <w:sz w:val="18"/>
-                <w:szCs w:val="18"/>
-              </w:rPr>
-              <w:t>API 호출 (API Call)</w:t>
+                <w:rFonts w:asciiTheme="minorEastAsia" w:eastAsiaTheme="minorEastAsia" w:hAnsiTheme="minorEastAsia"/>
+                <w:color w:val="1B1C1D"/>
+                <w:sz w:val="18"/>
+                <w:szCs w:val="18"/>
+              </w:rPr>
+            </w:pPr>
+            <w:r>
+              <w:rPr>
+                <w:rFonts w:asciiTheme="minorEastAsia" w:eastAsiaTheme="minorEastAsia" w:hAnsiTheme="minorEastAsia"/>
+                <w:color w:val="1B1C1D"/>
+                <w:sz w:val="18"/>
+                <w:szCs w:val="18"/>
+              </w:rPr>
+              <w:t xml:space="preserve">API 호출 (API </w:t>
+            </w:r>
+            <w:r>
+              <w:rPr>
+                <w:rFonts w:asciiTheme="minorEastAsia" w:eastAsiaTheme="minorEastAsia" w:hAnsiTheme="minorEastAsia"/>
+                <w:color w:val="1B1C1D"/>
+                <w:sz w:val="18"/>
+                <w:szCs w:val="18"/>
+              </w:rPr>
+              <w:lastRenderedPageBreak/>
+              <w:t>Call)</w:t>
             </w:r>
           </w:p>
         </w:tc>
@@ -19592,6 +19602,7 @@
           <w:p>
             <w:pPr>
               <w:rPr>
+                <w:rFonts w:asciiTheme="minorEastAsia" w:eastAsiaTheme="minorEastAsia" w:hAnsiTheme="minorEastAsia"/>
                 <w:color w:val="1B1C1D"/>
                 <w:sz w:val="18"/>
                 <w:szCs w:val="18"/>
@@ -19600,17 +19611,18 @@
             <w:proofErr w:type="gramStart"/>
             <w:r>
               <w:rPr>
-                <w:rFonts w:hint="eastAsia"/>
-                <w:color w:val="1B1C1D"/>
-                <w:sz w:val="18"/>
-                <w:szCs w:val="18"/>
-              </w:rPr>
+                <w:rFonts w:asciiTheme="minorEastAsia" w:eastAsiaTheme="minorEastAsia" w:hAnsiTheme="minorEastAsia" w:hint="eastAsia"/>
+                <w:color w:val="1B1C1D"/>
+                <w:sz w:val="18"/>
+                <w:szCs w:val="18"/>
+              </w:rPr>
+              <w:lastRenderedPageBreak/>
               <w:t>요청 받은</w:t>
             </w:r>
             <w:proofErr w:type="gramEnd"/>
             <w:r>
               <w:rPr>
-                <w:rFonts w:hint="eastAsia"/>
+                <w:rFonts w:asciiTheme="minorEastAsia" w:eastAsiaTheme="minorEastAsia" w:hAnsiTheme="minorEastAsia" w:hint="eastAsia"/>
                 <w:color w:val="1B1C1D"/>
                 <w:sz w:val="18"/>
                 <w:szCs w:val="18"/>
@@ -19629,13 +19641,15 @@
             <w:pPr>
               <w:jc w:val="center"/>
               <w:rPr>
-                <w:color w:val="1B1C1D"/>
-                <w:sz w:val="18"/>
-                <w:szCs w:val="18"/>
-              </w:rPr>
-            </w:pPr>
-            <w:r>
-              <w:rPr>
+                <w:rFonts w:asciiTheme="minorEastAsia" w:eastAsiaTheme="minorEastAsia" w:hAnsiTheme="minorEastAsia"/>
+                <w:color w:val="1B1C1D"/>
+                <w:sz w:val="18"/>
+                <w:szCs w:val="18"/>
+              </w:rPr>
+            </w:pPr>
+            <w:r>
+              <w:rPr>
+                <w:rFonts w:asciiTheme="minorEastAsia" w:eastAsiaTheme="minorEastAsia" w:hAnsiTheme="minorEastAsia"/>
                 <w:b/>
                 <w:bCs/>
                 <w:color w:val="1B1C1D"/>
@@ -19653,14 +19667,15 @@
           <w:p>
             <w:pPr>
               <w:rPr>
-                <w:color w:val="1B1C1D"/>
-                <w:sz w:val="18"/>
-                <w:szCs w:val="18"/>
-              </w:rPr>
-            </w:pPr>
-            <w:r>
-              <w:rPr>
-                <w:rFonts w:hint="eastAsia"/>
+                <w:rFonts w:asciiTheme="minorEastAsia" w:eastAsiaTheme="minorEastAsia" w:hAnsiTheme="minorEastAsia"/>
+                <w:color w:val="1B1C1D"/>
+                <w:sz w:val="18"/>
+                <w:szCs w:val="18"/>
+              </w:rPr>
+            </w:pPr>
+            <w:r>
+              <w:rPr>
+                <w:rFonts w:asciiTheme="minorEastAsia" w:eastAsiaTheme="minorEastAsia" w:hAnsiTheme="minorEastAsia" w:hint="eastAsia"/>
                 <w:color w:val="1B1C1D"/>
                 <w:sz w:val="18"/>
                 <w:szCs w:val="18"/>
@@ -19670,7 +19685,7 @@
             <w:proofErr w:type="spellStart"/>
             <w:r>
               <w:rPr>
-                <w:rFonts w:hint="eastAsia"/>
+                <w:rFonts w:asciiTheme="minorEastAsia" w:eastAsiaTheme="minorEastAsia" w:hAnsiTheme="minorEastAsia" w:hint="eastAsia"/>
                 <w:color w:val="1B1C1D"/>
                 <w:sz w:val="18"/>
                 <w:szCs w:val="18"/>
@@ -19680,7 +19695,7 @@
             <w:proofErr w:type="spellEnd"/>
             <w:r>
               <w:rPr>
-                <w:rFonts w:hint="eastAsia"/>
+                <w:rFonts w:asciiTheme="minorEastAsia" w:eastAsiaTheme="minorEastAsia" w:hAnsiTheme="minorEastAsia" w:hint="eastAsia"/>
                 <w:color w:val="1B1C1D"/>
                 <w:sz w:val="18"/>
                 <w:szCs w:val="18"/>
@@ -19696,14 +19711,15 @@
           <w:p>
             <w:pPr>
               <w:rPr>
-                <w:color w:val="1B1C1D"/>
-                <w:sz w:val="18"/>
-                <w:szCs w:val="18"/>
-              </w:rPr>
-            </w:pPr>
-            <w:r>
-              <w:rPr>
-                <w:rFonts w:hint="eastAsia"/>
+                <w:rFonts w:asciiTheme="minorEastAsia" w:eastAsiaTheme="minorEastAsia" w:hAnsiTheme="minorEastAsia"/>
+                <w:color w:val="1B1C1D"/>
+                <w:sz w:val="18"/>
+                <w:szCs w:val="18"/>
+              </w:rPr>
+            </w:pPr>
+            <w:r>
+              <w:rPr>
+                <w:rFonts w:asciiTheme="minorEastAsia" w:eastAsiaTheme="minorEastAsia" w:hAnsiTheme="minorEastAsia" w:hint="eastAsia"/>
                 <w:color w:val="444746"/>
                 <w:sz w:val="18"/>
                 <w:szCs w:val="18"/>
@@ -19719,14 +19735,15 @@
           <w:p>
             <w:pPr>
               <w:rPr>
-                <w:color w:val="1B1C1D"/>
-                <w:sz w:val="18"/>
-                <w:szCs w:val="18"/>
-              </w:rPr>
-            </w:pPr>
-            <w:r>
-              <w:rPr>
-                <w:rFonts w:hint="eastAsia"/>
+                <w:rFonts w:asciiTheme="minorEastAsia" w:eastAsiaTheme="minorEastAsia" w:hAnsiTheme="minorEastAsia"/>
+                <w:color w:val="1B1C1D"/>
+                <w:sz w:val="18"/>
+                <w:szCs w:val="18"/>
+              </w:rPr>
+            </w:pPr>
+            <w:r>
+              <w:rPr>
+                <w:rFonts w:asciiTheme="minorEastAsia" w:eastAsiaTheme="minorEastAsia" w:hAnsiTheme="minorEastAsia" w:hint="eastAsia"/>
                 <w:color w:val="1B1C1D"/>
                 <w:sz w:val="18"/>
                 <w:szCs w:val="18"/>
@@ -19735,6 +19752,7 @@
             </w:r>
             <w:r>
               <w:rPr>
+                <w:rFonts w:asciiTheme="minorEastAsia" w:eastAsiaTheme="minorEastAsia" w:hAnsiTheme="minorEastAsia"/>
                 <w:color w:val="1B1C1D"/>
                 <w:sz w:val="18"/>
                 <w:szCs w:val="18"/>
@@ -19750,14 +19768,15 @@
           <w:p>
             <w:pPr>
               <w:rPr>
-                <w:color w:val="1B1C1D"/>
-                <w:sz w:val="18"/>
-                <w:szCs w:val="18"/>
-              </w:rPr>
-            </w:pPr>
-            <w:r>
-              <w:rPr>
-                <w:rFonts w:hint="eastAsia"/>
+                <w:rFonts w:asciiTheme="minorEastAsia" w:eastAsiaTheme="minorEastAsia" w:hAnsiTheme="minorEastAsia"/>
+                <w:color w:val="1B1C1D"/>
+                <w:sz w:val="18"/>
+                <w:szCs w:val="18"/>
+              </w:rPr>
+            </w:pPr>
+            <w:r>
+              <w:rPr>
+                <w:rFonts w:asciiTheme="minorEastAsia" w:eastAsiaTheme="minorEastAsia" w:hAnsiTheme="minorEastAsia" w:hint="eastAsia"/>
                 <w:color w:val="1B1C1D"/>
                 <w:sz w:val="18"/>
                 <w:szCs w:val="18"/>
@@ -19776,15 +19795,17 @@
             <w:pPr>
               <w:jc w:val="center"/>
               <w:rPr>
-                <w:b/>
-                <w:bCs/>
-                <w:color w:val="1B1C1D"/>
-                <w:sz w:val="18"/>
-                <w:szCs w:val="18"/>
-              </w:rPr>
-            </w:pPr>
-            <w:r>
-              <w:rPr>
+                <w:rFonts w:asciiTheme="minorEastAsia" w:eastAsiaTheme="minorEastAsia" w:hAnsiTheme="minorEastAsia"/>
+                <w:b/>
+                <w:bCs/>
+                <w:color w:val="1B1C1D"/>
+                <w:sz w:val="18"/>
+                <w:szCs w:val="18"/>
+              </w:rPr>
+            </w:pPr>
+            <w:r>
+              <w:rPr>
+                <w:rFonts w:asciiTheme="minorEastAsia" w:eastAsiaTheme="minorEastAsia" w:hAnsiTheme="minorEastAsia"/>
                 <w:b/>
                 <w:bCs/>
                 <w:color w:val="1B1C1D"/>
@@ -19802,14 +19823,15 @@
           <w:p>
             <w:pPr>
               <w:rPr>
-                <w:color w:val="1B1C1D"/>
-                <w:sz w:val="18"/>
-                <w:szCs w:val="18"/>
-              </w:rPr>
-            </w:pPr>
-            <w:r>
-              <w:rPr>
-                <w:rFonts w:hint="eastAsia"/>
+                <w:rFonts w:asciiTheme="minorEastAsia" w:eastAsiaTheme="minorEastAsia" w:hAnsiTheme="minorEastAsia"/>
+                <w:color w:val="1B1C1D"/>
+                <w:sz w:val="18"/>
+                <w:szCs w:val="18"/>
+              </w:rPr>
+            </w:pPr>
+            <w:r>
+              <w:rPr>
+                <w:rFonts w:asciiTheme="minorEastAsia" w:eastAsiaTheme="minorEastAsia" w:hAnsiTheme="minorEastAsia" w:hint="eastAsia"/>
                 <w:color w:val="444746"/>
                 <w:sz w:val="18"/>
                 <w:szCs w:val="18"/>
@@ -19825,6 +19847,7 @@
           <w:p>
             <w:pPr>
               <w:rPr>
+                <w:rFonts w:asciiTheme="minorEastAsia" w:eastAsiaTheme="minorEastAsia" w:hAnsiTheme="minorEastAsia"/>
                 <w:color w:val="444746"/>
                 <w:sz w:val="18"/>
                 <w:szCs w:val="18"/>
@@ -19832,7 +19855,7 @@
             </w:pPr>
             <w:r>
               <w:rPr>
-                <w:rFonts w:hint="eastAsia"/>
+                <w:rFonts w:asciiTheme="minorEastAsia" w:eastAsiaTheme="minorEastAsia" w:hAnsiTheme="minorEastAsia" w:hint="eastAsia"/>
                 <w:color w:val="1B1C1D"/>
                 <w:sz w:val="18"/>
                 <w:szCs w:val="18"/>
@@ -19841,6 +19864,7 @@
             </w:r>
             <w:r>
               <w:rPr>
+                <w:rFonts w:asciiTheme="minorEastAsia" w:eastAsiaTheme="minorEastAsia" w:hAnsiTheme="minorEastAsia"/>
                 <w:color w:val="1B1C1D"/>
                 <w:sz w:val="18"/>
                 <w:szCs w:val="18"/>
@@ -19849,7 +19873,7 @@
             </w:r>
             <w:r>
               <w:rPr>
-                <w:rFonts w:hint="eastAsia"/>
+                <w:rFonts w:asciiTheme="minorEastAsia" w:eastAsiaTheme="minorEastAsia" w:hAnsiTheme="minorEastAsia" w:hint="eastAsia"/>
                 <w:color w:val="1B1C1D"/>
                 <w:sz w:val="18"/>
                 <w:szCs w:val="18"/>
@@ -19858,6 +19882,7 @@
             </w:r>
             <w:r>
               <w:rPr>
+                <w:rFonts w:asciiTheme="minorEastAsia" w:eastAsiaTheme="minorEastAsia" w:hAnsiTheme="minorEastAsia"/>
                 <w:color w:val="1B1C1D"/>
                 <w:sz w:val="18"/>
                 <w:szCs w:val="18"/>
@@ -19873,13 +19898,15 @@
           <w:p>
             <w:pPr>
               <w:rPr>
-                <w:color w:val="1B1C1D"/>
-                <w:sz w:val="18"/>
-                <w:szCs w:val="18"/>
-              </w:rPr>
-            </w:pPr>
-            <w:r>
-              <w:rPr>
+                <w:rFonts w:asciiTheme="minorEastAsia" w:eastAsiaTheme="minorEastAsia" w:hAnsiTheme="minorEastAsia"/>
+                <w:color w:val="1B1C1D"/>
+                <w:sz w:val="18"/>
+                <w:szCs w:val="18"/>
+              </w:rPr>
+            </w:pPr>
+            <w:r>
+              <w:rPr>
+                <w:rFonts w:asciiTheme="minorEastAsia" w:eastAsiaTheme="minorEastAsia" w:hAnsiTheme="minorEastAsia"/>
                 <w:color w:val="1B1C1D"/>
                 <w:sz w:val="18"/>
                 <w:szCs w:val="18"/>
@@ -19895,14 +19922,15 @@
           <w:p>
             <w:pPr>
               <w:rPr>
-                <w:color w:val="1B1C1D"/>
-                <w:sz w:val="18"/>
-                <w:szCs w:val="18"/>
-              </w:rPr>
-            </w:pPr>
-            <w:r>
-              <w:rPr>
-                <w:rFonts w:hint="eastAsia"/>
+                <w:rFonts w:asciiTheme="minorEastAsia" w:eastAsiaTheme="minorEastAsia" w:hAnsiTheme="minorEastAsia"/>
+                <w:color w:val="1B1C1D"/>
+                <w:sz w:val="18"/>
+                <w:szCs w:val="18"/>
+              </w:rPr>
+            </w:pPr>
+            <w:r>
+              <w:rPr>
+                <w:rFonts w:asciiTheme="minorEastAsia" w:eastAsiaTheme="minorEastAsia" w:hAnsiTheme="minorEastAsia" w:hint="eastAsia"/>
                 <w:color w:val="1B1C1D"/>
                 <w:sz w:val="18"/>
                 <w:szCs w:val="18"/>
@@ -19913,15 +19941,13 @@
         </w:tc>
       </w:tr>
     </w:tbl>
-    <w:p/>
-    <w:p/>
-    <w:p/>
-    <w:p/>
-    <w:p/>
-    <w:p/>
-    <w:p/>
-    <w:p/>
-    <w:p/>
+    <w:p>
+      <w:pPr>
+        <w:rPr>
+          <w:rFonts w:asciiTheme="minorEastAsia" w:eastAsiaTheme="minorEastAsia" w:hAnsiTheme="minorEastAsia"/>
+        </w:rPr>
+      </w:pPr>
+    </w:p>
     <w:tbl>
       <w:tblPr>
         <w:tblW w:w="9059" w:type="dxa"/>
@@ -19965,6 +19991,7 @@
               <w:ind w:right="57"/>
               <w:jc w:val="center"/>
               <w:rPr>
+                <w:rFonts w:asciiTheme="minorEastAsia" w:eastAsiaTheme="minorEastAsia" w:hAnsiTheme="minorEastAsia"/>
                 <w:color w:val="000000"/>
                 <w:sz w:val="20"/>
                 <w:szCs w:val="20"/>
@@ -19972,13 +19999,13 @@
             </w:pPr>
             <w:r>
               <w:rPr>
+                <w:rFonts w:asciiTheme="minorEastAsia" w:eastAsiaTheme="minorEastAsia" w:hAnsiTheme="minorEastAsia"/>
                 <w:b/>
                 <w:bCs/>
                 <w:color w:val="000000"/>
                 <w:sz w:val="20"/>
                 <w:szCs w:val="20"/>
               </w:rPr>
-              <w:lastRenderedPageBreak/>
               <w:t>식별 번호</w:t>
             </w:r>
           </w:p>
@@ -19999,6 +20026,7 @@
               <w:ind w:right="50"/>
               <w:jc w:val="center"/>
               <w:rPr>
+                <w:rFonts w:asciiTheme="minorEastAsia" w:eastAsiaTheme="minorEastAsia" w:hAnsiTheme="minorEastAsia"/>
                 <w:b/>
                 <w:bCs/>
                 <w:color w:val="000000"/>
@@ -20008,6 +20036,7 @@
             </w:pPr>
             <w:r>
               <w:rPr>
+                <w:rFonts w:asciiTheme="minorEastAsia" w:eastAsiaTheme="minorEastAsia" w:hAnsiTheme="minorEastAsia"/>
                 <w:b/>
                 <w:bCs/>
                 <w:color w:val="000000"/>
@@ -20018,7 +20047,7 @@
             </w:r>
             <w:r>
               <w:rPr>
-                <w:rFonts w:hint="eastAsia"/>
+                <w:rFonts w:asciiTheme="minorEastAsia" w:eastAsiaTheme="minorEastAsia" w:hAnsiTheme="minorEastAsia" w:hint="eastAsia"/>
                 <w:b/>
                 <w:bCs/>
                 <w:color w:val="000000"/>
@@ -20046,6 +20075,7 @@
               <w:ind w:right="58"/>
               <w:jc w:val="center"/>
               <w:rPr>
+                <w:rFonts w:asciiTheme="minorEastAsia" w:eastAsiaTheme="minorEastAsia" w:hAnsiTheme="minorEastAsia"/>
                 <w:b/>
                 <w:bCs/>
                 <w:color w:val="000000"/>
@@ -20055,6 +20085,7 @@
             </w:pPr>
             <w:r>
               <w:rPr>
+                <w:rFonts w:asciiTheme="minorEastAsia" w:eastAsiaTheme="minorEastAsia" w:hAnsiTheme="minorEastAsia"/>
                 <w:b/>
                 <w:bCs/>
                 <w:color w:val="000000"/>
@@ -20081,6 +20112,7 @@
               <w:ind w:right="58"/>
               <w:jc w:val="center"/>
               <w:rPr>
+                <w:rFonts w:asciiTheme="minorEastAsia" w:eastAsiaTheme="minorEastAsia" w:hAnsiTheme="minorEastAsia"/>
                 <w:b/>
                 <w:bCs/>
                 <w:color w:val="000000"/>
@@ -20090,7 +20122,7 @@
             </w:pPr>
             <w:r>
               <w:rPr>
-                <w:rFonts w:hint="eastAsia"/>
+                <w:rFonts w:asciiTheme="minorEastAsia" w:eastAsiaTheme="minorEastAsia" w:hAnsiTheme="minorEastAsia" w:hint="eastAsia"/>
                 <w:b/>
                 <w:bCs/>
                 <w:color w:val="000000"/>
@@ -20124,6 +20156,7 @@
               <w:ind w:right="57"/>
               <w:jc w:val="center"/>
               <w:rPr>
+                <w:rFonts w:asciiTheme="minorEastAsia" w:eastAsiaTheme="minorEastAsia" w:hAnsiTheme="minorEastAsia"/>
                 <w:b/>
                 <w:bCs/>
                 <w:color w:val="000000"/>
@@ -20134,6 +20167,7 @@
             <w:proofErr w:type="spellStart"/>
             <w:r>
               <w:rPr>
+                <w:rFonts w:asciiTheme="minorEastAsia" w:eastAsiaTheme="minorEastAsia" w:hAnsiTheme="minorEastAsia"/>
                 <w:b/>
                 <w:bCs/>
                 <w:color w:val="000000"/>
@@ -20161,6 +20195,7 @@
               <w:ind w:right="50"/>
               <w:jc w:val="center"/>
               <w:rPr>
+                <w:rFonts w:asciiTheme="minorEastAsia" w:eastAsiaTheme="minorEastAsia" w:hAnsiTheme="minorEastAsia"/>
                 <w:b/>
                 <w:bCs/>
                 <w:color w:val="000000"/>
@@ -20170,7 +20205,7 @@
             </w:pPr>
             <w:r>
               <w:rPr>
-                <w:rFonts w:hint="eastAsia"/>
+                <w:rFonts w:asciiTheme="minorEastAsia" w:eastAsiaTheme="minorEastAsia" w:hAnsiTheme="minorEastAsia" w:hint="eastAsia"/>
                 <w:b/>
                 <w:bCs/>
                 <w:color w:val="000000"/>
@@ -20182,7 +20217,7 @@
             <w:proofErr w:type="spellStart"/>
             <w:r>
               <w:rPr>
-                <w:rFonts w:hint="eastAsia"/>
+                <w:rFonts w:asciiTheme="minorEastAsia" w:eastAsiaTheme="minorEastAsia" w:hAnsiTheme="minorEastAsia" w:hint="eastAsia"/>
                 <w:b/>
                 <w:bCs/>
                 <w:color w:val="000000"/>
@@ -20211,6 +20246,7 @@
               <w:ind w:right="58"/>
               <w:jc w:val="center"/>
               <w:rPr>
+                <w:rFonts w:asciiTheme="minorEastAsia" w:eastAsiaTheme="minorEastAsia" w:hAnsiTheme="minorEastAsia"/>
                 <w:b/>
                 <w:bCs/>
                 <w:color w:val="000000"/>
@@ -20220,6 +20256,7 @@
             </w:pPr>
             <w:r>
               <w:rPr>
+                <w:rFonts w:asciiTheme="minorEastAsia" w:eastAsiaTheme="minorEastAsia" w:hAnsiTheme="minorEastAsia"/>
                 <w:b/>
                 <w:bCs/>
                 <w:color w:val="000000"/>
@@ -20246,6 +20283,7 @@
               <w:ind w:right="58"/>
               <w:jc w:val="center"/>
               <w:rPr>
+                <w:rFonts w:asciiTheme="minorEastAsia" w:eastAsiaTheme="minorEastAsia" w:hAnsiTheme="minorEastAsia"/>
                 <w:b/>
                 <w:bCs/>
                 <w:color w:val="000000"/>
@@ -20255,7 +20293,7 @@
             </w:pPr>
             <w:r>
               <w:rPr>
-                <w:rFonts w:hint="eastAsia"/>
+                <w:rFonts w:asciiTheme="minorEastAsia" w:eastAsiaTheme="minorEastAsia" w:hAnsiTheme="minorEastAsia" w:hint="eastAsia"/>
                 <w:b/>
                 <w:bCs/>
                 <w:color w:val="000000"/>
@@ -20266,7 +20304,7 @@
             </w:r>
             <w:r>
               <w:rPr>
-                <w:rFonts w:hint="eastAsia"/>
+                <w:rFonts w:asciiTheme="minorEastAsia" w:eastAsiaTheme="minorEastAsia" w:hAnsiTheme="minorEastAsia" w:hint="eastAsia"/>
                 <w:b/>
                 <w:bCs/>
                 <w:color w:val="000000"/>
@@ -20300,6 +20338,7 @@
               <w:ind w:right="57"/>
               <w:jc w:val="center"/>
               <w:rPr>
+                <w:rFonts w:asciiTheme="minorEastAsia" w:eastAsiaTheme="minorEastAsia" w:hAnsiTheme="minorEastAsia"/>
                 <w:b/>
                 <w:bCs/>
                 <w:color w:val="000000"/>
@@ -20309,7 +20348,7 @@
             </w:pPr>
             <w:r>
               <w:rPr>
-                <w:rFonts w:hint="eastAsia"/>
+                <w:rFonts w:asciiTheme="minorEastAsia" w:eastAsiaTheme="minorEastAsia" w:hAnsiTheme="minorEastAsia" w:hint="eastAsia"/>
                 <w:b/>
                 <w:bCs/>
                 <w:color w:val="000000"/>
@@ -20337,6 +20376,7 @@
               <w:ind w:right="58"/>
               <w:jc w:val="center"/>
               <w:rPr>
+                <w:rFonts w:asciiTheme="minorEastAsia" w:eastAsiaTheme="minorEastAsia" w:hAnsiTheme="minorEastAsia"/>
                 <w:b/>
                 <w:bCs/>
                 <w:color w:val="000000"/>
@@ -20346,6 +20386,7 @@
             </w:pPr>
             <w:r>
               <w:rPr>
+                <w:rFonts w:asciiTheme="minorEastAsia" w:eastAsiaTheme="minorEastAsia" w:hAnsiTheme="minorEastAsia"/>
                 <w:b/>
                 <w:bCs/>
                 <w:color w:val="000000"/>
@@ -20356,7 +20397,7 @@
             </w:r>
             <w:r>
               <w:rPr>
-                <w:rFonts w:hint="eastAsia"/>
+                <w:rFonts w:asciiTheme="minorEastAsia" w:eastAsiaTheme="minorEastAsia" w:hAnsiTheme="minorEastAsia" w:hint="eastAsia"/>
                 <w:b/>
                 <w:bCs/>
                 <w:color w:val="000000"/>
@@ -20367,6 +20408,7 @@
             </w:r>
             <w:r>
               <w:rPr>
+                <w:rFonts w:asciiTheme="minorEastAsia" w:eastAsiaTheme="minorEastAsia" w:hAnsiTheme="minorEastAsia"/>
                 <w:b/>
                 <w:bCs/>
                 <w:color w:val="000000"/>
@@ -20377,7 +20419,7 @@
             </w:r>
             <w:r>
               <w:rPr>
-                <w:rFonts w:hint="eastAsia"/>
+                <w:rFonts w:asciiTheme="minorEastAsia" w:eastAsiaTheme="minorEastAsia" w:hAnsiTheme="minorEastAsia" w:hint="eastAsia"/>
                 <w:b/>
                 <w:bCs/>
                 <w:color w:val="000000"/>
@@ -20411,6 +20453,7 @@
             <w:pPr>
               <w:jc w:val="center"/>
               <w:rPr>
+                <w:rFonts w:asciiTheme="minorEastAsia" w:eastAsiaTheme="minorEastAsia" w:hAnsiTheme="minorEastAsia"/>
                 <w:color w:val="000000"/>
                 <w:sz w:val="20"/>
                 <w:szCs w:val="20"/>
@@ -20418,6 +20461,7 @@
             </w:pPr>
             <w:r>
               <w:rPr>
+                <w:rFonts w:asciiTheme="minorEastAsia" w:eastAsiaTheme="minorEastAsia" w:hAnsiTheme="minorEastAsia"/>
                 <w:noProof/>
                 <w:color w:val="000000"/>
                 <w:sz w:val="20"/>
@@ -20463,7 +20507,13 @@
         </w:tc>
       </w:tr>
     </w:tbl>
-    <w:p/>
+    <w:p>
+      <w:pPr>
+        <w:rPr>
+          <w:rFonts w:asciiTheme="minorEastAsia" w:eastAsiaTheme="minorEastAsia" w:hAnsiTheme="minorEastAsia"/>
+        </w:rPr>
+      </w:pPr>
+    </w:p>
     <w:tbl>
       <w:tblPr>
         <w:tblW w:w="9067" w:type="dxa"/>
@@ -20494,13 +20544,15 @@
           <w:p>
             <w:pPr>
               <w:rPr>
-                <w:color w:val="1B1C1D"/>
-                <w:sz w:val="18"/>
-                <w:szCs w:val="18"/>
-              </w:rPr>
-            </w:pPr>
-            <w:r>
-              <w:rPr>
+                <w:rFonts w:asciiTheme="minorEastAsia" w:eastAsiaTheme="minorEastAsia" w:hAnsiTheme="minorEastAsia"/>
+                <w:color w:val="1B1C1D"/>
+                <w:sz w:val="18"/>
+                <w:szCs w:val="18"/>
+              </w:rPr>
+            </w:pPr>
+            <w:r>
+              <w:rPr>
+                <w:rFonts w:asciiTheme="minorEastAsia" w:eastAsiaTheme="minorEastAsia" w:hAnsiTheme="minorEastAsia"/>
                 <w:b/>
                 <w:bCs/>
                 <w:color w:val="1B1C1D"/>
@@ -20519,13 +20571,15 @@
           <w:p>
             <w:pPr>
               <w:rPr>
-                <w:color w:val="1B1C1D"/>
-                <w:sz w:val="18"/>
-                <w:szCs w:val="18"/>
-              </w:rPr>
-            </w:pPr>
-            <w:r>
-              <w:rPr>
+                <w:rFonts w:asciiTheme="minorEastAsia" w:eastAsiaTheme="minorEastAsia" w:hAnsiTheme="minorEastAsia"/>
+                <w:color w:val="1B1C1D"/>
+                <w:sz w:val="18"/>
+                <w:szCs w:val="18"/>
+              </w:rPr>
+            </w:pPr>
+            <w:r>
+              <w:rPr>
+                <w:rFonts w:asciiTheme="minorEastAsia" w:eastAsiaTheme="minorEastAsia" w:hAnsiTheme="minorEastAsia"/>
                 <w:b/>
                 <w:bCs/>
                 <w:color w:val="1B1C1D"/>
@@ -20544,13 +20598,15 @@
           <w:p>
             <w:pPr>
               <w:rPr>
-                <w:color w:val="1B1C1D"/>
-                <w:sz w:val="18"/>
-                <w:szCs w:val="18"/>
-              </w:rPr>
-            </w:pPr>
-            <w:r>
-              <w:rPr>
+                <w:rFonts w:asciiTheme="minorEastAsia" w:eastAsiaTheme="minorEastAsia" w:hAnsiTheme="minorEastAsia"/>
+                <w:color w:val="1B1C1D"/>
+                <w:sz w:val="18"/>
+                <w:szCs w:val="18"/>
+              </w:rPr>
+            </w:pPr>
+            <w:r>
+              <w:rPr>
+                <w:rFonts w:asciiTheme="minorEastAsia" w:eastAsiaTheme="minorEastAsia" w:hAnsiTheme="minorEastAsia"/>
                 <w:b/>
                 <w:bCs/>
                 <w:color w:val="1B1C1D"/>
@@ -20569,13 +20625,15 @@
           <w:p>
             <w:pPr>
               <w:rPr>
-                <w:color w:val="1B1C1D"/>
-                <w:sz w:val="18"/>
-                <w:szCs w:val="18"/>
-              </w:rPr>
-            </w:pPr>
-            <w:r>
-              <w:rPr>
+                <w:rFonts w:asciiTheme="minorEastAsia" w:eastAsiaTheme="minorEastAsia" w:hAnsiTheme="minorEastAsia"/>
+                <w:color w:val="1B1C1D"/>
+                <w:sz w:val="18"/>
+                <w:szCs w:val="18"/>
+              </w:rPr>
+            </w:pPr>
+            <w:r>
+              <w:rPr>
+                <w:rFonts w:asciiTheme="minorEastAsia" w:eastAsiaTheme="minorEastAsia" w:hAnsiTheme="minorEastAsia"/>
                 <w:b/>
                 <w:bCs/>
                 <w:color w:val="1B1C1D"/>
@@ -20594,13 +20652,15 @@
           <w:p>
             <w:pPr>
               <w:rPr>
-                <w:color w:val="1B1C1D"/>
-                <w:sz w:val="18"/>
-                <w:szCs w:val="18"/>
-              </w:rPr>
-            </w:pPr>
-            <w:r>
-              <w:rPr>
+                <w:rFonts w:asciiTheme="minorEastAsia" w:eastAsiaTheme="minorEastAsia" w:hAnsiTheme="minorEastAsia"/>
+                <w:color w:val="1B1C1D"/>
+                <w:sz w:val="18"/>
+                <w:szCs w:val="18"/>
+              </w:rPr>
+            </w:pPr>
+            <w:r>
+              <w:rPr>
+                <w:rFonts w:asciiTheme="minorEastAsia" w:eastAsiaTheme="minorEastAsia" w:hAnsiTheme="minorEastAsia"/>
                 <w:b/>
                 <w:bCs/>
                 <w:color w:val="1B1C1D"/>
@@ -20621,13 +20681,15 @@
             <w:pPr>
               <w:jc w:val="center"/>
               <w:rPr>
-                <w:color w:val="1B1C1D"/>
-                <w:sz w:val="18"/>
-                <w:szCs w:val="18"/>
-              </w:rPr>
-            </w:pPr>
-            <w:r>
-              <w:rPr>
+                <w:rFonts w:asciiTheme="minorEastAsia" w:eastAsiaTheme="minorEastAsia" w:hAnsiTheme="minorEastAsia"/>
+                <w:color w:val="1B1C1D"/>
+                <w:sz w:val="18"/>
+                <w:szCs w:val="18"/>
+              </w:rPr>
+            </w:pPr>
+            <w:r>
+              <w:rPr>
+                <w:rFonts w:asciiTheme="minorEastAsia" w:eastAsiaTheme="minorEastAsia" w:hAnsiTheme="minorEastAsia"/>
                 <w:b/>
                 <w:bCs/>
                 <w:color w:val="1B1C1D"/>
@@ -20645,14 +20707,15 @@
           <w:p>
             <w:pPr>
               <w:rPr>
-                <w:color w:val="1B1C1D"/>
-                <w:sz w:val="18"/>
-                <w:szCs w:val="18"/>
-              </w:rPr>
-            </w:pPr>
-            <w:r>
-              <w:rPr>
-                <w:rFonts w:hint="eastAsia"/>
+                <w:rFonts w:asciiTheme="minorEastAsia" w:eastAsiaTheme="minorEastAsia" w:hAnsiTheme="minorEastAsia"/>
+                <w:color w:val="1B1C1D"/>
+                <w:sz w:val="18"/>
+                <w:szCs w:val="18"/>
+              </w:rPr>
+            </w:pPr>
+            <w:r>
+              <w:rPr>
+                <w:rFonts w:asciiTheme="minorEastAsia" w:eastAsiaTheme="minorEastAsia" w:hAnsiTheme="minorEastAsia" w:hint="eastAsia"/>
                 <w:color w:val="1B1C1D"/>
                 <w:sz w:val="18"/>
                 <w:szCs w:val="18"/>
@@ -20661,6 +20724,7 @@
             </w:r>
             <w:r>
               <w:rPr>
+                <w:rFonts w:asciiTheme="minorEastAsia" w:eastAsiaTheme="minorEastAsia" w:hAnsiTheme="minorEastAsia"/>
                 <w:color w:val="1B1C1D"/>
                 <w:sz w:val="18"/>
                 <w:szCs w:val="18"/>
@@ -20669,7 +20733,7 @@
             </w:r>
             <w:r>
               <w:rPr>
-                <w:rFonts w:hint="eastAsia"/>
+                <w:rFonts w:asciiTheme="minorEastAsia" w:eastAsiaTheme="minorEastAsia" w:hAnsiTheme="minorEastAsia" w:hint="eastAsia"/>
                 <w:color w:val="1B1C1D"/>
                 <w:sz w:val="18"/>
                 <w:szCs w:val="18"/>
@@ -20678,6 +20742,7 @@
             </w:r>
             <w:r>
               <w:rPr>
+                <w:rFonts w:asciiTheme="minorEastAsia" w:eastAsiaTheme="minorEastAsia" w:hAnsiTheme="minorEastAsia"/>
                 <w:color w:val="1B1C1D"/>
                 <w:sz w:val="18"/>
                 <w:szCs w:val="18"/>
@@ -20693,14 +20758,15 @@
           <w:p>
             <w:pPr>
               <w:rPr>
-                <w:color w:val="1B1C1D"/>
-                <w:sz w:val="18"/>
-                <w:szCs w:val="18"/>
-              </w:rPr>
-            </w:pPr>
-            <w:r>
-              <w:rPr>
-                <w:rFonts w:hint="eastAsia"/>
+                <w:rFonts w:asciiTheme="minorEastAsia" w:eastAsiaTheme="minorEastAsia" w:hAnsiTheme="minorEastAsia"/>
+                <w:color w:val="1B1C1D"/>
+                <w:sz w:val="18"/>
+                <w:szCs w:val="18"/>
+              </w:rPr>
+            </w:pPr>
+            <w:r>
+              <w:rPr>
+                <w:rFonts w:asciiTheme="minorEastAsia" w:eastAsiaTheme="minorEastAsia" w:hAnsiTheme="minorEastAsia" w:hint="eastAsia"/>
                 <w:color w:val="1B1C1D"/>
                 <w:sz w:val="18"/>
                 <w:szCs w:val="18"/>
@@ -20709,7 +20775,7 @@
             </w:r>
             <w:r>
               <w:rPr>
-                <w:rFonts w:hint="eastAsia"/>
+                <w:rFonts w:asciiTheme="minorEastAsia" w:eastAsiaTheme="minorEastAsia" w:hAnsiTheme="minorEastAsia" w:hint="eastAsia"/>
                 <w:color w:val="1B1C1D"/>
                 <w:sz w:val="18"/>
                 <w:szCs w:val="18"/>
@@ -20718,6 +20784,7 @@
             </w:r>
             <w:r>
               <w:rPr>
+                <w:rFonts w:asciiTheme="minorEastAsia" w:eastAsiaTheme="minorEastAsia" w:hAnsiTheme="minorEastAsia"/>
                 <w:color w:val="1B1C1D"/>
                 <w:sz w:val="18"/>
                 <w:szCs w:val="18"/>
@@ -20726,7 +20793,7 @@
             </w:r>
             <w:r>
               <w:rPr>
-                <w:rFonts w:hint="eastAsia"/>
+                <w:rFonts w:asciiTheme="minorEastAsia" w:eastAsiaTheme="minorEastAsia" w:hAnsiTheme="minorEastAsia" w:hint="eastAsia"/>
                 <w:color w:val="1B1C1D"/>
                 <w:sz w:val="18"/>
                 <w:szCs w:val="18"/>
@@ -20735,6 +20802,7 @@
             </w:r>
             <w:r>
               <w:rPr>
+                <w:rFonts w:asciiTheme="minorEastAsia" w:eastAsiaTheme="minorEastAsia" w:hAnsiTheme="minorEastAsia"/>
                 <w:color w:val="1B1C1D"/>
                 <w:sz w:val="18"/>
                 <w:szCs w:val="18"/>
@@ -20750,14 +20818,15 @@
           <w:p>
             <w:pPr>
               <w:rPr>
-                <w:color w:val="1B1C1D"/>
-                <w:sz w:val="18"/>
-                <w:szCs w:val="18"/>
-              </w:rPr>
-            </w:pPr>
-            <w:r>
-              <w:rPr>
-                <w:rFonts w:hint="eastAsia"/>
+                <w:rFonts w:asciiTheme="minorEastAsia" w:eastAsiaTheme="minorEastAsia" w:hAnsiTheme="minorEastAsia"/>
+                <w:color w:val="1B1C1D"/>
+                <w:sz w:val="18"/>
+                <w:szCs w:val="18"/>
+              </w:rPr>
+            </w:pPr>
+            <w:r>
+              <w:rPr>
+                <w:rFonts w:asciiTheme="minorEastAsia" w:eastAsiaTheme="minorEastAsia" w:hAnsiTheme="minorEastAsia" w:hint="eastAsia"/>
                 <w:color w:val="1B1C1D"/>
                 <w:sz w:val="18"/>
                 <w:szCs w:val="18"/>
@@ -20768,13 +20837,15 @@
           <w:p>
             <w:pPr>
               <w:rPr>
-                <w:color w:val="1B1C1D"/>
-                <w:sz w:val="18"/>
-                <w:szCs w:val="18"/>
-              </w:rPr>
-            </w:pPr>
-            <w:r>
-              <w:rPr>
+                <w:rFonts w:asciiTheme="minorEastAsia" w:eastAsiaTheme="minorEastAsia" w:hAnsiTheme="minorEastAsia"/>
+                <w:color w:val="1B1C1D"/>
+                <w:sz w:val="18"/>
+                <w:szCs w:val="18"/>
+              </w:rPr>
+            </w:pPr>
+            <w:r>
+              <w:rPr>
+                <w:rFonts w:asciiTheme="minorEastAsia" w:eastAsiaTheme="minorEastAsia" w:hAnsiTheme="minorEastAsia"/>
                 <w:color w:val="1B1C1D"/>
                 <w:sz w:val="18"/>
                 <w:szCs w:val="18"/>
@@ -20783,7 +20854,7 @@
             </w:r>
             <w:r>
               <w:rPr>
-                <w:rFonts w:hint="eastAsia"/>
+                <w:rFonts w:asciiTheme="minorEastAsia" w:eastAsiaTheme="minorEastAsia" w:hAnsiTheme="minorEastAsia" w:hint="eastAsia"/>
                 <w:color w:val="1B1C1D"/>
                 <w:sz w:val="18"/>
                 <w:szCs w:val="18"/>
@@ -20792,6 +20863,7 @@
             </w:r>
             <w:r>
               <w:rPr>
+                <w:rFonts w:asciiTheme="minorEastAsia" w:eastAsiaTheme="minorEastAsia" w:hAnsiTheme="minorEastAsia"/>
                 <w:color w:val="1B1C1D"/>
                 <w:sz w:val="18"/>
                 <w:szCs w:val="18"/>
@@ -20807,13 +20879,15 @@
           <w:p>
             <w:pPr>
               <w:rPr>
-                <w:color w:val="1B1C1D"/>
-                <w:sz w:val="18"/>
-                <w:szCs w:val="18"/>
-              </w:rPr>
-            </w:pPr>
-            <w:r>
-              <w:rPr>
+                <w:rFonts w:asciiTheme="minorEastAsia" w:eastAsiaTheme="minorEastAsia" w:hAnsiTheme="minorEastAsia"/>
+                <w:color w:val="1B1C1D"/>
+                <w:sz w:val="18"/>
+                <w:szCs w:val="18"/>
+              </w:rPr>
+            </w:pPr>
+            <w:r>
+              <w:rPr>
+                <w:rFonts w:asciiTheme="minorEastAsia" w:eastAsiaTheme="minorEastAsia" w:hAnsiTheme="minorEastAsia"/>
                 <w:color w:val="1B1C1D"/>
                 <w:sz w:val="18"/>
                 <w:szCs w:val="18"/>
@@ -20822,7 +20896,7 @@
             </w:r>
             <w:r>
               <w:rPr>
-                <w:rFonts w:hint="eastAsia"/>
+                <w:rFonts w:asciiTheme="minorEastAsia" w:eastAsiaTheme="minorEastAsia" w:hAnsiTheme="minorEastAsia" w:hint="eastAsia"/>
                 <w:color w:val="1B1C1D"/>
                 <w:sz w:val="18"/>
                 <w:szCs w:val="18"/>
@@ -20831,6 +20905,7 @@
             </w:r>
             <w:r>
               <w:rPr>
+                <w:rFonts w:asciiTheme="minorEastAsia" w:eastAsiaTheme="minorEastAsia" w:hAnsiTheme="minorEastAsia"/>
                 <w:color w:val="1B1C1D"/>
                 <w:sz w:val="18"/>
                 <w:szCs w:val="18"/>
@@ -20839,7 +20914,7 @@
             </w:r>
             <w:r>
               <w:rPr>
-                <w:rFonts w:hint="eastAsia"/>
+                <w:rFonts w:asciiTheme="minorEastAsia" w:eastAsiaTheme="minorEastAsia" w:hAnsiTheme="minorEastAsia" w:hint="eastAsia"/>
                 <w:color w:val="1B1C1D"/>
                 <w:sz w:val="18"/>
                 <w:szCs w:val="18"/>
@@ -20858,15 +20933,17 @@
             <w:pPr>
               <w:jc w:val="center"/>
               <w:rPr>
-                <w:b/>
-                <w:bCs/>
-                <w:color w:val="1B1C1D"/>
-                <w:sz w:val="18"/>
-                <w:szCs w:val="18"/>
-              </w:rPr>
-            </w:pPr>
-            <w:r>
-              <w:rPr>
+                <w:rFonts w:asciiTheme="minorEastAsia" w:eastAsiaTheme="minorEastAsia" w:hAnsiTheme="minorEastAsia"/>
+                <w:b/>
+                <w:bCs/>
+                <w:color w:val="1B1C1D"/>
+                <w:sz w:val="18"/>
+                <w:szCs w:val="18"/>
+              </w:rPr>
+            </w:pPr>
+            <w:r>
+              <w:rPr>
+                <w:rFonts w:asciiTheme="minorEastAsia" w:eastAsiaTheme="minorEastAsia" w:hAnsiTheme="minorEastAsia"/>
                 <w:b/>
                 <w:bCs/>
                 <w:color w:val="1B1C1D"/>
@@ -20884,6 +20961,7 @@
           <w:p>
             <w:pPr>
               <w:rPr>
+                <w:rFonts w:asciiTheme="minorEastAsia" w:eastAsiaTheme="minorEastAsia" w:hAnsiTheme="minorEastAsia"/>
                 <w:color w:val="444746"/>
                 <w:sz w:val="18"/>
                 <w:szCs w:val="18"/>
@@ -20891,7 +20969,7 @@
             </w:pPr>
             <w:r>
               <w:rPr>
-                <w:rFonts w:hint="eastAsia"/>
+                <w:rFonts w:asciiTheme="minorEastAsia" w:eastAsiaTheme="minorEastAsia" w:hAnsiTheme="minorEastAsia" w:hint="eastAsia"/>
                 <w:color w:val="1B1C1D"/>
                 <w:sz w:val="18"/>
                 <w:szCs w:val="18"/>
@@ -20900,6 +20978,7 @@
             </w:r>
             <w:r>
               <w:rPr>
+                <w:rFonts w:asciiTheme="minorEastAsia" w:eastAsiaTheme="minorEastAsia" w:hAnsiTheme="minorEastAsia"/>
                 <w:color w:val="1B1C1D"/>
                 <w:sz w:val="18"/>
                 <w:szCs w:val="18"/>
@@ -20908,7 +20987,7 @@
             </w:r>
             <w:r>
               <w:rPr>
-                <w:rFonts w:hint="eastAsia"/>
+                <w:rFonts w:asciiTheme="minorEastAsia" w:eastAsiaTheme="minorEastAsia" w:hAnsiTheme="minorEastAsia" w:hint="eastAsia"/>
                 <w:color w:val="1B1C1D"/>
                 <w:sz w:val="18"/>
                 <w:szCs w:val="18"/>
@@ -20917,6 +20996,7 @@
             </w:r>
             <w:r>
               <w:rPr>
+                <w:rFonts w:asciiTheme="minorEastAsia" w:eastAsiaTheme="minorEastAsia" w:hAnsiTheme="minorEastAsia"/>
                 <w:color w:val="1B1C1D"/>
                 <w:sz w:val="18"/>
                 <w:szCs w:val="18"/>
@@ -20932,14 +21012,15 @@
           <w:p>
             <w:pPr>
               <w:rPr>
-                <w:color w:val="1B1C1D"/>
-                <w:sz w:val="18"/>
-                <w:szCs w:val="18"/>
-              </w:rPr>
-            </w:pPr>
-            <w:r>
-              <w:rPr>
-                <w:rFonts w:hint="eastAsia"/>
+                <w:rFonts w:asciiTheme="minorEastAsia" w:eastAsiaTheme="minorEastAsia" w:hAnsiTheme="minorEastAsia"/>
+                <w:color w:val="1B1C1D"/>
+                <w:sz w:val="18"/>
+                <w:szCs w:val="18"/>
+              </w:rPr>
+            </w:pPr>
+            <w:r>
+              <w:rPr>
+                <w:rFonts w:asciiTheme="minorEastAsia" w:eastAsiaTheme="minorEastAsia" w:hAnsiTheme="minorEastAsia" w:hint="eastAsia"/>
                 <w:color w:val="1B1C1D"/>
                 <w:sz w:val="18"/>
                 <w:szCs w:val="18"/>
@@ -20955,13 +21036,15 @@
           <w:p>
             <w:pPr>
               <w:rPr>
-                <w:color w:val="1B1C1D"/>
-                <w:sz w:val="18"/>
-                <w:szCs w:val="18"/>
-              </w:rPr>
-            </w:pPr>
-            <w:r>
-              <w:rPr>
+                <w:rFonts w:asciiTheme="minorEastAsia" w:eastAsiaTheme="minorEastAsia" w:hAnsiTheme="minorEastAsia"/>
+                <w:color w:val="1B1C1D"/>
+                <w:sz w:val="18"/>
+                <w:szCs w:val="18"/>
+              </w:rPr>
+            </w:pPr>
+            <w:r>
+              <w:rPr>
+                <w:rFonts w:asciiTheme="minorEastAsia" w:eastAsiaTheme="minorEastAsia" w:hAnsiTheme="minorEastAsia"/>
                 <w:color w:val="1B1C1D"/>
                 <w:sz w:val="18"/>
                 <w:szCs w:val="18"/>
@@ -20977,14 +21060,15 @@
           <w:p>
             <w:pPr>
               <w:rPr>
-                <w:color w:val="1B1C1D"/>
-                <w:sz w:val="18"/>
-                <w:szCs w:val="18"/>
-              </w:rPr>
-            </w:pPr>
-            <w:r>
-              <w:rPr>
-                <w:rFonts w:hint="eastAsia"/>
+                <w:rFonts w:asciiTheme="minorEastAsia" w:eastAsiaTheme="minorEastAsia" w:hAnsiTheme="minorEastAsia"/>
+                <w:color w:val="1B1C1D"/>
+                <w:sz w:val="18"/>
+                <w:szCs w:val="18"/>
+              </w:rPr>
+            </w:pPr>
+            <w:r>
+              <w:rPr>
+                <w:rFonts w:asciiTheme="minorEastAsia" w:eastAsiaTheme="minorEastAsia" w:hAnsiTheme="minorEastAsia" w:hint="eastAsia"/>
                 <w:color w:val="1B1C1D"/>
                 <w:sz w:val="18"/>
                 <w:szCs w:val="18"/>
@@ -20993,6 +21077,7 @@
             </w:r>
             <w:r>
               <w:rPr>
+                <w:rFonts w:asciiTheme="minorEastAsia" w:eastAsiaTheme="minorEastAsia" w:hAnsiTheme="minorEastAsia"/>
                 <w:color w:val="1B1C1D"/>
                 <w:sz w:val="18"/>
                 <w:szCs w:val="18"/>
@@ -21011,16 +21096,17 @@
             <w:pPr>
               <w:jc w:val="center"/>
               <w:rPr>
-                <w:b/>
-                <w:bCs/>
-                <w:color w:val="1B1C1D"/>
-                <w:sz w:val="18"/>
-                <w:szCs w:val="18"/>
-              </w:rPr>
-            </w:pPr>
-            <w:r>
-              <w:rPr>
-                <w:rFonts w:hint="eastAsia"/>
+                <w:rFonts w:asciiTheme="minorEastAsia" w:eastAsiaTheme="minorEastAsia" w:hAnsiTheme="minorEastAsia"/>
+                <w:b/>
+                <w:bCs/>
+                <w:color w:val="1B1C1D"/>
+                <w:sz w:val="18"/>
+                <w:szCs w:val="18"/>
+              </w:rPr>
+            </w:pPr>
+            <w:r>
+              <w:rPr>
+                <w:rFonts w:asciiTheme="minorEastAsia" w:eastAsiaTheme="minorEastAsia" w:hAnsiTheme="minorEastAsia" w:hint="eastAsia"/>
                 <w:b/>
                 <w:bCs/>
                 <w:color w:val="1B1C1D"/>
@@ -21038,6 +21124,7 @@
           <w:p>
             <w:pPr>
               <w:rPr>
+                <w:rFonts w:asciiTheme="minorEastAsia" w:eastAsiaTheme="minorEastAsia" w:hAnsiTheme="minorEastAsia"/>
                 <w:color w:val="444746"/>
                 <w:sz w:val="18"/>
                 <w:szCs w:val="18"/>
@@ -21045,7 +21132,7 @@
             </w:pPr>
             <w:r>
               <w:rPr>
-                <w:rFonts w:hint="eastAsia"/>
+                <w:rFonts w:asciiTheme="minorEastAsia" w:eastAsiaTheme="minorEastAsia" w:hAnsiTheme="minorEastAsia" w:hint="eastAsia"/>
                 <w:color w:val="1B1C1D"/>
                 <w:sz w:val="18"/>
                 <w:szCs w:val="18"/>
@@ -21061,6 +21148,7 @@
           <w:p>
             <w:pPr>
               <w:rPr>
+                <w:rFonts w:asciiTheme="minorEastAsia" w:eastAsiaTheme="minorEastAsia" w:hAnsiTheme="minorEastAsia"/>
                 <w:color w:val="444746"/>
                 <w:sz w:val="18"/>
                 <w:szCs w:val="18"/>
@@ -21068,7 +21156,7 @@
             </w:pPr>
             <w:r>
               <w:rPr>
-                <w:rFonts w:hint="eastAsia"/>
+                <w:rFonts w:asciiTheme="minorEastAsia" w:eastAsiaTheme="minorEastAsia" w:hAnsiTheme="minorEastAsia" w:hint="eastAsia"/>
                 <w:color w:val="444746"/>
                 <w:sz w:val="18"/>
                 <w:szCs w:val="18"/>
@@ -21084,14 +21172,15 @@
           <w:p>
             <w:pPr>
               <w:rPr>
-                <w:color w:val="1B1C1D"/>
-                <w:sz w:val="18"/>
-                <w:szCs w:val="18"/>
-              </w:rPr>
-            </w:pPr>
-            <w:r>
-              <w:rPr>
-                <w:rFonts w:hint="eastAsia"/>
+                <w:rFonts w:asciiTheme="minorEastAsia" w:eastAsiaTheme="minorEastAsia" w:hAnsiTheme="minorEastAsia"/>
+                <w:color w:val="1B1C1D"/>
+                <w:sz w:val="18"/>
+                <w:szCs w:val="18"/>
+              </w:rPr>
+            </w:pPr>
+            <w:r>
+              <w:rPr>
+                <w:rFonts w:asciiTheme="minorEastAsia" w:eastAsiaTheme="minorEastAsia" w:hAnsiTheme="minorEastAsia" w:hint="eastAsia"/>
                 <w:color w:val="1B1C1D"/>
                 <w:sz w:val="18"/>
                 <w:szCs w:val="18"/>
@@ -21107,14 +21196,15 @@
           <w:p>
             <w:pPr>
               <w:rPr>
-                <w:color w:val="1B1C1D"/>
-                <w:sz w:val="18"/>
-                <w:szCs w:val="18"/>
-              </w:rPr>
-            </w:pPr>
-            <w:r>
-              <w:rPr>
-                <w:rFonts w:hint="eastAsia"/>
+                <w:rFonts w:asciiTheme="minorEastAsia" w:eastAsiaTheme="minorEastAsia" w:hAnsiTheme="minorEastAsia"/>
+                <w:color w:val="1B1C1D"/>
+                <w:sz w:val="18"/>
+                <w:szCs w:val="18"/>
+              </w:rPr>
+            </w:pPr>
+            <w:r>
+              <w:rPr>
+                <w:rFonts w:asciiTheme="minorEastAsia" w:eastAsiaTheme="minorEastAsia" w:hAnsiTheme="minorEastAsia" w:hint="eastAsia"/>
                 <w:color w:val="1B1C1D"/>
                 <w:sz w:val="18"/>
                 <w:szCs w:val="18"/>
@@ -21123,6 +21213,7 @@
             </w:r>
             <w:r>
               <w:rPr>
+                <w:rFonts w:asciiTheme="minorEastAsia" w:eastAsiaTheme="minorEastAsia" w:hAnsiTheme="minorEastAsia"/>
                 <w:color w:val="1B1C1D"/>
                 <w:sz w:val="18"/>
                 <w:szCs w:val="18"/>
@@ -21141,13 +21232,15 @@
             <w:pPr>
               <w:jc w:val="center"/>
               <w:rPr>
-                <w:color w:val="1B1C1D"/>
-                <w:sz w:val="18"/>
-                <w:szCs w:val="18"/>
-              </w:rPr>
-            </w:pPr>
-            <w:r>
-              <w:rPr>
+                <w:rFonts w:asciiTheme="minorEastAsia" w:eastAsiaTheme="minorEastAsia" w:hAnsiTheme="minorEastAsia"/>
+                <w:color w:val="1B1C1D"/>
+                <w:sz w:val="18"/>
+                <w:szCs w:val="18"/>
+              </w:rPr>
+            </w:pPr>
+            <w:r>
+              <w:rPr>
+                <w:rFonts w:asciiTheme="minorEastAsia" w:eastAsiaTheme="minorEastAsia" w:hAnsiTheme="minorEastAsia"/>
                 <w:b/>
                 <w:bCs/>
                 <w:color w:val="1B1C1D"/>
@@ -21165,14 +21258,15 @@
           <w:p>
             <w:pPr>
               <w:rPr>
-                <w:color w:val="1B1C1D"/>
-                <w:sz w:val="18"/>
-                <w:szCs w:val="18"/>
-              </w:rPr>
-            </w:pPr>
-            <w:r>
-              <w:rPr>
-                <w:rFonts w:hint="eastAsia"/>
+                <w:rFonts w:asciiTheme="minorEastAsia" w:eastAsiaTheme="minorEastAsia" w:hAnsiTheme="minorEastAsia"/>
+                <w:color w:val="1B1C1D"/>
+                <w:sz w:val="18"/>
+                <w:szCs w:val="18"/>
+              </w:rPr>
+            </w:pPr>
+            <w:r>
+              <w:rPr>
+                <w:rFonts w:asciiTheme="minorEastAsia" w:eastAsiaTheme="minorEastAsia" w:hAnsiTheme="minorEastAsia" w:hint="eastAsia"/>
                 <w:color w:val="444746"/>
                 <w:sz w:val="18"/>
                 <w:szCs w:val="18"/>
@@ -21188,14 +21282,15 @@
           <w:p>
             <w:pPr>
               <w:rPr>
-                <w:color w:val="1B1C1D"/>
-                <w:sz w:val="18"/>
-                <w:szCs w:val="18"/>
-              </w:rPr>
-            </w:pPr>
-            <w:r>
-              <w:rPr>
-                <w:rFonts w:hint="eastAsia"/>
+                <w:rFonts w:asciiTheme="minorEastAsia" w:eastAsiaTheme="minorEastAsia" w:hAnsiTheme="minorEastAsia"/>
+                <w:color w:val="1B1C1D"/>
+                <w:sz w:val="18"/>
+                <w:szCs w:val="18"/>
+              </w:rPr>
+            </w:pPr>
+            <w:r>
+              <w:rPr>
+                <w:rFonts w:asciiTheme="minorEastAsia" w:eastAsiaTheme="minorEastAsia" w:hAnsiTheme="minorEastAsia" w:hint="eastAsia"/>
                 <w:color w:val="1B1C1D"/>
                 <w:sz w:val="18"/>
                 <w:szCs w:val="18"/>
@@ -21211,14 +21306,15 @@
           <w:p>
             <w:pPr>
               <w:rPr>
-                <w:color w:val="1B1C1D"/>
-                <w:sz w:val="18"/>
-                <w:szCs w:val="18"/>
-              </w:rPr>
-            </w:pPr>
-            <w:r>
-              <w:rPr>
-                <w:rFonts w:hint="eastAsia"/>
+                <w:rFonts w:asciiTheme="minorEastAsia" w:eastAsiaTheme="minorEastAsia" w:hAnsiTheme="minorEastAsia"/>
+                <w:color w:val="1B1C1D"/>
+                <w:sz w:val="18"/>
+                <w:szCs w:val="18"/>
+              </w:rPr>
+            </w:pPr>
+            <w:r>
+              <w:rPr>
+                <w:rFonts w:asciiTheme="minorEastAsia" w:eastAsiaTheme="minorEastAsia" w:hAnsiTheme="minorEastAsia" w:hint="eastAsia"/>
                 <w:color w:val="1B1C1D"/>
                 <w:sz w:val="18"/>
                 <w:szCs w:val="18"/>
@@ -21234,13 +21330,15 @@
           <w:p>
             <w:pPr>
               <w:rPr>
-                <w:color w:val="1B1C1D"/>
-                <w:sz w:val="18"/>
-                <w:szCs w:val="18"/>
-              </w:rPr>
-            </w:pPr>
-            <w:r>
-              <w:rPr>
+                <w:rFonts w:asciiTheme="minorEastAsia" w:eastAsiaTheme="minorEastAsia" w:hAnsiTheme="minorEastAsia"/>
+                <w:color w:val="1B1C1D"/>
+                <w:sz w:val="18"/>
+                <w:szCs w:val="18"/>
+              </w:rPr>
+            </w:pPr>
+            <w:r>
+              <w:rPr>
+                <w:rFonts w:asciiTheme="minorEastAsia" w:eastAsiaTheme="minorEastAsia" w:hAnsiTheme="minorEastAsia"/>
                 <w:color w:val="1B1C1D"/>
                 <w:sz w:val="18"/>
                 <w:szCs w:val="18"/>
@@ -21249,7 +21347,7 @@
             </w:r>
             <w:r>
               <w:rPr>
-                <w:rFonts w:hint="eastAsia"/>
+                <w:rFonts w:asciiTheme="minorEastAsia" w:eastAsiaTheme="minorEastAsia" w:hAnsiTheme="minorEastAsia" w:hint="eastAsia"/>
                 <w:color w:val="1B1C1D"/>
                 <w:sz w:val="18"/>
                 <w:szCs w:val="18"/>
@@ -21258,6 +21356,7 @@
             </w:r>
             <w:r>
               <w:rPr>
+                <w:rFonts w:asciiTheme="minorEastAsia" w:eastAsiaTheme="minorEastAsia" w:hAnsiTheme="minorEastAsia"/>
                 <w:color w:val="1B1C1D"/>
                 <w:sz w:val="18"/>
                 <w:szCs w:val="18"/>
@@ -21276,15 +21375,17 @@
             <w:pPr>
               <w:jc w:val="center"/>
               <w:rPr>
-                <w:b/>
-                <w:bCs/>
-                <w:color w:val="1B1C1D"/>
-                <w:sz w:val="18"/>
-                <w:szCs w:val="18"/>
-              </w:rPr>
-            </w:pPr>
-            <w:r>
-              <w:rPr>
+                <w:rFonts w:asciiTheme="minorEastAsia" w:eastAsiaTheme="minorEastAsia" w:hAnsiTheme="minorEastAsia"/>
+                <w:b/>
+                <w:bCs/>
+                <w:color w:val="1B1C1D"/>
+                <w:sz w:val="18"/>
+                <w:szCs w:val="18"/>
+              </w:rPr>
+            </w:pPr>
+            <w:r>
+              <w:rPr>
+                <w:rFonts w:asciiTheme="minorEastAsia" w:eastAsiaTheme="minorEastAsia" w:hAnsiTheme="minorEastAsia"/>
                 <w:b/>
                 <w:bCs/>
                 <w:color w:val="1B1C1D"/>
@@ -21302,14 +21403,15 @@
           <w:p>
             <w:pPr>
               <w:rPr>
-                <w:color w:val="1B1C1D"/>
-                <w:sz w:val="18"/>
-                <w:szCs w:val="18"/>
-              </w:rPr>
-            </w:pPr>
-            <w:r>
-              <w:rPr>
-                <w:rFonts w:hint="eastAsia"/>
+                <w:rFonts w:asciiTheme="minorEastAsia" w:eastAsiaTheme="minorEastAsia" w:hAnsiTheme="minorEastAsia"/>
+                <w:color w:val="1B1C1D"/>
+                <w:sz w:val="18"/>
+                <w:szCs w:val="18"/>
+              </w:rPr>
+            </w:pPr>
+            <w:r>
+              <w:rPr>
+                <w:rFonts w:asciiTheme="minorEastAsia" w:eastAsiaTheme="minorEastAsia" w:hAnsiTheme="minorEastAsia" w:hint="eastAsia"/>
                 <w:color w:val="1B1C1D"/>
                 <w:sz w:val="18"/>
                 <w:szCs w:val="18"/>
@@ -21325,6 +21427,7 @@
           <w:p>
             <w:pPr>
               <w:rPr>
+                <w:rFonts w:asciiTheme="minorEastAsia" w:eastAsiaTheme="minorEastAsia" w:hAnsiTheme="minorEastAsia"/>
                 <w:color w:val="444746"/>
                 <w:sz w:val="18"/>
                 <w:szCs w:val="18"/>
@@ -21332,7 +21435,7 @@
             </w:pPr>
             <w:r>
               <w:rPr>
-                <w:rFonts w:hint="eastAsia"/>
+                <w:rFonts w:asciiTheme="minorEastAsia" w:eastAsiaTheme="minorEastAsia" w:hAnsiTheme="minorEastAsia" w:hint="eastAsia"/>
                 <w:color w:val="1B1C1D"/>
                 <w:sz w:val="18"/>
                 <w:szCs w:val="18"/>
@@ -21341,6 +21444,7 @@
             </w:r>
             <w:r>
               <w:rPr>
+                <w:rFonts w:asciiTheme="minorEastAsia" w:eastAsiaTheme="minorEastAsia" w:hAnsiTheme="minorEastAsia"/>
                 <w:color w:val="1B1C1D"/>
                 <w:sz w:val="18"/>
                 <w:szCs w:val="18"/>
@@ -21349,7 +21453,7 @@
             </w:r>
             <w:r>
               <w:rPr>
-                <w:rFonts w:hint="eastAsia"/>
+                <w:rFonts w:asciiTheme="minorEastAsia" w:eastAsiaTheme="minorEastAsia" w:hAnsiTheme="minorEastAsia" w:hint="eastAsia"/>
                 <w:color w:val="1B1C1D"/>
                 <w:sz w:val="18"/>
                 <w:szCs w:val="18"/>
@@ -21358,6 +21462,7 @@
             </w:r>
             <w:r>
               <w:rPr>
+                <w:rFonts w:asciiTheme="minorEastAsia" w:eastAsiaTheme="minorEastAsia" w:hAnsiTheme="minorEastAsia"/>
                 <w:color w:val="1B1C1D"/>
                 <w:sz w:val="18"/>
                 <w:szCs w:val="18"/>
@@ -21373,13 +21478,15 @@
           <w:p>
             <w:pPr>
               <w:rPr>
-                <w:color w:val="1B1C1D"/>
-                <w:sz w:val="18"/>
-                <w:szCs w:val="18"/>
-              </w:rPr>
-            </w:pPr>
-            <w:r>
-              <w:rPr>
+                <w:rFonts w:asciiTheme="minorEastAsia" w:eastAsiaTheme="minorEastAsia" w:hAnsiTheme="minorEastAsia"/>
+                <w:color w:val="1B1C1D"/>
+                <w:sz w:val="18"/>
+                <w:szCs w:val="18"/>
+              </w:rPr>
+            </w:pPr>
+            <w:r>
+              <w:rPr>
+                <w:rFonts w:asciiTheme="minorEastAsia" w:eastAsiaTheme="minorEastAsia" w:hAnsiTheme="minorEastAsia"/>
                 <w:color w:val="1B1C1D"/>
                 <w:sz w:val="18"/>
                 <w:szCs w:val="18"/>
@@ -21395,13 +21502,15 @@
           <w:p>
             <w:pPr>
               <w:rPr>
-                <w:color w:val="1B1C1D"/>
-                <w:sz w:val="18"/>
-                <w:szCs w:val="18"/>
-              </w:rPr>
-            </w:pPr>
-            <w:r>
-              <w:rPr>
+                <w:rFonts w:asciiTheme="minorEastAsia" w:eastAsiaTheme="minorEastAsia" w:hAnsiTheme="minorEastAsia"/>
+                <w:color w:val="1B1C1D"/>
+                <w:sz w:val="18"/>
+                <w:szCs w:val="18"/>
+              </w:rPr>
+            </w:pPr>
+            <w:r>
+              <w:rPr>
+                <w:rFonts w:asciiTheme="minorEastAsia" w:eastAsiaTheme="minorEastAsia" w:hAnsiTheme="minorEastAsia"/>
                 <w:color w:val="1B1C1D"/>
                 <w:sz w:val="18"/>
                 <w:szCs w:val="18"/>
@@ -21410,7 +21519,7 @@
             </w:r>
             <w:r>
               <w:rPr>
-                <w:rFonts w:hint="eastAsia"/>
+                <w:rFonts w:asciiTheme="minorEastAsia" w:eastAsiaTheme="minorEastAsia" w:hAnsiTheme="minorEastAsia" w:hint="eastAsia"/>
                 <w:color w:val="1B1C1D"/>
                 <w:sz w:val="18"/>
                 <w:szCs w:val="18"/>
@@ -21419,6 +21528,7 @@
             </w:r>
             <w:r>
               <w:rPr>
+                <w:rFonts w:asciiTheme="minorEastAsia" w:eastAsiaTheme="minorEastAsia" w:hAnsiTheme="minorEastAsia"/>
                 <w:color w:val="1B1C1D"/>
                 <w:sz w:val="18"/>
                 <w:szCs w:val="18"/>
@@ -21429,18 +21539,13 @@
         </w:tc>
       </w:tr>
     </w:tbl>
-    <w:p/>
-    <w:p/>
-    <w:p/>
-    <w:p/>
     <w:p>
       <w:pPr>
         <w:rPr>
-          <w:rFonts w:hint="eastAsia"/>
+          <w:rFonts w:asciiTheme="minorEastAsia" w:eastAsiaTheme="minorEastAsia" w:hAnsiTheme="minorEastAsia"/>
         </w:rPr>
       </w:pPr>
     </w:p>
-    <w:p/>
     <w:tbl>
       <w:tblPr>
         <w:tblW w:w="9059" w:type="dxa"/>
@@ -21484,6 +21589,7 @@
               <w:ind w:right="57"/>
               <w:jc w:val="center"/>
               <w:rPr>
+                <w:rFonts w:asciiTheme="minorEastAsia" w:eastAsiaTheme="minorEastAsia" w:hAnsiTheme="minorEastAsia"/>
                 <w:color w:val="000000"/>
                 <w:sz w:val="20"/>
                 <w:szCs w:val="20"/>
@@ -21491,6 +21597,7 @@
             </w:pPr>
             <w:r>
               <w:rPr>
+                <w:rFonts w:asciiTheme="minorEastAsia" w:eastAsiaTheme="minorEastAsia" w:hAnsiTheme="minorEastAsia"/>
                 <w:b/>
                 <w:bCs/>
                 <w:color w:val="000000"/>
@@ -21518,6 +21625,7 @@
               <w:ind w:right="50"/>
               <w:jc w:val="center"/>
               <w:rPr>
+                <w:rFonts w:asciiTheme="minorEastAsia" w:eastAsiaTheme="minorEastAsia" w:hAnsiTheme="minorEastAsia"/>
                 <w:b/>
                 <w:bCs/>
                 <w:color w:val="000000"/>
@@ -21527,6 +21635,7 @@
             </w:pPr>
             <w:r>
               <w:rPr>
+                <w:rFonts w:asciiTheme="minorEastAsia" w:eastAsiaTheme="minorEastAsia" w:hAnsiTheme="minorEastAsia"/>
                 <w:b/>
                 <w:bCs/>
                 <w:color w:val="000000"/>
@@ -21537,7 +21646,7 @@
             </w:r>
             <w:r>
               <w:rPr>
-                <w:rFonts w:hint="eastAsia"/>
+                <w:rFonts w:asciiTheme="minorEastAsia" w:eastAsiaTheme="minorEastAsia" w:hAnsiTheme="minorEastAsia" w:hint="eastAsia"/>
                 <w:b/>
                 <w:bCs/>
                 <w:color w:val="000000"/>
@@ -21565,6 +21674,7 @@
               <w:ind w:right="58"/>
               <w:jc w:val="center"/>
               <w:rPr>
+                <w:rFonts w:asciiTheme="minorEastAsia" w:eastAsiaTheme="minorEastAsia" w:hAnsiTheme="minorEastAsia"/>
                 <w:b/>
                 <w:bCs/>
                 <w:color w:val="000000"/>
@@ -21574,6 +21684,7 @@
             </w:pPr>
             <w:r>
               <w:rPr>
+                <w:rFonts w:asciiTheme="minorEastAsia" w:eastAsiaTheme="minorEastAsia" w:hAnsiTheme="minorEastAsia"/>
                 <w:b/>
                 <w:bCs/>
                 <w:color w:val="000000"/>
@@ -21600,6 +21711,7 @@
               <w:ind w:right="58"/>
               <w:jc w:val="center"/>
               <w:rPr>
+                <w:rFonts w:asciiTheme="minorEastAsia" w:eastAsiaTheme="minorEastAsia" w:hAnsiTheme="minorEastAsia"/>
                 <w:b/>
                 <w:bCs/>
                 <w:color w:val="000000"/>
@@ -21609,7 +21721,7 @@
             </w:pPr>
             <w:r>
               <w:rPr>
-                <w:rFonts w:hint="eastAsia"/>
+                <w:rFonts w:asciiTheme="minorEastAsia" w:eastAsiaTheme="minorEastAsia" w:hAnsiTheme="minorEastAsia" w:hint="eastAsia"/>
                 <w:b/>
                 <w:bCs/>
                 <w:color w:val="000000"/>
@@ -21643,6 +21755,7 @@
               <w:ind w:right="57"/>
               <w:jc w:val="center"/>
               <w:rPr>
+                <w:rFonts w:asciiTheme="minorEastAsia" w:eastAsiaTheme="minorEastAsia" w:hAnsiTheme="minorEastAsia"/>
                 <w:b/>
                 <w:bCs/>
                 <w:color w:val="000000"/>
@@ -21653,6 +21766,7 @@
             <w:proofErr w:type="spellStart"/>
             <w:r>
               <w:rPr>
+                <w:rFonts w:asciiTheme="minorEastAsia" w:eastAsiaTheme="minorEastAsia" w:hAnsiTheme="minorEastAsia"/>
                 <w:b/>
                 <w:bCs/>
                 <w:color w:val="000000"/>
@@ -21680,6 +21794,7 @@
               <w:ind w:right="50"/>
               <w:jc w:val="center"/>
               <w:rPr>
+                <w:rFonts w:asciiTheme="minorEastAsia" w:eastAsiaTheme="minorEastAsia" w:hAnsiTheme="minorEastAsia"/>
                 <w:b/>
                 <w:bCs/>
                 <w:color w:val="000000"/>
@@ -21689,7 +21804,7 @@
             </w:pPr>
             <w:r>
               <w:rPr>
-                <w:rFonts w:hint="eastAsia"/>
+                <w:rFonts w:asciiTheme="minorEastAsia" w:eastAsiaTheme="minorEastAsia" w:hAnsiTheme="minorEastAsia" w:hint="eastAsia"/>
                 <w:b/>
                 <w:bCs/>
                 <w:color w:val="000000"/>
@@ -21717,6 +21832,7 @@
               <w:ind w:right="58"/>
               <w:jc w:val="center"/>
               <w:rPr>
+                <w:rFonts w:asciiTheme="minorEastAsia" w:eastAsiaTheme="minorEastAsia" w:hAnsiTheme="minorEastAsia"/>
                 <w:b/>
                 <w:bCs/>
                 <w:color w:val="000000"/>
@@ -21726,6 +21842,7 @@
             </w:pPr>
             <w:r>
               <w:rPr>
+                <w:rFonts w:asciiTheme="minorEastAsia" w:eastAsiaTheme="minorEastAsia" w:hAnsiTheme="minorEastAsia"/>
                 <w:b/>
                 <w:bCs/>
                 <w:color w:val="000000"/>
@@ -21752,6 +21869,7 @@
               <w:ind w:right="58"/>
               <w:jc w:val="center"/>
               <w:rPr>
+                <w:rFonts w:asciiTheme="minorEastAsia" w:eastAsiaTheme="minorEastAsia" w:hAnsiTheme="minorEastAsia"/>
                 <w:b/>
                 <w:bCs/>
                 <w:color w:val="000000"/>
@@ -21761,7 +21879,7 @@
             </w:pPr>
             <w:r>
               <w:rPr>
-                <w:rFonts w:hint="eastAsia"/>
+                <w:rFonts w:asciiTheme="minorEastAsia" w:eastAsiaTheme="minorEastAsia" w:hAnsiTheme="minorEastAsia" w:hint="eastAsia"/>
                 <w:b/>
                 <w:bCs/>
                 <w:color w:val="000000"/>
@@ -21795,6 +21913,7 @@
             <w:pPr>
               <w:jc w:val="center"/>
               <w:rPr>
+                <w:rFonts w:asciiTheme="minorEastAsia" w:eastAsiaTheme="minorEastAsia" w:hAnsiTheme="minorEastAsia"/>
                 <w:color w:val="000000"/>
                 <w:sz w:val="20"/>
                 <w:szCs w:val="20"/>
@@ -21802,6 +21921,7 @@
             </w:pPr>
             <w:r>
               <w:rPr>
+                <w:rFonts w:asciiTheme="minorEastAsia" w:eastAsiaTheme="minorEastAsia" w:hAnsiTheme="minorEastAsia"/>
                 <w:noProof/>
                 <w:color w:val="000000"/>
                 <w:sz w:val="20"/>
@@ -21847,7 +21967,13 @@
         </w:tc>
       </w:tr>
     </w:tbl>
-    <w:p/>
+    <w:p>
+      <w:pPr>
+        <w:rPr>
+          <w:rFonts w:asciiTheme="minorEastAsia" w:eastAsiaTheme="minorEastAsia" w:hAnsiTheme="minorEastAsia"/>
+        </w:rPr>
+      </w:pPr>
+    </w:p>
     <w:tbl>
       <w:tblPr>
         <w:tblW w:w="9067" w:type="dxa"/>
@@ -21878,13 +22004,15 @@
           <w:p>
             <w:pPr>
               <w:rPr>
-                <w:color w:val="1B1C1D"/>
-                <w:sz w:val="18"/>
-                <w:szCs w:val="18"/>
-              </w:rPr>
-            </w:pPr>
-            <w:r>
-              <w:rPr>
+                <w:rFonts w:asciiTheme="minorEastAsia" w:eastAsiaTheme="minorEastAsia" w:hAnsiTheme="minorEastAsia"/>
+                <w:color w:val="1B1C1D"/>
+                <w:sz w:val="18"/>
+                <w:szCs w:val="18"/>
+              </w:rPr>
+            </w:pPr>
+            <w:r>
+              <w:rPr>
+                <w:rFonts w:asciiTheme="minorEastAsia" w:eastAsiaTheme="minorEastAsia" w:hAnsiTheme="minorEastAsia"/>
                 <w:b/>
                 <w:bCs/>
                 <w:color w:val="1B1C1D"/>
@@ -21903,13 +22031,15 @@
           <w:p>
             <w:pPr>
               <w:rPr>
-                <w:color w:val="1B1C1D"/>
-                <w:sz w:val="18"/>
-                <w:szCs w:val="18"/>
-              </w:rPr>
-            </w:pPr>
-            <w:r>
-              <w:rPr>
+                <w:rFonts w:asciiTheme="minorEastAsia" w:eastAsiaTheme="minorEastAsia" w:hAnsiTheme="minorEastAsia"/>
+                <w:color w:val="1B1C1D"/>
+                <w:sz w:val="18"/>
+                <w:szCs w:val="18"/>
+              </w:rPr>
+            </w:pPr>
+            <w:r>
+              <w:rPr>
+                <w:rFonts w:asciiTheme="minorEastAsia" w:eastAsiaTheme="minorEastAsia" w:hAnsiTheme="minorEastAsia"/>
                 <w:b/>
                 <w:bCs/>
                 <w:color w:val="1B1C1D"/>
@@ -21928,13 +22058,15 @@
           <w:p>
             <w:pPr>
               <w:rPr>
-                <w:color w:val="1B1C1D"/>
-                <w:sz w:val="18"/>
-                <w:szCs w:val="18"/>
-              </w:rPr>
-            </w:pPr>
-            <w:r>
-              <w:rPr>
+                <w:rFonts w:asciiTheme="minorEastAsia" w:eastAsiaTheme="minorEastAsia" w:hAnsiTheme="minorEastAsia"/>
+                <w:color w:val="1B1C1D"/>
+                <w:sz w:val="18"/>
+                <w:szCs w:val="18"/>
+              </w:rPr>
+            </w:pPr>
+            <w:r>
+              <w:rPr>
+                <w:rFonts w:asciiTheme="minorEastAsia" w:eastAsiaTheme="minorEastAsia" w:hAnsiTheme="minorEastAsia"/>
                 <w:b/>
                 <w:bCs/>
                 <w:color w:val="1B1C1D"/>
@@ -21953,13 +22085,15 @@
           <w:p>
             <w:pPr>
               <w:rPr>
-                <w:color w:val="1B1C1D"/>
-                <w:sz w:val="18"/>
-                <w:szCs w:val="18"/>
-              </w:rPr>
-            </w:pPr>
-            <w:r>
-              <w:rPr>
+                <w:rFonts w:asciiTheme="minorEastAsia" w:eastAsiaTheme="minorEastAsia" w:hAnsiTheme="minorEastAsia"/>
+                <w:color w:val="1B1C1D"/>
+                <w:sz w:val="18"/>
+                <w:szCs w:val="18"/>
+              </w:rPr>
+            </w:pPr>
+            <w:r>
+              <w:rPr>
+                <w:rFonts w:asciiTheme="minorEastAsia" w:eastAsiaTheme="minorEastAsia" w:hAnsiTheme="minorEastAsia"/>
                 <w:b/>
                 <w:bCs/>
                 <w:color w:val="1B1C1D"/>
@@ -21978,13 +22112,15 @@
           <w:p>
             <w:pPr>
               <w:rPr>
-                <w:color w:val="1B1C1D"/>
-                <w:sz w:val="18"/>
-                <w:szCs w:val="18"/>
-              </w:rPr>
-            </w:pPr>
-            <w:r>
-              <w:rPr>
+                <w:rFonts w:asciiTheme="minorEastAsia" w:eastAsiaTheme="minorEastAsia" w:hAnsiTheme="minorEastAsia"/>
+                <w:color w:val="1B1C1D"/>
+                <w:sz w:val="18"/>
+                <w:szCs w:val="18"/>
+              </w:rPr>
+            </w:pPr>
+            <w:r>
+              <w:rPr>
+                <w:rFonts w:asciiTheme="minorEastAsia" w:eastAsiaTheme="minorEastAsia" w:hAnsiTheme="minorEastAsia"/>
                 <w:b/>
                 <w:bCs/>
                 <w:color w:val="1B1C1D"/>
@@ -22005,13 +22141,15 @@
             <w:pPr>
               <w:jc w:val="center"/>
               <w:rPr>
-                <w:color w:val="1B1C1D"/>
-                <w:sz w:val="18"/>
-                <w:szCs w:val="18"/>
-              </w:rPr>
-            </w:pPr>
-            <w:r>
-              <w:rPr>
+                <w:rFonts w:asciiTheme="minorEastAsia" w:eastAsiaTheme="minorEastAsia" w:hAnsiTheme="minorEastAsia"/>
+                <w:color w:val="1B1C1D"/>
+                <w:sz w:val="18"/>
+                <w:szCs w:val="18"/>
+              </w:rPr>
+            </w:pPr>
+            <w:r>
+              <w:rPr>
+                <w:rFonts w:asciiTheme="minorEastAsia" w:eastAsiaTheme="minorEastAsia" w:hAnsiTheme="minorEastAsia"/>
                 <w:b/>
                 <w:bCs/>
                 <w:color w:val="1B1C1D"/>
@@ -22029,14 +22167,15 @@
           <w:p>
             <w:pPr>
               <w:rPr>
-                <w:color w:val="1B1C1D"/>
-                <w:sz w:val="18"/>
-                <w:szCs w:val="18"/>
-              </w:rPr>
-            </w:pPr>
-            <w:r>
-              <w:rPr>
-                <w:rFonts w:hint="eastAsia"/>
+                <w:rFonts w:asciiTheme="minorEastAsia" w:eastAsiaTheme="minorEastAsia" w:hAnsiTheme="minorEastAsia"/>
+                <w:color w:val="1B1C1D"/>
+                <w:sz w:val="18"/>
+                <w:szCs w:val="18"/>
+              </w:rPr>
+            </w:pPr>
+            <w:r>
+              <w:rPr>
+                <w:rFonts w:asciiTheme="minorEastAsia" w:eastAsiaTheme="minorEastAsia" w:hAnsiTheme="minorEastAsia" w:hint="eastAsia"/>
                 <w:color w:val="1B1C1D"/>
                 <w:sz w:val="18"/>
                 <w:szCs w:val="18"/>
@@ -22045,6 +22184,7 @@
             </w:r>
             <w:r>
               <w:rPr>
+                <w:rFonts w:asciiTheme="minorEastAsia" w:eastAsiaTheme="minorEastAsia" w:hAnsiTheme="minorEastAsia"/>
                 <w:color w:val="1B1C1D"/>
                 <w:sz w:val="18"/>
                 <w:szCs w:val="18"/>
@@ -22053,7 +22193,7 @@
             </w:r>
             <w:r>
               <w:rPr>
-                <w:rFonts w:hint="eastAsia"/>
+                <w:rFonts w:asciiTheme="minorEastAsia" w:eastAsiaTheme="minorEastAsia" w:hAnsiTheme="minorEastAsia" w:hint="eastAsia"/>
                 <w:color w:val="1B1C1D"/>
                 <w:sz w:val="18"/>
                 <w:szCs w:val="18"/>
@@ -22062,6 +22202,7 @@
             </w:r>
             <w:r>
               <w:rPr>
+                <w:rFonts w:asciiTheme="minorEastAsia" w:eastAsiaTheme="minorEastAsia" w:hAnsiTheme="minorEastAsia"/>
                 <w:color w:val="1B1C1D"/>
                 <w:sz w:val="18"/>
                 <w:szCs w:val="18"/>
@@ -22077,14 +22218,15 @@
           <w:p>
             <w:pPr>
               <w:rPr>
-                <w:color w:val="1B1C1D"/>
-                <w:sz w:val="18"/>
-                <w:szCs w:val="18"/>
-              </w:rPr>
-            </w:pPr>
-            <w:r>
-              <w:rPr>
-                <w:rFonts w:hint="eastAsia"/>
+                <w:rFonts w:asciiTheme="minorEastAsia" w:eastAsiaTheme="minorEastAsia" w:hAnsiTheme="minorEastAsia"/>
+                <w:color w:val="1B1C1D"/>
+                <w:sz w:val="18"/>
+                <w:szCs w:val="18"/>
+              </w:rPr>
+            </w:pPr>
+            <w:r>
+              <w:rPr>
+                <w:rFonts w:asciiTheme="minorEastAsia" w:eastAsiaTheme="minorEastAsia" w:hAnsiTheme="minorEastAsia" w:hint="eastAsia"/>
                 <w:color w:val="1B1C1D"/>
                 <w:sz w:val="18"/>
                 <w:szCs w:val="18"/>
@@ -22093,6 +22235,7 @@
             </w:r>
             <w:r>
               <w:rPr>
+                <w:rFonts w:asciiTheme="minorEastAsia" w:eastAsiaTheme="minorEastAsia" w:hAnsiTheme="minorEastAsia"/>
                 <w:color w:val="1B1C1D"/>
                 <w:sz w:val="18"/>
                 <w:szCs w:val="18"/>
@@ -22101,7 +22244,7 @@
             </w:r>
             <w:r>
               <w:rPr>
-                <w:rFonts w:hint="eastAsia"/>
+                <w:rFonts w:asciiTheme="minorEastAsia" w:eastAsiaTheme="minorEastAsia" w:hAnsiTheme="minorEastAsia" w:hint="eastAsia"/>
                 <w:color w:val="1B1C1D"/>
                 <w:sz w:val="18"/>
                 <w:szCs w:val="18"/>
@@ -22110,6 +22253,7 @@
             </w:r>
             <w:r>
               <w:rPr>
+                <w:rFonts w:asciiTheme="minorEastAsia" w:eastAsiaTheme="minorEastAsia" w:hAnsiTheme="minorEastAsia"/>
                 <w:color w:val="1B1C1D"/>
                 <w:sz w:val="18"/>
                 <w:szCs w:val="18"/>
@@ -22125,14 +22269,15 @@
           <w:p>
             <w:pPr>
               <w:rPr>
-                <w:color w:val="1B1C1D"/>
-                <w:sz w:val="18"/>
-                <w:szCs w:val="18"/>
-              </w:rPr>
-            </w:pPr>
-            <w:r>
-              <w:rPr>
-                <w:rFonts w:hint="eastAsia"/>
+                <w:rFonts w:asciiTheme="minorEastAsia" w:eastAsiaTheme="minorEastAsia" w:hAnsiTheme="minorEastAsia"/>
+                <w:color w:val="1B1C1D"/>
+                <w:sz w:val="18"/>
+                <w:szCs w:val="18"/>
+              </w:rPr>
+            </w:pPr>
+            <w:r>
+              <w:rPr>
+                <w:rFonts w:asciiTheme="minorEastAsia" w:eastAsiaTheme="minorEastAsia" w:hAnsiTheme="minorEastAsia" w:hint="eastAsia"/>
                 <w:color w:val="1B1C1D"/>
                 <w:sz w:val="18"/>
                 <w:szCs w:val="18"/>
@@ -22143,13 +22288,15 @@
           <w:p>
             <w:pPr>
               <w:rPr>
-                <w:color w:val="1B1C1D"/>
-                <w:sz w:val="18"/>
-                <w:szCs w:val="18"/>
-              </w:rPr>
-            </w:pPr>
-            <w:r>
-              <w:rPr>
+                <w:rFonts w:asciiTheme="minorEastAsia" w:eastAsiaTheme="minorEastAsia" w:hAnsiTheme="minorEastAsia"/>
+                <w:color w:val="1B1C1D"/>
+                <w:sz w:val="18"/>
+                <w:szCs w:val="18"/>
+              </w:rPr>
+            </w:pPr>
+            <w:r>
+              <w:rPr>
+                <w:rFonts w:asciiTheme="minorEastAsia" w:eastAsiaTheme="minorEastAsia" w:hAnsiTheme="minorEastAsia"/>
                 <w:color w:val="1B1C1D"/>
                 <w:sz w:val="18"/>
                 <w:szCs w:val="18"/>
@@ -22158,7 +22305,7 @@
             </w:r>
             <w:r>
               <w:rPr>
-                <w:rFonts w:hint="eastAsia"/>
+                <w:rFonts w:asciiTheme="minorEastAsia" w:eastAsiaTheme="minorEastAsia" w:hAnsiTheme="minorEastAsia" w:hint="eastAsia"/>
                 <w:color w:val="1B1C1D"/>
                 <w:sz w:val="18"/>
                 <w:szCs w:val="18"/>
@@ -22167,6 +22314,7 @@
             </w:r>
             <w:r>
               <w:rPr>
+                <w:rFonts w:asciiTheme="minorEastAsia" w:eastAsiaTheme="minorEastAsia" w:hAnsiTheme="minorEastAsia"/>
                 <w:color w:val="1B1C1D"/>
                 <w:sz w:val="18"/>
                 <w:szCs w:val="18"/>
@@ -22182,14 +22330,15 @@
           <w:p>
             <w:pPr>
               <w:rPr>
-                <w:color w:val="1B1C1D"/>
-                <w:sz w:val="18"/>
-                <w:szCs w:val="18"/>
-              </w:rPr>
-            </w:pPr>
-            <w:r>
-              <w:rPr>
-                <w:rFonts w:hint="eastAsia"/>
+                <w:rFonts w:asciiTheme="minorEastAsia" w:eastAsiaTheme="minorEastAsia" w:hAnsiTheme="minorEastAsia"/>
+                <w:color w:val="1B1C1D"/>
+                <w:sz w:val="18"/>
+                <w:szCs w:val="18"/>
+              </w:rPr>
+            </w:pPr>
+            <w:r>
+              <w:rPr>
+                <w:rFonts w:asciiTheme="minorEastAsia" w:eastAsiaTheme="minorEastAsia" w:hAnsiTheme="minorEastAsia" w:hint="eastAsia"/>
                 <w:color w:val="1B1C1D"/>
                 <w:sz w:val="18"/>
                 <w:szCs w:val="18"/>
@@ -22208,15 +22357,17 @@
             <w:pPr>
               <w:jc w:val="center"/>
               <w:rPr>
-                <w:b/>
-                <w:bCs/>
-                <w:color w:val="1B1C1D"/>
-                <w:sz w:val="18"/>
-                <w:szCs w:val="18"/>
-              </w:rPr>
-            </w:pPr>
-            <w:r>
-              <w:rPr>
+                <w:rFonts w:asciiTheme="minorEastAsia" w:eastAsiaTheme="minorEastAsia" w:hAnsiTheme="minorEastAsia"/>
+                <w:b/>
+                <w:bCs/>
+                <w:color w:val="1B1C1D"/>
+                <w:sz w:val="18"/>
+                <w:szCs w:val="18"/>
+              </w:rPr>
+            </w:pPr>
+            <w:r>
+              <w:rPr>
+                <w:rFonts w:asciiTheme="minorEastAsia" w:eastAsiaTheme="minorEastAsia" w:hAnsiTheme="minorEastAsia"/>
                 <w:b/>
                 <w:bCs/>
                 <w:color w:val="1B1C1D"/>
@@ -22234,6 +22385,7 @@
           <w:p>
             <w:pPr>
               <w:rPr>
+                <w:rFonts w:asciiTheme="minorEastAsia" w:eastAsiaTheme="minorEastAsia" w:hAnsiTheme="minorEastAsia"/>
                 <w:color w:val="444746"/>
                 <w:sz w:val="18"/>
                 <w:szCs w:val="18"/>
@@ -22241,7 +22393,7 @@
             </w:pPr>
             <w:r>
               <w:rPr>
-                <w:rFonts w:hint="eastAsia"/>
+                <w:rFonts w:asciiTheme="minorEastAsia" w:eastAsiaTheme="minorEastAsia" w:hAnsiTheme="minorEastAsia" w:hint="eastAsia"/>
                 <w:color w:val="1B1C1D"/>
                 <w:sz w:val="18"/>
                 <w:szCs w:val="18"/>
@@ -22250,6 +22402,7 @@
             </w:r>
             <w:r>
               <w:rPr>
+                <w:rFonts w:asciiTheme="minorEastAsia" w:eastAsiaTheme="minorEastAsia" w:hAnsiTheme="minorEastAsia"/>
                 <w:color w:val="1B1C1D"/>
                 <w:sz w:val="18"/>
                 <w:szCs w:val="18"/>
@@ -22258,7 +22411,7 @@
             </w:r>
             <w:r>
               <w:rPr>
-                <w:rFonts w:hint="eastAsia"/>
+                <w:rFonts w:asciiTheme="minorEastAsia" w:eastAsiaTheme="minorEastAsia" w:hAnsiTheme="minorEastAsia" w:hint="eastAsia"/>
                 <w:color w:val="1B1C1D"/>
                 <w:sz w:val="18"/>
                 <w:szCs w:val="18"/>
@@ -22267,6 +22420,7 @@
             </w:r>
             <w:r>
               <w:rPr>
+                <w:rFonts w:asciiTheme="minorEastAsia" w:eastAsiaTheme="minorEastAsia" w:hAnsiTheme="minorEastAsia"/>
                 <w:color w:val="1B1C1D"/>
                 <w:sz w:val="18"/>
                 <w:szCs w:val="18"/>
@@ -22282,14 +22436,15 @@
           <w:p>
             <w:pPr>
               <w:rPr>
-                <w:color w:val="1B1C1D"/>
-                <w:sz w:val="18"/>
-                <w:szCs w:val="18"/>
-              </w:rPr>
-            </w:pPr>
-            <w:r>
-              <w:rPr>
-                <w:rFonts w:hint="eastAsia"/>
+                <w:rFonts w:asciiTheme="minorEastAsia" w:eastAsiaTheme="minorEastAsia" w:hAnsiTheme="minorEastAsia"/>
+                <w:color w:val="1B1C1D"/>
+                <w:sz w:val="18"/>
+                <w:szCs w:val="18"/>
+              </w:rPr>
+            </w:pPr>
+            <w:r>
+              <w:rPr>
+                <w:rFonts w:asciiTheme="minorEastAsia" w:eastAsiaTheme="minorEastAsia" w:hAnsiTheme="minorEastAsia" w:hint="eastAsia"/>
                 <w:color w:val="1B1C1D"/>
                 <w:sz w:val="18"/>
                 <w:szCs w:val="18"/>
@@ -22305,14 +22460,15 @@
           <w:p>
             <w:pPr>
               <w:rPr>
-                <w:color w:val="1B1C1D"/>
-                <w:sz w:val="18"/>
-                <w:szCs w:val="18"/>
-              </w:rPr>
-            </w:pPr>
-            <w:r>
-              <w:rPr>
-                <w:rFonts w:hint="eastAsia"/>
+                <w:rFonts w:asciiTheme="minorEastAsia" w:eastAsiaTheme="minorEastAsia" w:hAnsiTheme="minorEastAsia"/>
+                <w:color w:val="1B1C1D"/>
+                <w:sz w:val="18"/>
+                <w:szCs w:val="18"/>
+              </w:rPr>
+            </w:pPr>
+            <w:r>
+              <w:rPr>
+                <w:rFonts w:asciiTheme="minorEastAsia" w:eastAsiaTheme="minorEastAsia" w:hAnsiTheme="minorEastAsia" w:hint="eastAsia"/>
                 <w:color w:val="1B1C1D"/>
                 <w:sz w:val="18"/>
                 <w:szCs w:val="18"/>
@@ -22323,13 +22479,15 @@
           <w:p>
             <w:pPr>
               <w:rPr>
-                <w:color w:val="1B1C1D"/>
-                <w:sz w:val="18"/>
-                <w:szCs w:val="18"/>
-              </w:rPr>
-            </w:pPr>
-            <w:r>
-              <w:rPr>
+                <w:rFonts w:asciiTheme="minorEastAsia" w:eastAsiaTheme="minorEastAsia" w:hAnsiTheme="minorEastAsia"/>
+                <w:color w:val="1B1C1D"/>
+                <w:sz w:val="18"/>
+                <w:szCs w:val="18"/>
+              </w:rPr>
+            </w:pPr>
+            <w:r>
+              <w:rPr>
+                <w:rFonts w:asciiTheme="minorEastAsia" w:eastAsiaTheme="minorEastAsia" w:hAnsiTheme="minorEastAsia"/>
                 <w:color w:val="1B1C1D"/>
                 <w:sz w:val="18"/>
                 <w:szCs w:val="18"/>
@@ -22338,7 +22496,7 @@
             </w:r>
             <w:r>
               <w:rPr>
-                <w:rFonts w:hint="eastAsia"/>
+                <w:rFonts w:asciiTheme="minorEastAsia" w:eastAsiaTheme="minorEastAsia" w:hAnsiTheme="minorEastAsia" w:hint="eastAsia"/>
                 <w:color w:val="1B1C1D"/>
                 <w:sz w:val="18"/>
                 <w:szCs w:val="18"/>
@@ -22347,7 +22505,7 @@
             </w:r>
             <w:r>
               <w:rPr>
-                <w:rFonts w:hint="eastAsia"/>
+                <w:rFonts w:asciiTheme="minorEastAsia" w:eastAsiaTheme="minorEastAsia" w:hAnsiTheme="minorEastAsia" w:hint="eastAsia"/>
                 <w:color w:val="1B1C1D"/>
                 <w:sz w:val="18"/>
                 <w:szCs w:val="18"/>
@@ -22356,6 +22514,7 @@
             </w:r>
             <w:r>
               <w:rPr>
+                <w:rFonts w:asciiTheme="minorEastAsia" w:eastAsiaTheme="minorEastAsia" w:hAnsiTheme="minorEastAsia"/>
                 <w:color w:val="1B1C1D"/>
                 <w:sz w:val="18"/>
                 <w:szCs w:val="18"/>
@@ -22371,6 +22530,7 @@
           <w:p>
             <w:pPr>
               <w:rPr>
+                <w:rFonts w:asciiTheme="minorEastAsia" w:eastAsiaTheme="minorEastAsia" w:hAnsiTheme="minorEastAsia"/>
                 <w:color w:val="1B1C1D"/>
                 <w:sz w:val="18"/>
                 <w:szCs w:val="18"/>
@@ -22379,7 +22539,7 @@
             <w:proofErr w:type="gramStart"/>
             <w:r>
               <w:rPr>
-                <w:rFonts w:hint="eastAsia"/>
+                <w:rFonts w:asciiTheme="minorEastAsia" w:eastAsiaTheme="minorEastAsia" w:hAnsiTheme="minorEastAsia" w:hint="eastAsia"/>
                 <w:color w:val="1B1C1D"/>
                 <w:sz w:val="18"/>
                 <w:szCs w:val="18"/>
@@ -22389,6 +22549,7 @@
             <w:proofErr w:type="gramEnd"/>
             <w:r>
               <w:rPr>
+                <w:rFonts w:asciiTheme="minorEastAsia" w:eastAsiaTheme="minorEastAsia" w:hAnsiTheme="minorEastAsia"/>
                 <w:color w:val="1B1C1D"/>
                 <w:sz w:val="18"/>
                 <w:szCs w:val="18"/>
@@ -22407,16 +22568,17 @@
             <w:pPr>
               <w:jc w:val="center"/>
               <w:rPr>
-                <w:b/>
-                <w:bCs/>
-                <w:color w:val="1B1C1D"/>
-                <w:sz w:val="18"/>
-                <w:szCs w:val="18"/>
-              </w:rPr>
-            </w:pPr>
-            <w:r>
-              <w:rPr>
-                <w:rFonts w:hint="eastAsia"/>
+                <w:rFonts w:asciiTheme="minorEastAsia" w:eastAsiaTheme="minorEastAsia" w:hAnsiTheme="minorEastAsia"/>
+                <w:b/>
+                <w:bCs/>
+                <w:color w:val="1B1C1D"/>
+                <w:sz w:val="18"/>
+                <w:szCs w:val="18"/>
+              </w:rPr>
+            </w:pPr>
+            <w:r>
+              <w:rPr>
+                <w:rFonts w:asciiTheme="minorEastAsia" w:eastAsiaTheme="minorEastAsia" w:hAnsiTheme="minorEastAsia" w:hint="eastAsia"/>
                 <w:b/>
                 <w:bCs/>
                 <w:color w:val="1B1C1D"/>
@@ -22434,6 +22596,7 @@
           <w:p>
             <w:pPr>
               <w:rPr>
+                <w:rFonts w:asciiTheme="minorEastAsia" w:eastAsiaTheme="minorEastAsia" w:hAnsiTheme="minorEastAsia"/>
                 <w:color w:val="444746"/>
                 <w:sz w:val="18"/>
                 <w:szCs w:val="18"/>
@@ -22441,7 +22604,7 @@
             </w:pPr>
             <w:r>
               <w:rPr>
-                <w:rFonts w:hint="eastAsia"/>
+                <w:rFonts w:asciiTheme="minorEastAsia" w:eastAsiaTheme="minorEastAsia" w:hAnsiTheme="minorEastAsia" w:hint="eastAsia"/>
                 <w:color w:val="1B1C1D"/>
                 <w:sz w:val="18"/>
                 <w:szCs w:val="18"/>
@@ -22457,6 +22620,7 @@
           <w:p>
             <w:pPr>
               <w:rPr>
+                <w:rFonts w:asciiTheme="minorEastAsia" w:eastAsiaTheme="minorEastAsia" w:hAnsiTheme="minorEastAsia"/>
                 <w:color w:val="444746"/>
                 <w:sz w:val="18"/>
                 <w:szCs w:val="18"/>
@@ -22464,7 +22628,7 @@
             </w:pPr>
             <w:r>
               <w:rPr>
-                <w:rFonts w:hint="eastAsia"/>
+                <w:rFonts w:asciiTheme="minorEastAsia" w:eastAsiaTheme="minorEastAsia" w:hAnsiTheme="minorEastAsia" w:hint="eastAsia"/>
                 <w:color w:val="1B1C1D"/>
                 <w:sz w:val="18"/>
                 <w:szCs w:val="18"/>
@@ -22473,6 +22637,7 @@
             </w:r>
             <w:r>
               <w:rPr>
+                <w:rFonts w:asciiTheme="minorEastAsia" w:eastAsiaTheme="minorEastAsia" w:hAnsiTheme="minorEastAsia"/>
                 <w:color w:val="1B1C1D"/>
                 <w:sz w:val="18"/>
                 <w:szCs w:val="18"/>
@@ -22481,7 +22646,7 @@
             </w:r>
             <w:r>
               <w:rPr>
-                <w:rFonts w:hint="eastAsia"/>
+                <w:rFonts w:asciiTheme="minorEastAsia" w:eastAsiaTheme="minorEastAsia" w:hAnsiTheme="minorEastAsia" w:hint="eastAsia"/>
                 <w:color w:val="1B1C1D"/>
                 <w:sz w:val="18"/>
                 <w:szCs w:val="18"/>
@@ -22490,6 +22655,7 @@
             </w:r>
             <w:r>
               <w:rPr>
+                <w:rFonts w:asciiTheme="minorEastAsia" w:eastAsiaTheme="minorEastAsia" w:hAnsiTheme="minorEastAsia"/>
                 <w:color w:val="1B1C1D"/>
                 <w:sz w:val="18"/>
                 <w:szCs w:val="18"/>
@@ -22505,13 +22671,15 @@
           <w:p>
             <w:pPr>
               <w:rPr>
-                <w:color w:val="1B1C1D"/>
-                <w:sz w:val="18"/>
-                <w:szCs w:val="18"/>
-              </w:rPr>
-            </w:pPr>
-            <w:r>
-              <w:rPr>
+                <w:rFonts w:asciiTheme="minorEastAsia" w:eastAsiaTheme="minorEastAsia" w:hAnsiTheme="minorEastAsia"/>
+                <w:color w:val="1B1C1D"/>
+                <w:sz w:val="18"/>
+                <w:szCs w:val="18"/>
+              </w:rPr>
+            </w:pPr>
+            <w:r>
+              <w:rPr>
+                <w:rFonts w:asciiTheme="minorEastAsia" w:eastAsiaTheme="minorEastAsia" w:hAnsiTheme="minorEastAsia"/>
                 <w:color w:val="1B1C1D"/>
                 <w:sz w:val="18"/>
                 <w:szCs w:val="18"/>
@@ -22527,13 +22695,15 @@
           <w:p>
             <w:pPr>
               <w:rPr>
-                <w:color w:val="1B1C1D"/>
-                <w:sz w:val="18"/>
-                <w:szCs w:val="18"/>
-              </w:rPr>
-            </w:pPr>
-            <w:r>
-              <w:rPr>
+                <w:rFonts w:asciiTheme="minorEastAsia" w:eastAsiaTheme="minorEastAsia" w:hAnsiTheme="minorEastAsia"/>
+                <w:color w:val="1B1C1D"/>
+                <w:sz w:val="18"/>
+                <w:szCs w:val="18"/>
+              </w:rPr>
+            </w:pPr>
+            <w:r>
+              <w:rPr>
+                <w:rFonts w:asciiTheme="minorEastAsia" w:eastAsiaTheme="minorEastAsia" w:hAnsiTheme="minorEastAsia"/>
                 <w:color w:val="1B1C1D"/>
                 <w:sz w:val="18"/>
                 <w:szCs w:val="18"/>
@@ -22552,13 +22722,15 @@
             <w:pPr>
               <w:jc w:val="center"/>
               <w:rPr>
-                <w:color w:val="1B1C1D"/>
-                <w:sz w:val="18"/>
-                <w:szCs w:val="18"/>
-              </w:rPr>
-            </w:pPr>
-            <w:r>
-              <w:rPr>
+                <w:rFonts w:asciiTheme="minorEastAsia" w:eastAsiaTheme="minorEastAsia" w:hAnsiTheme="minorEastAsia"/>
+                <w:color w:val="1B1C1D"/>
+                <w:sz w:val="18"/>
+                <w:szCs w:val="18"/>
+              </w:rPr>
+            </w:pPr>
+            <w:r>
+              <w:rPr>
+                <w:rFonts w:asciiTheme="minorEastAsia" w:eastAsiaTheme="minorEastAsia" w:hAnsiTheme="minorEastAsia"/>
                 <w:b/>
                 <w:bCs/>
                 <w:color w:val="1B1C1D"/>
@@ -22576,14 +22748,15 @@
           <w:p>
             <w:pPr>
               <w:rPr>
-                <w:color w:val="1B1C1D"/>
-                <w:sz w:val="18"/>
-                <w:szCs w:val="18"/>
-              </w:rPr>
-            </w:pPr>
-            <w:r>
-              <w:rPr>
-                <w:rFonts w:hint="eastAsia"/>
+                <w:rFonts w:asciiTheme="minorEastAsia" w:eastAsiaTheme="minorEastAsia" w:hAnsiTheme="minorEastAsia"/>
+                <w:color w:val="1B1C1D"/>
+                <w:sz w:val="18"/>
+                <w:szCs w:val="18"/>
+              </w:rPr>
+            </w:pPr>
+            <w:r>
+              <w:rPr>
+                <w:rFonts w:asciiTheme="minorEastAsia" w:eastAsiaTheme="minorEastAsia" w:hAnsiTheme="minorEastAsia" w:hint="eastAsia"/>
                 <w:color w:val="1B1C1D"/>
                 <w:sz w:val="18"/>
                 <w:szCs w:val="18"/>
@@ -22592,6 +22765,7 @@
             </w:r>
             <w:r>
               <w:rPr>
+                <w:rFonts w:asciiTheme="minorEastAsia" w:eastAsiaTheme="minorEastAsia" w:hAnsiTheme="minorEastAsia"/>
                 <w:color w:val="1B1C1D"/>
                 <w:sz w:val="18"/>
                 <w:szCs w:val="18"/>
@@ -22600,7 +22774,7 @@
             </w:r>
             <w:r>
               <w:rPr>
-                <w:rFonts w:hint="eastAsia"/>
+                <w:rFonts w:asciiTheme="minorEastAsia" w:eastAsiaTheme="minorEastAsia" w:hAnsiTheme="minorEastAsia" w:hint="eastAsia"/>
                 <w:color w:val="1B1C1D"/>
                 <w:sz w:val="18"/>
                 <w:szCs w:val="18"/>
@@ -22609,6 +22783,7 @@
             </w:r>
             <w:r>
               <w:rPr>
+                <w:rFonts w:asciiTheme="minorEastAsia" w:eastAsiaTheme="minorEastAsia" w:hAnsiTheme="minorEastAsia"/>
                 <w:color w:val="1B1C1D"/>
                 <w:sz w:val="18"/>
                 <w:szCs w:val="18"/>
@@ -22624,14 +22799,15 @@
           <w:p>
             <w:pPr>
               <w:rPr>
-                <w:color w:val="1B1C1D"/>
-                <w:sz w:val="18"/>
-                <w:szCs w:val="18"/>
-              </w:rPr>
-            </w:pPr>
-            <w:r>
-              <w:rPr>
-                <w:rFonts w:hint="eastAsia"/>
+                <w:rFonts w:asciiTheme="minorEastAsia" w:eastAsiaTheme="minorEastAsia" w:hAnsiTheme="minorEastAsia"/>
+                <w:color w:val="1B1C1D"/>
+                <w:sz w:val="18"/>
+                <w:szCs w:val="18"/>
+              </w:rPr>
+            </w:pPr>
+            <w:r>
+              <w:rPr>
+                <w:rFonts w:asciiTheme="minorEastAsia" w:eastAsiaTheme="minorEastAsia" w:hAnsiTheme="minorEastAsia" w:hint="eastAsia"/>
                 <w:color w:val="1B1C1D"/>
                 <w:sz w:val="18"/>
                 <w:szCs w:val="18"/>
@@ -22640,6 +22816,7 @@
             </w:r>
             <w:r>
               <w:rPr>
+                <w:rFonts w:asciiTheme="minorEastAsia" w:eastAsiaTheme="minorEastAsia" w:hAnsiTheme="minorEastAsia"/>
                 <w:color w:val="1B1C1D"/>
                 <w:sz w:val="18"/>
                 <w:szCs w:val="18"/>
@@ -22648,7 +22825,7 @@
             </w:r>
             <w:r>
               <w:rPr>
-                <w:rFonts w:hint="eastAsia"/>
+                <w:rFonts w:asciiTheme="minorEastAsia" w:eastAsiaTheme="minorEastAsia" w:hAnsiTheme="minorEastAsia" w:hint="eastAsia"/>
                 <w:color w:val="1B1C1D"/>
                 <w:sz w:val="18"/>
                 <w:szCs w:val="18"/>
@@ -22657,6 +22834,7 @@
             </w:r>
             <w:r>
               <w:rPr>
+                <w:rFonts w:asciiTheme="minorEastAsia" w:eastAsiaTheme="minorEastAsia" w:hAnsiTheme="minorEastAsia"/>
                 <w:color w:val="1B1C1D"/>
                 <w:sz w:val="18"/>
                 <w:szCs w:val="18"/>
@@ -22672,14 +22850,15 @@
           <w:p>
             <w:pPr>
               <w:rPr>
-                <w:color w:val="1B1C1D"/>
-                <w:sz w:val="18"/>
-                <w:szCs w:val="18"/>
-              </w:rPr>
-            </w:pPr>
-            <w:r>
-              <w:rPr>
-                <w:rFonts w:hint="eastAsia"/>
+                <w:rFonts w:asciiTheme="minorEastAsia" w:eastAsiaTheme="minorEastAsia" w:hAnsiTheme="minorEastAsia"/>
+                <w:color w:val="1B1C1D"/>
+                <w:sz w:val="18"/>
+                <w:szCs w:val="18"/>
+              </w:rPr>
+            </w:pPr>
+            <w:r>
+              <w:rPr>
+                <w:rFonts w:asciiTheme="minorEastAsia" w:eastAsiaTheme="minorEastAsia" w:hAnsiTheme="minorEastAsia" w:hint="eastAsia"/>
                 <w:color w:val="1B1C1D"/>
                 <w:sz w:val="18"/>
                 <w:szCs w:val="18"/>
@@ -22688,6 +22867,7 @@
             </w:r>
             <w:r>
               <w:rPr>
+                <w:rFonts w:asciiTheme="minorEastAsia" w:eastAsiaTheme="minorEastAsia" w:hAnsiTheme="minorEastAsia"/>
                 <w:color w:val="1B1C1D"/>
                 <w:sz w:val="18"/>
                 <w:szCs w:val="18"/>
@@ -22703,14 +22883,15 @@
           <w:p>
             <w:pPr>
               <w:rPr>
-                <w:color w:val="1B1C1D"/>
-                <w:sz w:val="18"/>
-                <w:szCs w:val="18"/>
-              </w:rPr>
-            </w:pPr>
-            <w:r>
-              <w:rPr>
-                <w:rFonts w:hint="eastAsia"/>
+                <w:rFonts w:asciiTheme="minorEastAsia" w:eastAsiaTheme="minorEastAsia" w:hAnsiTheme="minorEastAsia"/>
+                <w:color w:val="1B1C1D"/>
+                <w:sz w:val="18"/>
+                <w:szCs w:val="18"/>
+              </w:rPr>
+            </w:pPr>
+            <w:r>
+              <w:rPr>
+                <w:rFonts w:asciiTheme="minorEastAsia" w:eastAsiaTheme="minorEastAsia" w:hAnsiTheme="minorEastAsia" w:hint="eastAsia"/>
                 <w:color w:val="1B1C1D"/>
                 <w:sz w:val="18"/>
                 <w:szCs w:val="18"/>
@@ -22719,6 +22900,7 @@
             </w:r>
             <w:r>
               <w:rPr>
+                <w:rFonts w:asciiTheme="minorEastAsia" w:eastAsiaTheme="minorEastAsia" w:hAnsiTheme="minorEastAsia"/>
                 <w:color w:val="1B1C1D"/>
                 <w:sz w:val="18"/>
                 <w:szCs w:val="18"/>
@@ -22727,7 +22909,7 @@
             </w:r>
             <w:r>
               <w:rPr>
-                <w:rFonts w:hint="eastAsia"/>
+                <w:rFonts w:asciiTheme="minorEastAsia" w:eastAsiaTheme="minorEastAsia" w:hAnsiTheme="minorEastAsia" w:hint="eastAsia"/>
                 <w:color w:val="1B1C1D"/>
                 <w:sz w:val="18"/>
                 <w:szCs w:val="18"/>
@@ -22736,6 +22918,7 @@
             </w:r>
             <w:r>
               <w:rPr>
+                <w:rFonts w:asciiTheme="minorEastAsia" w:eastAsiaTheme="minorEastAsia" w:hAnsiTheme="minorEastAsia"/>
                 <w:color w:val="1B1C1D"/>
                 <w:sz w:val="18"/>
                 <w:szCs w:val="18"/>
@@ -22744,7 +22927,7 @@
             </w:r>
             <w:r>
               <w:rPr>
-                <w:rFonts w:hint="eastAsia"/>
+                <w:rFonts w:asciiTheme="minorEastAsia" w:eastAsiaTheme="minorEastAsia" w:hAnsiTheme="minorEastAsia" w:hint="eastAsia"/>
                 <w:color w:val="1B1C1D"/>
                 <w:sz w:val="18"/>
                 <w:szCs w:val="18"/>
@@ -29956,7 +30139,7 @@
               </w:rPr>
               <w:lastRenderedPageBreak/>
               <w:drawing>
-                <wp:inline distT="0" distB="0" distL="0" distR="0" wp14:anchorId="268B9247" wp14:editId="4896177F">
+                <wp:inline distT="0" distB="0" distL="0" distR="0" wp14:anchorId="268B9247" wp14:editId="405F26D1">
                   <wp:extent cx="5572340" cy="2273757"/>
                   <wp:effectExtent l="0" t="0" r="0" b="0"/>
                   <wp:docPr id="1074" name="shape1074"/>
@@ -30234,7 +30417,7 @@
                 <w:noProof/>
               </w:rPr>
               <w:drawing>
-                <wp:inline distT="0" distB="0" distL="0" distR="0" wp14:anchorId="270EF7E7" wp14:editId="5356EB84">
+                <wp:inline distT="0" distB="0" distL="0" distR="0" wp14:anchorId="270EF7E7" wp14:editId="56B03146">
                   <wp:extent cx="5477575" cy="2258756"/>
                   <wp:effectExtent l="0" t="0" r="0" b="0"/>
                   <wp:docPr id="1075" name="shape1075"/>
@@ -30513,7 +30696,7 @@
               </w:rPr>
               <w:lastRenderedPageBreak/>
               <w:drawing>
-                <wp:inline distT="0" distB="0" distL="0" distR="0" wp14:anchorId="04448FA6" wp14:editId="07B2042D">
+                <wp:inline distT="0" distB="0" distL="0" distR="0" wp14:anchorId="04448FA6" wp14:editId="0FCA15BA">
                   <wp:extent cx="5483388" cy="2693701"/>
                   <wp:effectExtent l="0" t="0" r="0" b="0"/>
                   <wp:docPr id="1076" name="shape1076"/>
@@ -32662,7 +32845,7 @@
                 <w:noProof/>
               </w:rPr>
               <w:drawing>
-                <wp:anchor distT="0" distB="0" distL="0" distR="0" simplePos="0" relativeHeight="251689984" behindDoc="0" locked="0" layoutInCell="1" hidden="0" allowOverlap="1" wp14:anchorId="072B33CE" wp14:editId="764D1F2D">
+                <wp:anchor distT="0" distB="0" distL="0" distR="0" simplePos="0" relativeHeight="251689984" behindDoc="0" locked="0" layoutInCell="1" hidden="0" allowOverlap="1" wp14:anchorId="072B33CE" wp14:editId="613A2C80">
                   <wp:simplePos x="0" y="0"/>
                   <wp:positionH relativeFrom="column">
                     <wp:posOffset>124810</wp:posOffset>
@@ -32993,7 +33176,7 @@
                 <w:noProof/>
               </w:rPr>
               <w:drawing>
-                <wp:anchor distT="0" distB="0" distL="0" distR="0" simplePos="0" relativeHeight="251691008" behindDoc="0" locked="0" layoutInCell="1" hidden="0" allowOverlap="1" wp14:anchorId="024DB935" wp14:editId="3E6CFDB0">
+                <wp:anchor distT="0" distB="0" distL="0" distR="0" simplePos="0" relativeHeight="251691008" behindDoc="0" locked="0" layoutInCell="1" hidden="0" allowOverlap="1" wp14:anchorId="024DB935" wp14:editId="1222EF11">
                   <wp:simplePos x="0" y="0"/>
                   <wp:positionH relativeFrom="column">
                     <wp:posOffset>85396</wp:posOffset>
@@ -33401,7 +33584,7 @@
                 <w:noProof/>
               </w:rPr>
               <w:drawing>
-                <wp:anchor distT="0" distB="0" distL="0" distR="0" simplePos="0" relativeHeight="251692032" behindDoc="0" locked="0" layoutInCell="1" hidden="0" allowOverlap="1" wp14:anchorId="38933882" wp14:editId="74821BAF">
+                <wp:anchor distT="0" distB="0" distL="0" distR="0" simplePos="0" relativeHeight="251692032" behindDoc="0" locked="0" layoutInCell="1" hidden="0" allowOverlap="1" wp14:anchorId="38933882" wp14:editId="06EECC5E">
                   <wp:simplePos x="0" y="0"/>
                   <wp:positionH relativeFrom="column">
                     <wp:posOffset>122903</wp:posOffset>
@@ -42319,7 +42502,7 @@
                 <w:noProof/>
               </w:rPr>
               <w:drawing>
-                <wp:inline distT="0" distB="0" distL="0" distR="0" wp14:anchorId="36B623A9" wp14:editId="3665A545">
+                <wp:inline distT="0" distB="0" distL="0" distR="0" wp14:anchorId="36B623A9" wp14:editId="4F6C4062">
                   <wp:extent cx="1813179" cy="3181985"/>
                   <wp:effectExtent l="0" t="0" r="0" b="0"/>
                   <wp:docPr id="1114" name="shape1114"/>
@@ -43966,7 +44149,7 @@
   <w:style w:type="paragraph" w:default="1" w:styleId="a">
     <w:name w:val="Normal"/>
     <w:qFormat/>
-    <w:rsid w:val="004D7588"/>
+    <w:rsid w:val="004276EA"/>
     <w:rPr>
       <w:rFonts w:ascii="맑은 고딕" w:eastAsia="맑은 고딕" w:hAnsi="맑은 고딕" w:cs="맑은 고딕"/>
       <w:lang w:eastAsia="ko-KR"/>
